--- a/List_event.docx
+++ b/List_event.docx
@@ -5331,6 +5331,7580 @@
         </w:tc>
       </w:tr>
     </w:tbl>
+    <w:p>
+      <w:pPr>
+        <w:rPr>
+          <w:lang w:val="en-IN"/>
+        </w:rPr>
+      </w:pPr>
+    </w:p>
+    <w:p>
+      <w:pPr>
+        <w:rPr>
+          <w:lang w:val="en-IN"/>
+        </w:rPr>
+      </w:pPr>
+    </w:p>
+    <w:p>
+      <w:pPr>
+        <w:rPr>
+          <w:lang w:val="en-IN"/>
+        </w:rPr>
+      </w:pPr>
+    </w:p>
+    <w:p>
+      <w:pPr>
+        <w:rPr>
+          <w:lang w:val="en-IN"/>
+        </w:rPr>
+      </w:pPr>
+    </w:p>
+    <w:p>
+      <w:pPr>
+        <w:rPr>
+          <w:lang w:val="en-IN"/>
+        </w:rPr>
+      </w:pPr>
+    </w:p>
+    <w:p>
+      <w:pPr>
+        <w:rPr>
+          <w:lang w:val="en-IN"/>
+        </w:rPr>
+      </w:pPr>
+    </w:p>
+    <w:p>
+      <w:pPr>
+        <w:rPr>
+          <w:lang w:val="en-IN"/>
+        </w:rPr>
+      </w:pPr>
+    </w:p>
+    <w:p>
+      <w:pPr>
+        <w:rPr>
+          <w:lang w:val="en-IN"/>
+        </w:rPr>
+      </w:pPr>
+    </w:p>
+    <w:p>
+      <w:pPr>
+        <w:rPr>
+          <w:lang w:val="en-IN"/>
+        </w:rPr>
+      </w:pPr>
+    </w:p>
+    <w:p>
+      <w:pPr>
+        <w:rPr>
+          <w:lang w:val="en-IN"/>
+        </w:rPr>
+      </w:pPr>
+    </w:p>
+    <w:p>
+      <w:pPr>
+        <w:rPr>
+          <w:lang w:val="en-IN"/>
+        </w:rPr>
+      </w:pPr>
+    </w:p>
+    <w:p>
+      <w:pPr>
+        <w:rPr>
+          <w:lang w:val="en-IN"/>
+        </w:rPr>
+      </w:pPr>
+    </w:p>
+    <w:p>
+      <w:pPr>
+        <w:spacing w:before="100" w:beforeAutospacing="1" w:after="100" w:afterAutospacing="1" w:line="240" w:lineRule="auto"/>
+        <w:outlineLvl w:val="0"/>
+        <w:rPr>
+          <w:rFonts w:ascii="Times New Roman" w:eastAsia="Times New Roman" w:hAnsi="Times New Roman" w:cs="Times New Roman"/>
+          <w:b/>
+          <w:bCs/>
+          <w:kern w:val="36"/>
+          <w:sz w:val="48"/>
+          <w:szCs w:val="48"/>
+          <w:lang w:bidi="ar-SA"/>
+        </w:rPr>
+      </w:pPr>
+      <w:r>
+        <w:rPr>
+          <w:rFonts w:ascii="Times New Roman" w:eastAsia="Times New Roman" w:hAnsi="Times New Roman" w:cs="Times New Roman"/>
+          <w:b/>
+          <w:bCs/>
+          <w:kern w:val="36"/>
+          <w:sz w:val="48"/>
+          <w:szCs w:val="48"/>
+          <w:lang w:bidi="ar-SA"/>
+        </w:rPr>
+        <w:lastRenderedPageBreak/>
+        <w:t>1</w:t>
+      </w:r>
+      <w:r>
+        <w:rPr>
+          <w:rFonts w:ascii="Cambria" w:eastAsia="Times New Roman" w:hAnsi="Cambria" w:cs="Cambria"/>
+          <w:b/>
+          <w:bCs/>
+          <w:kern w:val="36"/>
+          <w:sz w:val="48"/>
+          <w:szCs w:val="48"/>
+          <w:lang w:bidi="ar-SA"/>
+        </w:rPr>
+        <w:t>️</w:t>
+      </w:r>
+      <w:r>
+        <w:rPr>
+          <w:rFonts w:ascii="Tahoma" w:eastAsia="Times New Roman" w:hAnsi="Tahoma" w:cs="Tahoma"/>
+          <w:b/>
+          <w:bCs/>
+          <w:kern w:val="36"/>
+          <w:sz w:val="48"/>
+          <w:szCs w:val="48"/>
+          <w:lang w:bidi="ar-SA"/>
+        </w:rPr>
+        <w:t>⃣</w:t>
+      </w:r>
+      <w:r>
+        <w:rPr>
+          <w:rFonts w:ascii="Times New Roman" w:eastAsia="Times New Roman" w:hAnsi="Times New Roman" w:cs="Times New Roman"/>
+          <w:b/>
+          <w:bCs/>
+          <w:kern w:val="36"/>
+          <w:sz w:val="48"/>
+          <w:szCs w:val="48"/>
+          <w:lang w:bidi="ar-SA"/>
+        </w:rPr>
+        <w:t xml:space="preserve"> Sports Events (5)</w:t>
+      </w:r>
+    </w:p>
+    <w:tbl>
+      <w:tblPr>
+        <w:tblW w:w="0" w:type="auto"/>
+        <w:tblCellSpacing w:w="15" w:type="dxa"/>
+        <w:tblCellMar>
+          <w:top w:w="15" w:type="dxa"/>
+          <w:left w:w="15" w:type="dxa"/>
+          <w:bottom w:w="15" w:type="dxa"/>
+          <w:right w:w="15" w:type="dxa"/>
+        </w:tblCellMar>
+        <w:tblLook w:val="04A0"/>
+      </w:tblPr>
+      <w:tblGrid>
+        <w:gridCol w:w="1297"/>
+        <w:gridCol w:w="1048"/>
+        <w:gridCol w:w="525"/>
+        <w:gridCol w:w="944"/>
+        <w:gridCol w:w="1071"/>
+        <w:gridCol w:w="1287"/>
+        <w:gridCol w:w="583"/>
+        <w:gridCol w:w="1234"/>
+        <w:gridCol w:w="909"/>
+        <w:gridCol w:w="552"/>
+      </w:tblGrid>
+      <w:tr>
+        <w:trPr>
+          <w:tblHeader/>
+          <w:tblCellSpacing w:w="15" w:type="dxa"/>
+        </w:trPr>
+        <w:tc>
+          <w:tcPr>
+            <w:tcW w:w="0" w:type="auto"/>
+            <w:vAlign w:val="center"/>
+            <w:hideMark/>
+          </w:tcPr>
+          <w:p>
+            <w:pPr>
+              <w:spacing w:after="0" w:line="240" w:lineRule="auto"/>
+              <w:jc w:val="center"/>
+              <w:rPr>
+                <w:rFonts w:ascii="Times New Roman" w:eastAsia="Times New Roman" w:hAnsi="Times New Roman" w:cs="Times New Roman"/>
+                <w:b/>
+                <w:bCs/>
+                <w:sz w:val="24"/>
+                <w:szCs w:val="24"/>
+                <w:lang w:bidi="ar-SA"/>
+              </w:rPr>
+            </w:pPr>
+            <w:r>
+              <w:rPr>
+                <w:rFonts w:ascii="Times New Roman" w:eastAsia="Times New Roman" w:hAnsi="Times New Roman" w:cs="Times New Roman"/>
+                <w:b/>
+                <w:bCs/>
+                <w:sz w:val="24"/>
+                <w:szCs w:val="24"/>
+                <w:lang w:bidi="ar-SA"/>
+              </w:rPr>
+              <w:t>Title</w:t>
+            </w:r>
+          </w:p>
+        </w:tc>
+        <w:tc>
+          <w:tcPr>
+            <w:tcW w:w="0" w:type="auto"/>
+            <w:vAlign w:val="center"/>
+            <w:hideMark/>
+          </w:tcPr>
+          <w:p>
+            <w:pPr>
+              <w:spacing w:after="0" w:line="240" w:lineRule="auto"/>
+              <w:jc w:val="center"/>
+              <w:rPr>
+                <w:rFonts w:ascii="Times New Roman" w:eastAsia="Times New Roman" w:hAnsi="Times New Roman" w:cs="Times New Roman"/>
+                <w:b/>
+                <w:bCs/>
+                <w:sz w:val="24"/>
+                <w:szCs w:val="24"/>
+                <w:lang w:bidi="ar-SA"/>
+              </w:rPr>
+            </w:pPr>
+            <w:proofErr w:type="spellStart"/>
+            <w:r>
+              <w:rPr>
+                <w:rFonts w:ascii="Times New Roman" w:eastAsia="Times New Roman" w:hAnsi="Times New Roman" w:cs="Times New Roman"/>
+                <w:b/>
+                <w:bCs/>
+                <w:sz w:val="24"/>
+                <w:szCs w:val="24"/>
+                <w:lang w:bidi="ar-SA"/>
+              </w:rPr>
+              <w:t>Date_Time</w:t>
+            </w:r>
+            <w:proofErr w:type="spellEnd"/>
+          </w:p>
+        </w:tc>
+        <w:tc>
+          <w:tcPr>
+            <w:tcW w:w="0" w:type="auto"/>
+            <w:vAlign w:val="center"/>
+            <w:hideMark/>
+          </w:tcPr>
+          <w:p>
+            <w:pPr>
+              <w:spacing w:after="0" w:line="240" w:lineRule="auto"/>
+              <w:jc w:val="center"/>
+              <w:rPr>
+                <w:rFonts w:ascii="Times New Roman" w:eastAsia="Times New Roman" w:hAnsi="Times New Roman" w:cs="Times New Roman"/>
+                <w:b/>
+                <w:bCs/>
+                <w:sz w:val="24"/>
+                <w:szCs w:val="24"/>
+                <w:lang w:bidi="ar-SA"/>
+              </w:rPr>
+            </w:pPr>
+            <w:r>
+              <w:rPr>
+                <w:rFonts w:ascii="Times New Roman" w:eastAsia="Times New Roman" w:hAnsi="Times New Roman" w:cs="Times New Roman"/>
+                <w:b/>
+                <w:bCs/>
+                <w:sz w:val="24"/>
+                <w:szCs w:val="24"/>
+                <w:lang w:bidi="ar-SA"/>
+              </w:rPr>
+              <w:t>Price</w:t>
+            </w:r>
+          </w:p>
+        </w:tc>
+        <w:tc>
+          <w:tcPr>
+            <w:tcW w:w="0" w:type="auto"/>
+            <w:vAlign w:val="center"/>
+            <w:hideMark/>
+          </w:tcPr>
+          <w:p>
+            <w:pPr>
+              <w:spacing w:after="0" w:line="240" w:lineRule="auto"/>
+              <w:jc w:val="center"/>
+              <w:rPr>
+                <w:rFonts w:ascii="Times New Roman" w:eastAsia="Times New Roman" w:hAnsi="Times New Roman" w:cs="Times New Roman"/>
+                <w:b/>
+                <w:bCs/>
+                <w:sz w:val="24"/>
+                <w:szCs w:val="24"/>
+                <w:lang w:bidi="ar-SA"/>
+              </w:rPr>
+            </w:pPr>
+            <w:r>
+              <w:rPr>
+                <w:rFonts w:ascii="Times New Roman" w:eastAsia="Times New Roman" w:hAnsi="Times New Roman" w:cs="Times New Roman"/>
+                <w:b/>
+                <w:bCs/>
+                <w:sz w:val="24"/>
+                <w:szCs w:val="24"/>
+                <w:lang w:bidi="ar-SA"/>
+              </w:rPr>
+              <w:t>Location</w:t>
+            </w:r>
+          </w:p>
+        </w:tc>
+        <w:tc>
+          <w:tcPr>
+            <w:tcW w:w="0" w:type="auto"/>
+            <w:vAlign w:val="center"/>
+            <w:hideMark/>
+          </w:tcPr>
+          <w:p>
+            <w:pPr>
+              <w:spacing w:after="0" w:line="240" w:lineRule="auto"/>
+              <w:jc w:val="center"/>
+              <w:rPr>
+                <w:rFonts w:ascii="Times New Roman" w:eastAsia="Times New Roman" w:hAnsi="Times New Roman" w:cs="Times New Roman"/>
+                <w:b/>
+                <w:bCs/>
+                <w:sz w:val="24"/>
+                <w:szCs w:val="24"/>
+                <w:lang w:bidi="ar-SA"/>
+              </w:rPr>
+            </w:pPr>
+            <w:r>
+              <w:rPr>
+                <w:rFonts w:ascii="Times New Roman" w:eastAsia="Times New Roman" w:hAnsi="Times New Roman" w:cs="Times New Roman"/>
+                <w:b/>
+                <w:bCs/>
+                <w:sz w:val="24"/>
+                <w:szCs w:val="24"/>
+                <w:lang w:bidi="ar-SA"/>
+              </w:rPr>
+              <w:t>City</w:t>
+            </w:r>
+          </w:p>
+        </w:tc>
+        <w:tc>
+          <w:tcPr>
+            <w:tcW w:w="0" w:type="auto"/>
+            <w:vAlign w:val="center"/>
+            <w:hideMark/>
+          </w:tcPr>
+          <w:p>
+            <w:pPr>
+              <w:spacing w:after="0" w:line="240" w:lineRule="auto"/>
+              <w:jc w:val="center"/>
+              <w:rPr>
+                <w:rFonts w:ascii="Times New Roman" w:eastAsia="Times New Roman" w:hAnsi="Times New Roman" w:cs="Times New Roman"/>
+                <w:b/>
+                <w:bCs/>
+                <w:sz w:val="24"/>
+                <w:szCs w:val="24"/>
+                <w:lang w:bidi="ar-SA"/>
+              </w:rPr>
+            </w:pPr>
+            <w:r>
+              <w:rPr>
+                <w:rFonts w:ascii="Times New Roman" w:eastAsia="Times New Roman" w:hAnsi="Times New Roman" w:cs="Times New Roman"/>
+                <w:b/>
+                <w:bCs/>
+                <w:sz w:val="24"/>
+                <w:szCs w:val="24"/>
+                <w:lang w:bidi="ar-SA"/>
+              </w:rPr>
+              <w:t>Poster</w:t>
+            </w:r>
+          </w:p>
+        </w:tc>
+        <w:tc>
+          <w:tcPr>
+            <w:tcW w:w="0" w:type="auto"/>
+            <w:vAlign w:val="center"/>
+            <w:hideMark/>
+          </w:tcPr>
+          <w:p>
+            <w:pPr>
+              <w:spacing w:after="0" w:line="240" w:lineRule="auto"/>
+              <w:jc w:val="center"/>
+              <w:rPr>
+                <w:rFonts w:ascii="Times New Roman" w:eastAsia="Times New Roman" w:hAnsi="Times New Roman" w:cs="Times New Roman"/>
+                <w:b/>
+                <w:bCs/>
+                <w:sz w:val="24"/>
+                <w:szCs w:val="24"/>
+                <w:lang w:bidi="ar-SA"/>
+              </w:rPr>
+            </w:pPr>
+            <w:r>
+              <w:rPr>
+                <w:rFonts w:ascii="Times New Roman" w:eastAsia="Times New Roman" w:hAnsi="Times New Roman" w:cs="Times New Roman"/>
+                <w:b/>
+                <w:bCs/>
+                <w:sz w:val="24"/>
+                <w:szCs w:val="24"/>
+                <w:lang w:bidi="ar-SA"/>
+              </w:rPr>
+              <w:t>Event Type</w:t>
+            </w:r>
+          </w:p>
+        </w:tc>
+        <w:tc>
+          <w:tcPr>
+            <w:tcW w:w="0" w:type="auto"/>
+            <w:vAlign w:val="center"/>
+            <w:hideMark/>
+          </w:tcPr>
+          <w:p>
+            <w:pPr>
+              <w:spacing w:after="0" w:line="240" w:lineRule="auto"/>
+              <w:jc w:val="center"/>
+              <w:rPr>
+                <w:rFonts w:ascii="Times New Roman" w:eastAsia="Times New Roman" w:hAnsi="Times New Roman" w:cs="Times New Roman"/>
+                <w:b/>
+                <w:bCs/>
+                <w:sz w:val="24"/>
+                <w:szCs w:val="24"/>
+                <w:lang w:bidi="ar-SA"/>
+              </w:rPr>
+            </w:pPr>
+            <w:r>
+              <w:rPr>
+                <w:rFonts w:ascii="Times New Roman" w:eastAsia="Times New Roman" w:hAnsi="Times New Roman" w:cs="Times New Roman"/>
+                <w:b/>
+                <w:bCs/>
+                <w:sz w:val="24"/>
+                <w:szCs w:val="24"/>
+                <w:lang w:bidi="ar-SA"/>
+              </w:rPr>
+              <w:t>Description</w:t>
+            </w:r>
+          </w:p>
+        </w:tc>
+        <w:tc>
+          <w:tcPr>
+            <w:tcW w:w="0" w:type="auto"/>
+            <w:vAlign w:val="center"/>
+            <w:hideMark/>
+          </w:tcPr>
+          <w:p>
+            <w:pPr>
+              <w:spacing w:after="0" w:line="240" w:lineRule="auto"/>
+              <w:jc w:val="center"/>
+              <w:rPr>
+                <w:rFonts w:ascii="Times New Roman" w:eastAsia="Times New Roman" w:hAnsi="Times New Roman" w:cs="Times New Roman"/>
+                <w:b/>
+                <w:bCs/>
+                <w:sz w:val="24"/>
+                <w:szCs w:val="24"/>
+                <w:lang w:bidi="ar-SA"/>
+              </w:rPr>
+            </w:pPr>
+            <w:r>
+              <w:rPr>
+                <w:rFonts w:ascii="Times New Roman" w:eastAsia="Times New Roman" w:hAnsi="Times New Roman" w:cs="Times New Roman"/>
+                <w:b/>
+                <w:bCs/>
+                <w:sz w:val="24"/>
+                <w:szCs w:val="24"/>
+                <w:lang w:bidi="ar-SA"/>
+              </w:rPr>
+              <w:t>Available Seats</w:t>
+            </w:r>
+          </w:p>
+        </w:tc>
+        <w:tc>
+          <w:tcPr>
+            <w:tcW w:w="0" w:type="auto"/>
+            <w:vAlign w:val="center"/>
+            <w:hideMark/>
+          </w:tcPr>
+          <w:p>
+            <w:pPr>
+              <w:spacing w:after="0" w:line="240" w:lineRule="auto"/>
+              <w:jc w:val="center"/>
+              <w:rPr>
+                <w:rFonts w:ascii="Times New Roman" w:eastAsia="Times New Roman" w:hAnsi="Times New Roman" w:cs="Times New Roman"/>
+                <w:b/>
+                <w:bCs/>
+                <w:sz w:val="24"/>
+                <w:szCs w:val="24"/>
+                <w:lang w:bidi="ar-SA"/>
+              </w:rPr>
+            </w:pPr>
+            <w:r>
+              <w:rPr>
+                <w:rFonts w:ascii="Times New Roman" w:eastAsia="Times New Roman" w:hAnsi="Times New Roman" w:cs="Times New Roman"/>
+                <w:b/>
+                <w:bCs/>
+                <w:sz w:val="24"/>
+                <w:szCs w:val="24"/>
+                <w:lang w:bidi="ar-SA"/>
+              </w:rPr>
+              <w:t>Total Seats</w:t>
+            </w:r>
+          </w:p>
+        </w:tc>
+      </w:tr>
+      <w:tr>
+        <w:trPr>
+          <w:tblCellSpacing w:w="15" w:type="dxa"/>
+        </w:trPr>
+        <w:tc>
+          <w:tcPr>
+            <w:tcW w:w="0" w:type="auto"/>
+            <w:vAlign w:val="center"/>
+            <w:hideMark/>
+          </w:tcPr>
+          <w:p>
+            <w:pPr>
+              <w:spacing w:after="0" w:line="240" w:lineRule="auto"/>
+              <w:rPr>
+                <w:rFonts w:ascii="Times New Roman" w:eastAsia="Times New Roman" w:hAnsi="Times New Roman" w:cs="Times New Roman"/>
+                <w:sz w:val="24"/>
+                <w:szCs w:val="24"/>
+                <w:lang w:bidi="ar-SA"/>
+              </w:rPr>
+            </w:pPr>
+            <w:r>
+              <w:rPr>
+                <w:rFonts w:ascii="Times New Roman" w:eastAsia="Times New Roman" w:hAnsi="Times New Roman" w:cs="Times New Roman"/>
+                <w:sz w:val="24"/>
+                <w:szCs w:val="24"/>
+                <w:lang w:bidi="ar-SA"/>
+              </w:rPr>
+              <w:t>Badminton Championship</w:t>
+            </w:r>
+          </w:p>
+        </w:tc>
+        <w:tc>
+          <w:tcPr>
+            <w:tcW w:w="0" w:type="auto"/>
+            <w:vAlign w:val="center"/>
+            <w:hideMark/>
+          </w:tcPr>
+          <w:p>
+            <w:pPr>
+              <w:spacing w:after="0" w:line="240" w:lineRule="auto"/>
+              <w:rPr>
+                <w:rFonts w:ascii="Times New Roman" w:eastAsia="Times New Roman" w:hAnsi="Times New Roman" w:cs="Times New Roman"/>
+                <w:sz w:val="24"/>
+                <w:szCs w:val="24"/>
+                <w:lang w:bidi="ar-SA"/>
+              </w:rPr>
+            </w:pPr>
+            <w:r>
+              <w:rPr>
+                <w:rFonts w:ascii="Times New Roman" w:eastAsia="Times New Roman" w:hAnsi="Times New Roman" w:cs="Times New Roman"/>
+                <w:sz w:val="24"/>
+                <w:szCs w:val="24"/>
+                <w:lang w:bidi="ar-SA"/>
+              </w:rPr>
+              <w:t>2026-04-05 09:00:00</w:t>
+            </w:r>
+          </w:p>
+        </w:tc>
+        <w:tc>
+          <w:tcPr>
+            <w:tcW w:w="0" w:type="auto"/>
+            <w:vAlign w:val="center"/>
+            <w:hideMark/>
+          </w:tcPr>
+          <w:p>
+            <w:pPr>
+              <w:spacing w:after="0" w:line="240" w:lineRule="auto"/>
+              <w:rPr>
+                <w:rFonts w:ascii="Times New Roman" w:eastAsia="Times New Roman" w:hAnsi="Times New Roman" w:cs="Times New Roman"/>
+                <w:sz w:val="24"/>
+                <w:szCs w:val="24"/>
+                <w:lang w:bidi="ar-SA"/>
+              </w:rPr>
+            </w:pPr>
+            <w:r>
+              <w:rPr>
+                <w:rFonts w:ascii="Times New Roman" w:eastAsia="Times New Roman" w:hAnsi="Times New Roman" w:cs="Times New Roman"/>
+                <w:sz w:val="24"/>
+                <w:szCs w:val="24"/>
+                <w:lang w:bidi="ar-SA"/>
+              </w:rPr>
+              <w:t>200</w:t>
+            </w:r>
+          </w:p>
+        </w:tc>
+        <w:tc>
+          <w:tcPr>
+            <w:tcW w:w="0" w:type="auto"/>
+            <w:vAlign w:val="center"/>
+            <w:hideMark/>
+          </w:tcPr>
+          <w:p>
+            <w:pPr>
+              <w:spacing w:after="0" w:line="240" w:lineRule="auto"/>
+              <w:rPr>
+                <w:rFonts w:ascii="Times New Roman" w:eastAsia="Times New Roman" w:hAnsi="Times New Roman" w:cs="Times New Roman"/>
+                <w:sz w:val="24"/>
+                <w:szCs w:val="24"/>
+                <w:lang w:bidi="ar-SA"/>
+              </w:rPr>
+            </w:pPr>
+            <w:r>
+              <w:rPr>
+                <w:rFonts w:ascii="Times New Roman" w:eastAsia="Times New Roman" w:hAnsi="Times New Roman" w:cs="Times New Roman"/>
+                <w:sz w:val="24"/>
+                <w:szCs w:val="24"/>
+                <w:lang w:bidi="ar-SA"/>
+              </w:rPr>
+              <w:t>Indoor Sports Complex</w:t>
+            </w:r>
+          </w:p>
+        </w:tc>
+        <w:tc>
+          <w:tcPr>
+            <w:tcW w:w="0" w:type="auto"/>
+            <w:vAlign w:val="center"/>
+            <w:hideMark/>
+          </w:tcPr>
+          <w:p>
+            <w:pPr>
+              <w:spacing w:after="0" w:line="240" w:lineRule="auto"/>
+              <w:rPr>
+                <w:rFonts w:ascii="Times New Roman" w:eastAsia="Times New Roman" w:hAnsi="Times New Roman" w:cs="Times New Roman"/>
+                <w:sz w:val="24"/>
+                <w:szCs w:val="24"/>
+                <w:lang w:bidi="ar-SA"/>
+              </w:rPr>
+            </w:pPr>
+            <w:proofErr w:type="spellStart"/>
+            <w:r>
+              <w:rPr>
+                <w:rFonts w:ascii="Times New Roman" w:eastAsia="Times New Roman" w:hAnsi="Times New Roman" w:cs="Times New Roman"/>
+                <w:sz w:val="24"/>
+                <w:szCs w:val="24"/>
+                <w:lang w:bidi="ar-SA"/>
+              </w:rPr>
+              <w:t>Ahmedabad</w:t>
+            </w:r>
+            <w:proofErr w:type="spellEnd"/>
+          </w:p>
+        </w:tc>
+        <w:tc>
+          <w:tcPr>
+            <w:tcW w:w="0" w:type="auto"/>
+            <w:vAlign w:val="center"/>
+            <w:hideMark/>
+          </w:tcPr>
+          <w:p>
+            <w:pPr>
+              <w:spacing w:after="0" w:line="240" w:lineRule="auto"/>
+              <w:rPr>
+                <w:rFonts w:ascii="Times New Roman" w:eastAsia="Times New Roman" w:hAnsi="Times New Roman" w:cs="Times New Roman"/>
+                <w:sz w:val="24"/>
+                <w:szCs w:val="24"/>
+                <w:lang w:bidi="ar-SA"/>
+              </w:rPr>
+            </w:pPr>
+            <w:r>
+              <w:rPr>
+                <w:rFonts w:ascii="Times New Roman" w:eastAsia="Times New Roman" w:hAnsi="Times New Roman" w:cs="Times New Roman"/>
+                <w:sz w:val="24"/>
+                <w:szCs w:val="24"/>
+                <w:lang w:bidi="ar-SA"/>
+              </w:rPr>
+              <w:t>badminton.jpg</w:t>
+            </w:r>
+          </w:p>
+        </w:tc>
+        <w:tc>
+          <w:tcPr>
+            <w:tcW w:w="0" w:type="auto"/>
+            <w:vAlign w:val="center"/>
+            <w:hideMark/>
+          </w:tcPr>
+          <w:p>
+            <w:pPr>
+              <w:spacing w:after="0" w:line="240" w:lineRule="auto"/>
+              <w:rPr>
+                <w:rFonts w:ascii="Times New Roman" w:eastAsia="Times New Roman" w:hAnsi="Times New Roman" w:cs="Times New Roman"/>
+                <w:sz w:val="24"/>
+                <w:szCs w:val="24"/>
+                <w:lang w:bidi="ar-SA"/>
+              </w:rPr>
+            </w:pPr>
+            <w:r>
+              <w:rPr>
+                <w:rFonts w:ascii="Times New Roman" w:eastAsia="Times New Roman" w:hAnsi="Times New Roman" w:cs="Times New Roman"/>
+                <w:sz w:val="24"/>
+                <w:szCs w:val="24"/>
+                <w:lang w:bidi="ar-SA"/>
+              </w:rPr>
+              <w:t>Paid</w:t>
+            </w:r>
+          </w:p>
+        </w:tc>
+        <w:tc>
+          <w:tcPr>
+            <w:tcW w:w="0" w:type="auto"/>
+            <w:vAlign w:val="center"/>
+            <w:hideMark/>
+          </w:tcPr>
+          <w:p>
+            <w:pPr>
+              <w:spacing w:after="0" w:line="240" w:lineRule="auto"/>
+              <w:rPr>
+                <w:rFonts w:ascii="Times New Roman" w:eastAsia="Times New Roman" w:hAnsi="Times New Roman" w:cs="Times New Roman"/>
+                <w:sz w:val="24"/>
+                <w:szCs w:val="24"/>
+                <w:lang w:bidi="ar-SA"/>
+              </w:rPr>
+            </w:pPr>
+            <w:r>
+              <w:rPr>
+                <w:rFonts w:ascii="Times New Roman" w:eastAsia="Times New Roman" w:hAnsi="Times New Roman" w:cs="Times New Roman"/>
+                <w:sz w:val="24"/>
+                <w:szCs w:val="24"/>
+                <w:lang w:bidi="ar-SA"/>
+              </w:rPr>
+              <w:t>Inter-college badminton championship for singles and doubles categories.</w:t>
+            </w:r>
+          </w:p>
+        </w:tc>
+        <w:tc>
+          <w:tcPr>
+            <w:tcW w:w="0" w:type="auto"/>
+            <w:vAlign w:val="center"/>
+            <w:hideMark/>
+          </w:tcPr>
+          <w:p>
+            <w:pPr>
+              <w:spacing w:after="0" w:line="240" w:lineRule="auto"/>
+              <w:rPr>
+                <w:rFonts w:ascii="Times New Roman" w:eastAsia="Times New Roman" w:hAnsi="Times New Roman" w:cs="Times New Roman"/>
+                <w:sz w:val="24"/>
+                <w:szCs w:val="24"/>
+                <w:lang w:bidi="ar-SA"/>
+              </w:rPr>
+            </w:pPr>
+            <w:r>
+              <w:rPr>
+                <w:rFonts w:ascii="Times New Roman" w:eastAsia="Times New Roman" w:hAnsi="Times New Roman" w:cs="Times New Roman"/>
+                <w:sz w:val="24"/>
+                <w:szCs w:val="24"/>
+                <w:lang w:bidi="ar-SA"/>
+              </w:rPr>
+              <w:t>80</w:t>
+            </w:r>
+          </w:p>
+        </w:tc>
+        <w:tc>
+          <w:tcPr>
+            <w:tcW w:w="0" w:type="auto"/>
+            <w:vAlign w:val="center"/>
+            <w:hideMark/>
+          </w:tcPr>
+          <w:p>
+            <w:pPr>
+              <w:spacing w:after="0" w:line="240" w:lineRule="auto"/>
+              <w:rPr>
+                <w:rFonts w:ascii="Times New Roman" w:eastAsia="Times New Roman" w:hAnsi="Times New Roman" w:cs="Times New Roman"/>
+                <w:sz w:val="24"/>
+                <w:szCs w:val="24"/>
+                <w:lang w:bidi="ar-SA"/>
+              </w:rPr>
+            </w:pPr>
+            <w:r>
+              <w:rPr>
+                <w:rFonts w:ascii="Times New Roman" w:eastAsia="Times New Roman" w:hAnsi="Times New Roman" w:cs="Times New Roman"/>
+                <w:sz w:val="24"/>
+                <w:szCs w:val="24"/>
+                <w:lang w:bidi="ar-SA"/>
+              </w:rPr>
+              <w:t>100</w:t>
+            </w:r>
+          </w:p>
+        </w:tc>
+      </w:tr>
+      <w:tr>
+        <w:trPr>
+          <w:tblCellSpacing w:w="15" w:type="dxa"/>
+        </w:trPr>
+        <w:tc>
+          <w:tcPr>
+            <w:tcW w:w="0" w:type="auto"/>
+            <w:vAlign w:val="center"/>
+            <w:hideMark/>
+          </w:tcPr>
+          <w:p>
+            <w:pPr>
+              <w:spacing w:after="0" w:line="240" w:lineRule="auto"/>
+              <w:rPr>
+                <w:rFonts w:ascii="Times New Roman" w:eastAsia="Times New Roman" w:hAnsi="Times New Roman" w:cs="Times New Roman"/>
+                <w:sz w:val="24"/>
+                <w:szCs w:val="24"/>
+                <w:lang w:bidi="ar-SA"/>
+              </w:rPr>
+            </w:pPr>
+            <w:r>
+              <w:rPr>
+                <w:rFonts w:ascii="Times New Roman" w:eastAsia="Times New Roman" w:hAnsi="Times New Roman" w:cs="Times New Roman"/>
+                <w:sz w:val="24"/>
+                <w:szCs w:val="24"/>
+                <w:lang w:bidi="ar-SA"/>
+              </w:rPr>
+              <w:t>Basketball League</w:t>
+            </w:r>
+          </w:p>
+        </w:tc>
+        <w:tc>
+          <w:tcPr>
+            <w:tcW w:w="0" w:type="auto"/>
+            <w:vAlign w:val="center"/>
+            <w:hideMark/>
+          </w:tcPr>
+          <w:p>
+            <w:pPr>
+              <w:spacing w:after="0" w:line="240" w:lineRule="auto"/>
+              <w:rPr>
+                <w:rFonts w:ascii="Times New Roman" w:eastAsia="Times New Roman" w:hAnsi="Times New Roman" w:cs="Times New Roman"/>
+                <w:sz w:val="24"/>
+                <w:szCs w:val="24"/>
+                <w:lang w:bidi="ar-SA"/>
+              </w:rPr>
+            </w:pPr>
+            <w:r>
+              <w:rPr>
+                <w:rFonts w:ascii="Times New Roman" w:eastAsia="Times New Roman" w:hAnsi="Times New Roman" w:cs="Times New Roman"/>
+                <w:sz w:val="24"/>
+                <w:szCs w:val="24"/>
+                <w:lang w:bidi="ar-SA"/>
+              </w:rPr>
+              <w:t>2026-04-12 16:00:00</w:t>
+            </w:r>
+          </w:p>
+        </w:tc>
+        <w:tc>
+          <w:tcPr>
+            <w:tcW w:w="0" w:type="auto"/>
+            <w:vAlign w:val="center"/>
+            <w:hideMark/>
+          </w:tcPr>
+          <w:p>
+            <w:pPr>
+              <w:spacing w:after="0" w:line="240" w:lineRule="auto"/>
+              <w:rPr>
+                <w:rFonts w:ascii="Times New Roman" w:eastAsia="Times New Roman" w:hAnsi="Times New Roman" w:cs="Times New Roman"/>
+                <w:sz w:val="24"/>
+                <w:szCs w:val="24"/>
+                <w:lang w:bidi="ar-SA"/>
+              </w:rPr>
+            </w:pPr>
+            <w:r>
+              <w:rPr>
+                <w:rFonts w:ascii="Times New Roman" w:eastAsia="Times New Roman" w:hAnsi="Times New Roman" w:cs="Times New Roman"/>
+                <w:sz w:val="24"/>
+                <w:szCs w:val="24"/>
+                <w:lang w:bidi="ar-SA"/>
+              </w:rPr>
+              <w:t>150</w:t>
+            </w:r>
+          </w:p>
+        </w:tc>
+        <w:tc>
+          <w:tcPr>
+            <w:tcW w:w="0" w:type="auto"/>
+            <w:vAlign w:val="center"/>
+            <w:hideMark/>
+          </w:tcPr>
+          <w:p>
+            <w:pPr>
+              <w:spacing w:after="0" w:line="240" w:lineRule="auto"/>
+              <w:rPr>
+                <w:rFonts w:ascii="Times New Roman" w:eastAsia="Times New Roman" w:hAnsi="Times New Roman" w:cs="Times New Roman"/>
+                <w:sz w:val="24"/>
+                <w:szCs w:val="24"/>
+                <w:lang w:bidi="ar-SA"/>
+              </w:rPr>
+            </w:pPr>
+            <w:r>
+              <w:rPr>
+                <w:rFonts w:ascii="Times New Roman" w:eastAsia="Times New Roman" w:hAnsi="Times New Roman" w:cs="Times New Roman"/>
+                <w:sz w:val="24"/>
+                <w:szCs w:val="24"/>
+                <w:lang w:bidi="ar-SA"/>
+              </w:rPr>
+              <w:t>University Basketball Court</w:t>
+            </w:r>
+          </w:p>
+        </w:tc>
+        <w:tc>
+          <w:tcPr>
+            <w:tcW w:w="0" w:type="auto"/>
+            <w:vAlign w:val="center"/>
+            <w:hideMark/>
+          </w:tcPr>
+          <w:p>
+            <w:pPr>
+              <w:spacing w:after="0" w:line="240" w:lineRule="auto"/>
+              <w:rPr>
+                <w:rFonts w:ascii="Times New Roman" w:eastAsia="Times New Roman" w:hAnsi="Times New Roman" w:cs="Times New Roman"/>
+                <w:sz w:val="24"/>
+                <w:szCs w:val="24"/>
+                <w:lang w:bidi="ar-SA"/>
+              </w:rPr>
+            </w:pPr>
+            <w:proofErr w:type="spellStart"/>
+            <w:r>
+              <w:rPr>
+                <w:rFonts w:ascii="Times New Roman" w:eastAsia="Times New Roman" w:hAnsi="Times New Roman" w:cs="Times New Roman"/>
+                <w:sz w:val="24"/>
+                <w:szCs w:val="24"/>
+                <w:lang w:bidi="ar-SA"/>
+              </w:rPr>
+              <w:t>Ahmedabad</w:t>
+            </w:r>
+            <w:proofErr w:type="spellEnd"/>
+          </w:p>
+        </w:tc>
+        <w:tc>
+          <w:tcPr>
+            <w:tcW w:w="0" w:type="auto"/>
+            <w:vAlign w:val="center"/>
+            <w:hideMark/>
+          </w:tcPr>
+          <w:p>
+            <w:pPr>
+              <w:spacing w:after="0" w:line="240" w:lineRule="auto"/>
+              <w:rPr>
+                <w:rFonts w:ascii="Times New Roman" w:eastAsia="Times New Roman" w:hAnsi="Times New Roman" w:cs="Times New Roman"/>
+                <w:sz w:val="24"/>
+                <w:szCs w:val="24"/>
+                <w:lang w:bidi="ar-SA"/>
+              </w:rPr>
+            </w:pPr>
+            <w:r>
+              <w:rPr>
+                <w:rFonts w:ascii="Times New Roman" w:eastAsia="Times New Roman" w:hAnsi="Times New Roman" w:cs="Times New Roman"/>
+                <w:sz w:val="24"/>
+                <w:szCs w:val="24"/>
+                <w:lang w:bidi="ar-SA"/>
+              </w:rPr>
+              <w:t>basketball.jpg</w:t>
+            </w:r>
+          </w:p>
+        </w:tc>
+        <w:tc>
+          <w:tcPr>
+            <w:tcW w:w="0" w:type="auto"/>
+            <w:vAlign w:val="center"/>
+            <w:hideMark/>
+          </w:tcPr>
+          <w:p>
+            <w:pPr>
+              <w:spacing w:after="0" w:line="240" w:lineRule="auto"/>
+              <w:rPr>
+                <w:rFonts w:ascii="Times New Roman" w:eastAsia="Times New Roman" w:hAnsi="Times New Roman" w:cs="Times New Roman"/>
+                <w:sz w:val="24"/>
+                <w:szCs w:val="24"/>
+                <w:lang w:bidi="ar-SA"/>
+              </w:rPr>
+            </w:pPr>
+            <w:r>
+              <w:rPr>
+                <w:rFonts w:ascii="Times New Roman" w:eastAsia="Times New Roman" w:hAnsi="Times New Roman" w:cs="Times New Roman"/>
+                <w:sz w:val="24"/>
+                <w:szCs w:val="24"/>
+                <w:lang w:bidi="ar-SA"/>
+              </w:rPr>
+              <w:t>Paid</w:t>
+            </w:r>
+          </w:p>
+        </w:tc>
+        <w:tc>
+          <w:tcPr>
+            <w:tcW w:w="0" w:type="auto"/>
+            <w:vAlign w:val="center"/>
+            <w:hideMark/>
+          </w:tcPr>
+          <w:p>
+            <w:pPr>
+              <w:spacing w:after="0" w:line="240" w:lineRule="auto"/>
+              <w:rPr>
+                <w:rFonts w:ascii="Times New Roman" w:eastAsia="Times New Roman" w:hAnsi="Times New Roman" w:cs="Times New Roman"/>
+                <w:sz w:val="24"/>
+                <w:szCs w:val="24"/>
+                <w:lang w:bidi="ar-SA"/>
+              </w:rPr>
+            </w:pPr>
+            <w:r>
+              <w:rPr>
+                <w:rFonts w:ascii="Times New Roman" w:eastAsia="Times New Roman" w:hAnsi="Times New Roman" w:cs="Times New Roman"/>
+                <w:sz w:val="24"/>
+                <w:szCs w:val="24"/>
+                <w:lang w:bidi="ar-SA"/>
+              </w:rPr>
+              <w:t>Competitive basketball tournament with teams from various colleges.</w:t>
+            </w:r>
+          </w:p>
+        </w:tc>
+        <w:tc>
+          <w:tcPr>
+            <w:tcW w:w="0" w:type="auto"/>
+            <w:vAlign w:val="center"/>
+            <w:hideMark/>
+          </w:tcPr>
+          <w:p>
+            <w:pPr>
+              <w:spacing w:after="0" w:line="240" w:lineRule="auto"/>
+              <w:rPr>
+                <w:rFonts w:ascii="Times New Roman" w:eastAsia="Times New Roman" w:hAnsi="Times New Roman" w:cs="Times New Roman"/>
+                <w:sz w:val="24"/>
+                <w:szCs w:val="24"/>
+                <w:lang w:bidi="ar-SA"/>
+              </w:rPr>
+            </w:pPr>
+            <w:r>
+              <w:rPr>
+                <w:rFonts w:ascii="Times New Roman" w:eastAsia="Times New Roman" w:hAnsi="Times New Roman" w:cs="Times New Roman"/>
+                <w:sz w:val="24"/>
+                <w:szCs w:val="24"/>
+                <w:lang w:bidi="ar-SA"/>
+              </w:rPr>
+              <w:t>120</w:t>
+            </w:r>
+          </w:p>
+        </w:tc>
+        <w:tc>
+          <w:tcPr>
+            <w:tcW w:w="0" w:type="auto"/>
+            <w:vAlign w:val="center"/>
+            <w:hideMark/>
+          </w:tcPr>
+          <w:p>
+            <w:pPr>
+              <w:spacing w:after="0" w:line="240" w:lineRule="auto"/>
+              <w:rPr>
+                <w:rFonts w:ascii="Times New Roman" w:eastAsia="Times New Roman" w:hAnsi="Times New Roman" w:cs="Times New Roman"/>
+                <w:sz w:val="24"/>
+                <w:szCs w:val="24"/>
+                <w:lang w:bidi="ar-SA"/>
+              </w:rPr>
+            </w:pPr>
+            <w:r>
+              <w:rPr>
+                <w:rFonts w:ascii="Times New Roman" w:eastAsia="Times New Roman" w:hAnsi="Times New Roman" w:cs="Times New Roman"/>
+                <w:sz w:val="24"/>
+                <w:szCs w:val="24"/>
+                <w:lang w:bidi="ar-SA"/>
+              </w:rPr>
+              <w:t>150</w:t>
+            </w:r>
+          </w:p>
+        </w:tc>
+      </w:tr>
+      <w:tr>
+        <w:trPr>
+          <w:tblCellSpacing w:w="15" w:type="dxa"/>
+        </w:trPr>
+        <w:tc>
+          <w:tcPr>
+            <w:tcW w:w="0" w:type="auto"/>
+            <w:vAlign w:val="center"/>
+            <w:hideMark/>
+          </w:tcPr>
+          <w:p>
+            <w:pPr>
+              <w:spacing w:after="0" w:line="240" w:lineRule="auto"/>
+              <w:rPr>
+                <w:rFonts w:ascii="Times New Roman" w:eastAsia="Times New Roman" w:hAnsi="Times New Roman" w:cs="Times New Roman"/>
+                <w:sz w:val="24"/>
+                <w:szCs w:val="24"/>
+                <w:lang w:bidi="ar-SA"/>
+              </w:rPr>
+            </w:pPr>
+            <w:r>
+              <w:rPr>
+                <w:rFonts w:ascii="Times New Roman" w:eastAsia="Times New Roman" w:hAnsi="Times New Roman" w:cs="Times New Roman"/>
+                <w:sz w:val="24"/>
+                <w:szCs w:val="24"/>
+                <w:lang w:bidi="ar-SA"/>
+              </w:rPr>
+              <w:t>Cricket Friendly Match</w:t>
+            </w:r>
+          </w:p>
+        </w:tc>
+        <w:tc>
+          <w:tcPr>
+            <w:tcW w:w="0" w:type="auto"/>
+            <w:vAlign w:val="center"/>
+            <w:hideMark/>
+          </w:tcPr>
+          <w:p>
+            <w:pPr>
+              <w:spacing w:after="0" w:line="240" w:lineRule="auto"/>
+              <w:rPr>
+                <w:rFonts w:ascii="Times New Roman" w:eastAsia="Times New Roman" w:hAnsi="Times New Roman" w:cs="Times New Roman"/>
+                <w:sz w:val="24"/>
+                <w:szCs w:val="24"/>
+                <w:lang w:bidi="ar-SA"/>
+              </w:rPr>
+            </w:pPr>
+            <w:r>
+              <w:rPr>
+                <w:rFonts w:ascii="Times New Roman" w:eastAsia="Times New Roman" w:hAnsi="Times New Roman" w:cs="Times New Roman"/>
+                <w:sz w:val="24"/>
+                <w:szCs w:val="24"/>
+                <w:lang w:bidi="ar-SA"/>
+              </w:rPr>
+              <w:t>2026-04-20 10:00:00</w:t>
+            </w:r>
+          </w:p>
+        </w:tc>
+        <w:tc>
+          <w:tcPr>
+            <w:tcW w:w="0" w:type="auto"/>
+            <w:vAlign w:val="center"/>
+            <w:hideMark/>
+          </w:tcPr>
+          <w:p>
+            <w:pPr>
+              <w:spacing w:after="0" w:line="240" w:lineRule="auto"/>
+              <w:rPr>
+                <w:rFonts w:ascii="Times New Roman" w:eastAsia="Times New Roman" w:hAnsi="Times New Roman" w:cs="Times New Roman"/>
+                <w:sz w:val="24"/>
+                <w:szCs w:val="24"/>
+                <w:lang w:bidi="ar-SA"/>
+              </w:rPr>
+            </w:pPr>
+            <w:r>
+              <w:rPr>
+                <w:rFonts w:ascii="Times New Roman" w:eastAsia="Times New Roman" w:hAnsi="Times New Roman" w:cs="Times New Roman"/>
+                <w:sz w:val="24"/>
+                <w:szCs w:val="24"/>
+                <w:lang w:bidi="ar-SA"/>
+              </w:rPr>
+              <w:t>0</w:t>
+            </w:r>
+          </w:p>
+        </w:tc>
+        <w:tc>
+          <w:tcPr>
+            <w:tcW w:w="0" w:type="auto"/>
+            <w:vAlign w:val="center"/>
+            <w:hideMark/>
+          </w:tcPr>
+          <w:p>
+            <w:pPr>
+              <w:spacing w:after="0" w:line="240" w:lineRule="auto"/>
+              <w:rPr>
+                <w:rFonts w:ascii="Times New Roman" w:eastAsia="Times New Roman" w:hAnsi="Times New Roman" w:cs="Times New Roman"/>
+                <w:sz w:val="24"/>
+                <w:szCs w:val="24"/>
+                <w:lang w:bidi="ar-SA"/>
+              </w:rPr>
+            </w:pPr>
+            <w:r>
+              <w:rPr>
+                <w:rFonts w:ascii="Times New Roman" w:eastAsia="Times New Roman" w:hAnsi="Times New Roman" w:cs="Times New Roman"/>
+                <w:sz w:val="24"/>
+                <w:szCs w:val="24"/>
+                <w:lang w:bidi="ar-SA"/>
+              </w:rPr>
+              <w:t>City Cricket Ground</w:t>
+            </w:r>
+          </w:p>
+        </w:tc>
+        <w:tc>
+          <w:tcPr>
+            <w:tcW w:w="0" w:type="auto"/>
+            <w:vAlign w:val="center"/>
+            <w:hideMark/>
+          </w:tcPr>
+          <w:p>
+            <w:pPr>
+              <w:spacing w:after="0" w:line="240" w:lineRule="auto"/>
+              <w:rPr>
+                <w:rFonts w:ascii="Times New Roman" w:eastAsia="Times New Roman" w:hAnsi="Times New Roman" w:cs="Times New Roman"/>
+                <w:sz w:val="24"/>
+                <w:szCs w:val="24"/>
+                <w:lang w:bidi="ar-SA"/>
+              </w:rPr>
+            </w:pPr>
+            <w:proofErr w:type="spellStart"/>
+            <w:r>
+              <w:rPr>
+                <w:rFonts w:ascii="Times New Roman" w:eastAsia="Times New Roman" w:hAnsi="Times New Roman" w:cs="Times New Roman"/>
+                <w:sz w:val="24"/>
+                <w:szCs w:val="24"/>
+                <w:lang w:bidi="ar-SA"/>
+              </w:rPr>
+              <w:t>Ahmedabad</w:t>
+            </w:r>
+            <w:proofErr w:type="spellEnd"/>
+          </w:p>
+        </w:tc>
+        <w:tc>
+          <w:tcPr>
+            <w:tcW w:w="0" w:type="auto"/>
+            <w:vAlign w:val="center"/>
+            <w:hideMark/>
+          </w:tcPr>
+          <w:p>
+            <w:pPr>
+              <w:spacing w:after="0" w:line="240" w:lineRule="auto"/>
+              <w:rPr>
+                <w:rFonts w:ascii="Times New Roman" w:eastAsia="Times New Roman" w:hAnsi="Times New Roman" w:cs="Times New Roman"/>
+                <w:sz w:val="24"/>
+                <w:szCs w:val="24"/>
+                <w:lang w:bidi="ar-SA"/>
+              </w:rPr>
+            </w:pPr>
+            <w:r>
+              <w:rPr>
+                <w:rFonts w:ascii="Times New Roman" w:eastAsia="Times New Roman" w:hAnsi="Times New Roman" w:cs="Times New Roman"/>
+                <w:sz w:val="24"/>
+                <w:szCs w:val="24"/>
+                <w:lang w:bidi="ar-SA"/>
+              </w:rPr>
+              <w:t>cricket.jpg</w:t>
+            </w:r>
+          </w:p>
+        </w:tc>
+        <w:tc>
+          <w:tcPr>
+            <w:tcW w:w="0" w:type="auto"/>
+            <w:vAlign w:val="center"/>
+            <w:hideMark/>
+          </w:tcPr>
+          <w:p>
+            <w:pPr>
+              <w:spacing w:after="0" w:line="240" w:lineRule="auto"/>
+              <w:rPr>
+                <w:rFonts w:ascii="Times New Roman" w:eastAsia="Times New Roman" w:hAnsi="Times New Roman" w:cs="Times New Roman"/>
+                <w:sz w:val="24"/>
+                <w:szCs w:val="24"/>
+                <w:lang w:bidi="ar-SA"/>
+              </w:rPr>
+            </w:pPr>
+            <w:r>
+              <w:rPr>
+                <w:rFonts w:ascii="Times New Roman" w:eastAsia="Times New Roman" w:hAnsi="Times New Roman" w:cs="Times New Roman"/>
+                <w:sz w:val="24"/>
+                <w:szCs w:val="24"/>
+                <w:lang w:bidi="ar-SA"/>
+              </w:rPr>
+              <w:t>Free</w:t>
+            </w:r>
+          </w:p>
+        </w:tc>
+        <w:tc>
+          <w:tcPr>
+            <w:tcW w:w="0" w:type="auto"/>
+            <w:vAlign w:val="center"/>
+            <w:hideMark/>
+          </w:tcPr>
+          <w:p>
+            <w:pPr>
+              <w:spacing w:after="0" w:line="240" w:lineRule="auto"/>
+              <w:rPr>
+                <w:rFonts w:ascii="Times New Roman" w:eastAsia="Times New Roman" w:hAnsi="Times New Roman" w:cs="Times New Roman"/>
+                <w:sz w:val="24"/>
+                <w:szCs w:val="24"/>
+                <w:lang w:bidi="ar-SA"/>
+              </w:rPr>
+            </w:pPr>
+            <w:r>
+              <w:rPr>
+                <w:rFonts w:ascii="Times New Roman" w:eastAsia="Times New Roman" w:hAnsi="Times New Roman" w:cs="Times New Roman"/>
+                <w:sz w:val="24"/>
+                <w:szCs w:val="24"/>
+                <w:lang w:bidi="ar-SA"/>
+              </w:rPr>
+              <w:t>Friendly cricket match encouraging participation from students and staff.</w:t>
+            </w:r>
+          </w:p>
+        </w:tc>
+        <w:tc>
+          <w:tcPr>
+            <w:tcW w:w="0" w:type="auto"/>
+            <w:vAlign w:val="center"/>
+            <w:hideMark/>
+          </w:tcPr>
+          <w:p>
+            <w:pPr>
+              <w:spacing w:after="0" w:line="240" w:lineRule="auto"/>
+              <w:rPr>
+                <w:rFonts w:ascii="Times New Roman" w:eastAsia="Times New Roman" w:hAnsi="Times New Roman" w:cs="Times New Roman"/>
+                <w:sz w:val="24"/>
+                <w:szCs w:val="24"/>
+                <w:lang w:bidi="ar-SA"/>
+              </w:rPr>
+            </w:pPr>
+            <w:r>
+              <w:rPr>
+                <w:rFonts w:ascii="Times New Roman" w:eastAsia="Times New Roman" w:hAnsi="Times New Roman" w:cs="Times New Roman"/>
+                <w:sz w:val="24"/>
+                <w:szCs w:val="24"/>
+                <w:lang w:bidi="ar-SA"/>
+              </w:rPr>
+              <w:t>180</w:t>
+            </w:r>
+          </w:p>
+        </w:tc>
+        <w:tc>
+          <w:tcPr>
+            <w:tcW w:w="0" w:type="auto"/>
+            <w:vAlign w:val="center"/>
+            <w:hideMark/>
+          </w:tcPr>
+          <w:p>
+            <w:pPr>
+              <w:spacing w:after="0" w:line="240" w:lineRule="auto"/>
+              <w:rPr>
+                <w:rFonts w:ascii="Times New Roman" w:eastAsia="Times New Roman" w:hAnsi="Times New Roman" w:cs="Times New Roman"/>
+                <w:sz w:val="24"/>
+                <w:szCs w:val="24"/>
+                <w:lang w:bidi="ar-SA"/>
+              </w:rPr>
+            </w:pPr>
+            <w:r>
+              <w:rPr>
+                <w:rFonts w:ascii="Times New Roman" w:eastAsia="Times New Roman" w:hAnsi="Times New Roman" w:cs="Times New Roman"/>
+                <w:sz w:val="24"/>
+                <w:szCs w:val="24"/>
+                <w:lang w:bidi="ar-SA"/>
+              </w:rPr>
+              <w:t>200</w:t>
+            </w:r>
+          </w:p>
+        </w:tc>
+      </w:tr>
+      <w:tr>
+        <w:trPr>
+          <w:tblCellSpacing w:w="15" w:type="dxa"/>
+        </w:trPr>
+        <w:tc>
+          <w:tcPr>
+            <w:tcW w:w="0" w:type="auto"/>
+            <w:vAlign w:val="center"/>
+            <w:hideMark/>
+          </w:tcPr>
+          <w:p>
+            <w:pPr>
+              <w:spacing w:after="0" w:line="240" w:lineRule="auto"/>
+              <w:rPr>
+                <w:rFonts w:ascii="Times New Roman" w:eastAsia="Times New Roman" w:hAnsi="Times New Roman" w:cs="Times New Roman"/>
+                <w:sz w:val="24"/>
+                <w:szCs w:val="24"/>
+                <w:lang w:bidi="ar-SA"/>
+              </w:rPr>
+            </w:pPr>
+            <w:r>
+              <w:rPr>
+                <w:rFonts w:ascii="Times New Roman" w:eastAsia="Times New Roman" w:hAnsi="Times New Roman" w:cs="Times New Roman"/>
+                <w:sz w:val="24"/>
+                <w:szCs w:val="24"/>
+                <w:lang w:bidi="ar-SA"/>
+              </w:rPr>
+              <w:t>Football Knockout Cup</w:t>
+            </w:r>
+          </w:p>
+        </w:tc>
+        <w:tc>
+          <w:tcPr>
+            <w:tcW w:w="0" w:type="auto"/>
+            <w:vAlign w:val="center"/>
+            <w:hideMark/>
+          </w:tcPr>
+          <w:p>
+            <w:pPr>
+              <w:spacing w:after="0" w:line="240" w:lineRule="auto"/>
+              <w:rPr>
+                <w:rFonts w:ascii="Times New Roman" w:eastAsia="Times New Roman" w:hAnsi="Times New Roman" w:cs="Times New Roman"/>
+                <w:sz w:val="24"/>
+                <w:szCs w:val="24"/>
+                <w:lang w:bidi="ar-SA"/>
+              </w:rPr>
+            </w:pPr>
+            <w:r>
+              <w:rPr>
+                <w:rFonts w:ascii="Times New Roman" w:eastAsia="Times New Roman" w:hAnsi="Times New Roman" w:cs="Times New Roman"/>
+                <w:sz w:val="24"/>
+                <w:szCs w:val="24"/>
+                <w:lang w:bidi="ar-SA"/>
+              </w:rPr>
+              <w:t>2026-04-25 17:00:00</w:t>
+            </w:r>
+          </w:p>
+        </w:tc>
+        <w:tc>
+          <w:tcPr>
+            <w:tcW w:w="0" w:type="auto"/>
+            <w:vAlign w:val="center"/>
+            <w:hideMark/>
+          </w:tcPr>
+          <w:p>
+            <w:pPr>
+              <w:spacing w:after="0" w:line="240" w:lineRule="auto"/>
+              <w:rPr>
+                <w:rFonts w:ascii="Times New Roman" w:eastAsia="Times New Roman" w:hAnsi="Times New Roman" w:cs="Times New Roman"/>
+                <w:sz w:val="24"/>
+                <w:szCs w:val="24"/>
+                <w:lang w:bidi="ar-SA"/>
+              </w:rPr>
+            </w:pPr>
+            <w:r>
+              <w:rPr>
+                <w:rFonts w:ascii="Times New Roman" w:eastAsia="Times New Roman" w:hAnsi="Times New Roman" w:cs="Times New Roman"/>
+                <w:sz w:val="24"/>
+                <w:szCs w:val="24"/>
+                <w:lang w:bidi="ar-SA"/>
+              </w:rPr>
+              <w:t>100</w:t>
+            </w:r>
+          </w:p>
+        </w:tc>
+        <w:tc>
+          <w:tcPr>
+            <w:tcW w:w="0" w:type="auto"/>
+            <w:vAlign w:val="center"/>
+            <w:hideMark/>
+          </w:tcPr>
+          <w:p>
+            <w:pPr>
+              <w:spacing w:after="0" w:line="240" w:lineRule="auto"/>
+              <w:rPr>
+                <w:rFonts w:ascii="Times New Roman" w:eastAsia="Times New Roman" w:hAnsi="Times New Roman" w:cs="Times New Roman"/>
+                <w:sz w:val="24"/>
+                <w:szCs w:val="24"/>
+                <w:lang w:bidi="ar-SA"/>
+              </w:rPr>
+            </w:pPr>
+            <w:r>
+              <w:rPr>
+                <w:rFonts w:ascii="Times New Roman" w:eastAsia="Times New Roman" w:hAnsi="Times New Roman" w:cs="Times New Roman"/>
+                <w:sz w:val="24"/>
+                <w:szCs w:val="24"/>
+                <w:lang w:bidi="ar-SA"/>
+              </w:rPr>
+              <w:t>Sports Stadium</w:t>
+            </w:r>
+          </w:p>
+        </w:tc>
+        <w:tc>
+          <w:tcPr>
+            <w:tcW w:w="0" w:type="auto"/>
+            <w:vAlign w:val="center"/>
+            <w:hideMark/>
+          </w:tcPr>
+          <w:p>
+            <w:pPr>
+              <w:spacing w:after="0" w:line="240" w:lineRule="auto"/>
+              <w:rPr>
+                <w:rFonts w:ascii="Times New Roman" w:eastAsia="Times New Roman" w:hAnsi="Times New Roman" w:cs="Times New Roman"/>
+                <w:sz w:val="24"/>
+                <w:szCs w:val="24"/>
+                <w:lang w:bidi="ar-SA"/>
+              </w:rPr>
+            </w:pPr>
+            <w:proofErr w:type="spellStart"/>
+            <w:r>
+              <w:rPr>
+                <w:rFonts w:ascii="Times New Roman" w:eastAsia="Times New Roman" w:hAnsi="Times New Roman" w:cs="Times New Roman"/>
+                <w:sz w:val="24"/>
+                <w:szCs w:val="24"/>
+                <w:lang w:bidi="ar-SA"/>
+              </w:rPr>
+              <w:t>Ahmedabad</w:t>
+            </w:r>
+            <w:proofErr w:type="spellEnd"/>
+          </w:p>
+        </w:tc>
+        <w:tc>
+          <w:tcPr>
+            <w:tcW w:w="0" w:type="auto"/>
+            <w:vAlign w:val="center"/>
+            <w:hideMark/>
+          </w:tcPr>
+          <w:p>
+            <w:pPr>
+              <w:spacing w:after="0" w:line="240" w:lineRule="auto"/>
+              <w:rPr>
+                <w:rFonts w:ascii="Times New Roman" w:eastAsia="Times New Roman" w:hAnsi="Times New Roman" w:cs="Times New Roman"/>
+                <w:sz w:val="24"/>
+                <w:szCs w:val="24"/>
+                <w:lang w:bidi="ar-SA"/>
+              </w:rPr>
+            </w:pPr>
+            <w:r>
+              <w:rPr>
+                <w:rFonts w:ascii="Times New Roman" w:eastAsia="Times New Roman" w:hAnsi="Times New Roman" w:cs="Times New Roman"/>
+                <w:sz w:val="24"/>
+                <w:szCs w:val="24"/>
+                <w:lang w:bidi="ar-SA"/>
+              </w:rPr>
+              <w:t>football.jpg</w:t>
+            </w:r>
+          </w:p>
+        </w:tc>
+        <w:tc>
+          <w:tcPr>
+            <w:tcW w:w="0" w:type="auto"/>
+            <w:vAlign w:val="center"/>
+            <w:hideMark/>
+          </w:tcPr>
+          <w:p>
+            <w:pPr>
+              <w:spacing w:after="0" w:line="240" w:lineRule="auto"/>
+              <w:rPr>
+                <w:rFonts w:ascii="Times New Roman" w:eastAsia="Times New Roman" w:hAnsi="Times New Roman" w:cs="Times New Roman"/>
+                <w:sz w:val="24"/>
+                <w:szCs w:val="24"/>
+                <w:lang w:bidi="ar-SA"/>
+              </w:rPr>
+            </w:pPr>
+            <w:r>
+              <w:rPr>
+                <w:rFonts w:ascii="Times New Roman" w:eastAsia="Times New Roman" w:hAnsi="Times New Roman" w:cs="Times New Roman"/>
+                <w:sz w:val="24"/>
+                <w:szCs w:val="24"/>
+                <w:lang w:bidi="ar-SA"/>
+              </w:rPr>
+              <w:t>Paid</w:t>
+            </w:r>
+          </w:p>
+        </w:tc>
+        <w:tc>
+          <w:tcPr>
+            <w:tcW w:w="0" w:type="auto"/>
+            <w:vAlign w:val="center"/>
+            <w:hideMark/>
+          </w:tcPr>
+          <w:p>
+            <w:pPr>
+              <w:spacing w:after="0" w:line="240" w:lineRule="auto"/>
+              <w:rPr>
+                <w:rFonts w:ascii="Times New Roman" w:eastAsia="Times New Roman" w:hAnsi="Times New Roman" w:cs="Times New Roman"/>
+                <w:sz w:val="24"/>
+                <w:szCs w:val="24"/>
+                <w:lang w:bidi="ar-SA"/>
+              </w:rPr>
+            </w:pPr>
+            <w:r>
+              <w:rPr>
+                <w:rFonts w:ascii="Times New Roman" w:eastAsia="Times New Roman" w:hAnsi="Times New Roman" w:cs="Times New Roman"/>
+                <w:sz w:val="24"/>
+                <w:szCs w:val="24"/>
+                <w:lang w:bidi="ar-SA"/>
+              </w:rPr>
+              <w:t>Exciting football knockout tournament between college teams.</w:t>
+            </w:r>
+          </w:p>
+        </w:tc>
+        <w:tc>
+          <w:tcPr>
+            <w:tcW w:w="0" w:type="auto"/>
+            <w:vAlign w:val="center"/>
+            <w:hideMark/>
+          </w:tcPr>
+          <w:p>
+            <w:pPr>
+              <w:spacing w:after="0" w:line="240" w:lineRule="auto"/>
+              <w:rPr>
+                <w:rFonts w:ascii="Times New Roman" w:eastAsia="Times New Roman" w:hAnsi="Times New Roman" w:cs="Times New Roman"/>
+                <w:sz w:val="24"/>
+                <w:szCs w:val="24"/>
+                <w:lang w:bidi="ar-SA"/>
+              </w:rPr>
+            </w:pPr>
+            <w:r>
+              <w:rPr>
+                <w:rFonts w:ascii="Times New Roman" w:eastAsia="Times New Roman" w:hAnsi="Times New Roman" w:cs="Times New Roman"/>
+                <w:sz w:val="24"/>
+                <w:szCs w:val="24"/>
+                <w:lang w:bidi="ar-SA"/>
+              </w:rPr>
+              <w:t>140</w:t>
+            </w:r>
+          </w:p>
+        </w:tc>
+        <w:tc>
+          <w:tcPr>
+            <w:tcW w:w="0" w:type="auto"/>
+            <w:vAlign w:val="center"/>
+            <w:hideMark/>
+          </w:tcPr>
+          <w:p>
+            <w:pPr>
+              <w:spacing w:after="0" w:line="240" w:lineRule="auto"/>
+              <w:rPr>
+                <w:rFonts w:ascii="Times New Roman" w:eastAsia="Times New Roman" w:hAnsi="Times New Roman" w:cs="Times New Roman"/>
+                <w:sz w:val="24"/>
+                <w:szCs w:val="24"/>
+                <w:lang w:bidi="ar-SA"/>
+              </w:rPr>
+            </w:pPr>
+            <w:r>
+              <w:rPr>
+                <w:rFonts w:ascii="Times New Roman" w:eastAsia="Times New Roman" w:hAnsi="Times New Roman" w:cs="Times New Roman"/>
+                <w:sz w:val="24"/>
+                <w:szCs w:val="24"/>
+                <w:lang w:bidi="ar-SA"/>
+              </w:rPr>
+              <w:t>160</w:t>
+            </w:r>
+          </w:p>
+        </w:tc>
+      </w:tr>
+      <w:tr>
+        <w:trPr>
+          <w:tblCellSpacing w:w="15" w:type="dxa"/>
+        </w:trPr>
+        <w:tc>
+          <w:tcPr>
+            <w:tcW w:w="0" w:type="auto"/>
+            <w:vAlign w:val="center"/>
+            <w:hideMark/>
+          </w:tcPr>
+          <w:p>
+            <w:pPr>
+              <w:spacing w:after="0" w:line="240" w:lineRule="auto"/>
+              <w:rPr>
+                <w:rFonts w:ascii="Times New Roman" w:eastAsia="Times New Roman" w:hAnsi="Times New Roman" w:cs="Times New Roman"/>
+                <w:sz w:val="24"/>
+                <w:szCs w:val="24"/>
+                <w:lang w:bidi="ar-SA"/>
+              </w:rPr>
+            </w:pPr>
+            <w:r>
+              <w:rPr>
+                <w:rFonts w:ascii="Times New Roman" w:eastAsia="Times New Roman" w:hAnsi="Times New Roman" w:cs="Times New Roman"/>
+                <w:sz w:val="24"/>
+                <w:szCs w:val="24"/>
+                <w:lang w:bidi="ar-SA"/>
+              </w:rPr>
+              <w:t>Table Tennis Open</w:t>
+            </w:r>
+          </w:p>
+        </w:tc>
+        <w:tc>
+          <w:tcPr>
+            <w:tcW w:w="0" w:type="auto"/>
+            <w:vAlign w:val="center"/>
+            <w:hideMark/>
+          </w:tcPr>
+          <w:p>
+            <w:pPr>
+              <w:spacing w:after="0" w:line="240" w:lineRule="auto"/>
+              <w:rPr>
+                <w:rFonts w:ascii="Times New Roman" w:eastAsia="Times New Roman" w:hAnsi="Times New Roman" w:cs="Times New Roman"/>
+                <w:sz w:val="24"/>
+                <w:szCs w:val="24"/>
+                <w:lang w:bidi="ar-SA"/>
+              </w:rPr>
+            </w:pPr>
+            <w:r>
+              <w:rPr>
+                <w:rFonts w:ascii="Times New Roman" w:eastAsia="Times New Roman" w:hAnsi="Times New Roman" w:cs="Times New Roman"/>
+                <w:sz w:val="24"/>
+                <w:szCs w:val="24"/>
+                <w:lang w:bidi="ar-SA"/>
+              </w:rPr>
+              <w:t>2026-05-02 11:00:00</w:t>
+            </w:r>
+          </w:p>
+        </w:tc>
+        <w:tc>
+          <w:tcPr>
+            <w:tcW w:w="0" w:type="auto"/>
+            <w:vAlign w:val="center"/>
+            <w:hideMark/>
+          </w:tcPr>
+          <w:p>
+            <w:pPr>
+              <w:spacing w:after="0" w:line="240" w:lineRule="auto"/>
+              <w:rPr>
+                <w:rFonts w:ascii="Times New Roman" w:eastAsia="Times New Roman" w:hAnsi="Times New Roman" w:cs="Times New Roman"/>
+                <w:sz w:val="24"/>
+                <w:szCs w:val="24"/>
+                <w:lang w:bidi="ar-SA"/>
+              </w:rPr>
+            </w:pPr>
+            <w:r>
+              <w:rPr>
+                <w:rFonts w:ascii="Times New Roman" w:eastAsia="Times New Roman" w:hAnsi="Times New Roman" w:cs="Times New Roman"/>
+                <w:sz w:val="24"/>
+                <w:szCs w:val="24"/>
+                <w:lang w:bidi="ar-SA"/>
+              </w:rPr>
+              <w:t>50</w:t>
+            </w:r>
+          </w:p>
+        </w:tc>
+        <w:tc>
+          <w:tcPr>
+            <w:tcW w:w="0" w:type="auto"/>
+            <w:vAlign w:val="center"/>
+            <w:hideMark/>
+          </w:tcPr>
+          <w:p>
+            <w:pPr>
+              <w:spacing w:after="0" w:line="240" w:lineRule="auto"/>
+              <w:rPr>
+                <w:rFonts w:ascii="Times New Roman" w:eastAsia="Times New Roman" w:hAnsi="Times New Roman" w:cs="Times New Roman"/>
+                <w:sz w:val="24"/>
+                <w:szCs w:val="24"/>
+                <w:lang w:bidi="ar-SA"/>
+              </w:rPr>
+            </w:pPr>
+            <w:r>
+              <w:rPr>
+                <w:rFonts w:ascii="Times New Roman" w:eastAsia="Times New Roman" w:hAnsi="Times New Roman" w:cs="Times New Roman"/>
+                <w:sz w:val="24"/>
+                <w:szCs w:val="24"/>
+                <w:lang w:bidi="ar-SA"/>
+              </w:rPr>
+              <w:t>Indoor Games Hall</w:t>
+            </w:r>
+          </w:p>
+        </w:tc>
+        <w:tc>
+          <w:tcPr>
+            <w:tcW w:w="0" w:type="auto"/>
+            <w:vAlign w:val="center"/>
+            <w:hideMark/>
+          </w:tcPr>
+          <w:p>
+            <w:pPr>
+              <w:spacing w:after="0" w:line="240" w:lineRule="auto"/>
+              <w:rPr>
+                <w:rFonts w:ascii="Times New Roman" w:eastAsia="Times New Roman" w:hAnsi="Times New Roman" w:cs="Times New Roman"/>
+                <w:sz w:val="24"/>
+                <w:szCs w:val="24"/>
+                <w:lang w:bidi="ar-SA"/>
+              </w:rPr>
+            </w:pPr>
+            <w:proofErr w:type="spellStart"/>
+            <w:r>
+              <w:rPr>
+                <w:rFonts w:ascii="Times New Roman" w:eastAsia="Times New Roman" w:hAnsi="Times New Roman" w:cs="Times New Roman"/>
+                <w:sz w:val="24"/>
+                <w:szCs w:val="24"/>
+                <w:lang w:bidi="ar-SA"/>
+              </w:rPr>
+              <w:t>Ahmedabad</w:t>
+            </w:r>
+            <w:proofErr w:type="spellEnd"/>
+          </w:p>
+        </w:tc>
+        <w:tc>
+          <w:tcPr>
+            <w:tcW w:w="0" w:type="auto"/>
+            <w:vAlign w:val="center"/>
+            <w:hideMark/>
+          </w:tcPr>
+          <w:p>
+            <w:pPr>
+              <w:spacing w:after="0" w:line="240" w:lineRule="auto"/>
+              <w:rPr>
+                <w:rFonts w:ascii="Times New Roman" w:eastAsia="Times New Roman" w:hAnsi="Times New Roman" w:cs="Times New Roman"/>
+                <w:sz w:val="24"/>
+                <w:szCs w:val="24"/>
+                <w:lang w:bidi="ar-SA"/>
+              </w:rPr>
+            </w:pPr>
+            <w:r>
+              <w:rPr>
+                <w:rFonts w:ascii="Times New Roman" w:eastAsia="Times New Roman" w:hAnsi="Times New Roman" w:cs="Times New Roman"/>
+                <w:sz w:val="24"/>
+                <w:szCs w:val="24"/>
+                <w:lang w:bidi="ar-SA"/>
+              </w:rPr>
+              <w:t>tabletennis.jpg</w:t>
+            </w:r>
+          </w:p>
+        </w:tc>
+        <w:tc>
+          <w:tcPr>
+            <w:tcW w:w="0" w:type="auto"/>
+            <w:vAlign w:val="center"/>
+            <w:hideMark/>
+          </w:tcPr>
+          <w:p>
+            <w:pPr>
+              <w:spacing w:after="0" w:line="240" w:lineRule="auto"/>
+              <w:rPr>
+                <w:rFonts w:ascii="Times New Roman" w:eastAsia="Times New Roman" w:hAnsi="Times New Roman" w:cs="Times New Roman"/>
+                <w:sz w:val="24"/>
+                <w:szCs w:val="24"/>
+                <w:lang w:bidi="ar-SA"/>
+              </w:rPr>
+            </w:pPr>
+            <w:r>
+              <w:rPr>
+                <w:rFonts w:ascii="Times New Roman" w:eastAsia="Times New Roman" w:hAnsi="Times New Roman" w:cs="Times New Roman"/>
+                <w:sz w:val="24"/>
+                <w:szCs w:val="24"/>
+                <w:lang w:bidi="ar-SA"/>
+              </w:rPr>
+              <w:t>Paid</w:t>
+            </w:r>
+          </w:p>
+        </w:tc>
+        <w:tc>
+          <w:tcPr>
+            <w:tcW w:w="0" w:type="auto"/>
+            <w:vAlign w:val="center"/>
+            <w:hideMark/>
+          </w:tcPr>
+          <w:p>
+            <w:pPr>
+              <w:spacing w:after="0" w:line="240" w:lineRule="auto"/>
+              <w:rPr>
+                <w:rFonts w:ascii="Times New Roman" w:eastAsia="Times New Roman" w:hAnsi="Times New Roman" w:cs="Times New Roman"/>
+                <w:sz w:val="24"/>
+                <w:szCs w:val="24"/>
+                <w:lang w:bidi="ar-SA"/>
+              </w:rPr>
+            </w:pPr>
+            <w:r>
+              <w:rPr>
+                <w:rFonts w:ascii="Times New Roman" w:eastAsia="Times New Roman" w:hAnsi="Times New Roman" w:cs="Times New Roman"/>
+                <w:sz w:val="24"/>
+                <w:szCs w:val="24"/>
+                <w:lang w:bidi="ar-SA"/>
+              </w:rPr>
+              <w:t xml:space="preserve">Table tennis </w:t>
+            </w:r>
+            <w:proofErr w:type="gramStart"/>
+            <w:r>
+              <w:rPr>
+                <w:rFonts w:ascii="Times New Roman" w:eastAsia="Times New Roman" w:hAnsi="Times New Roman" w:cs="Times New Roman"/>
+                <w:sz w:val="24"/>
+                <w:szCs w:val="24"/>
+                <w:lang w:bidi="ar-SA"/>
+              </w:rPr>
+              <w:t>competition open</w:t>
+            </w:r>
+            <w:proofErr w:type="gramEnd"/>
+            <w:r>
+              <w:rPr>
+                <w:rFonts w:ascii="Times New Roman" w:eastAsia="Times New Roman" w:hAnsi="Times New Roman" w:cs="Times New Roman"/>
+                <w:sz w:val="24"/>
+                <w:szCs w:val="24"/>
+                <w:lang w:bidi="ar-SA"/>
+              </w:rPr>
+              <w:t xml:space="preserve"> for beginners and professional</w:t>
+            </w:r>
+            <w:r>
+              <w:rPr>
+                <w:rFonts w:ascii="Times New Roman" w:eastAsia="Times New Roman" w:hAnsi="Times New Roman" w:cs="Times New Roman"/>
+                <w:sz w:val="24"/>
+                <w:szCs w:val="24"/>
+                <w:lang w:bidi="ar-SA"/>
+              </w:rPr>
+              <w:lastRenderedPageBreak/>
+              <w:t>s.</w:t>
+            </w:r>
+          </w:p>
+        </w:tc>
+        <w:tc>
+          <w:tcPr>
+            <w:tcW w:w="0" w:type="auto"/>
+            <w:vAlign w:val="center"/>
+            <w:hideMark/>
+          </w:tcPr>
+          <w:p>
+            <w:pPr>
+              <w:spacing w:after="0" w:line="240" w:lineRule="auto"/>
+              <w:rPr>
+                <w:rFonts w:ascii="Times New Roman" w:eastAsia="Times New Roman" w:hAnsi="Times New Roman" w:cs="Times New Roman"/>
+                <w:sz w:val="24"/>
+                <w:szCs w:val="24"/>
+                <w:lang w:bidi="ar-SA"/>
+              </w:rPr>
+            </w:pPr>
+            <w:r>
+              <w:rPr>
+                <w:rFonts w:ascii="Times New Roman" w:eastAsia="Times New Roman" w:hAnsi="Times New Roman" w:cs="Times New Roman"/>
+                <w:sz w:val="24"/>
+                <w:szCs w:val="24"/>
+                <w:lang w:bidi="ar-SA"/>
+              </w:rPr>
+              <w:lastRenderedPageBreak/>
+              <w:t>60</w:t>
+            </w:r>
+          </w:p>
+        </w:tc>
+        <w:tc>
+          <w:tcPr>
+            <w:tcW w:w="0" w:type="auto"/>
+            <w:vAlign w:val="center"/>
+            <w:hideMark/>
+          </w:tcPr>
+          <w:p>
+            <w:pPr>
+              <w:spacing w:after="0" w:line="240" w:lineRule="auto"/>
+              <w:rPr>
+                <w:rFonts w:ascii="Times New Roman" w:eastAsia="Times New Roman" w:hAnsi="Times New Roman" w:cs="Times New Roman"/>
+                <w:sz w:val="24"/>
+                <w:szCs w:val="24"/>
+                <w:lang w:bidi="ar-SA"/>
+              </w:rPr>
+            </w:pPr>
+            <w:r>
+              <w:rPr>
+                <w:rFonts w:ascii="Times New Roman" w:eastAsia="Times New Roman" w:hAnsi="Times New Roman" w:cs="Times New Roman"/>
+                <w:sz w:val="24"/>
+                <w:szCs w:val="24"/>
+                <w:lang w:bidi="ar-SA"/>
+              </w:rPr>
+              <w:t>80</w:t>
+            </w:r>
+          </w:p>
+        </w:tc>
+      </w:tr>
+    </w:tbl>
+    <w:p>
+      <w:pPr>
+        <w:spacing w:after="0" w:line="240" w:lineRule="auto"/>
+        <w:rPr>
+          <w:rFonts w:ascii="Times New Roman" w:eastAsia="Times New Roman" w:hAnsi="Times New Roman" w:cs="Times New Roman"/>
+          <w:sz w:val="24"/>
+          <w:szCs w:val="24"/>
+          <w:lang w:bidi="ar-SA"/>
+        </w:rPr>
+      </w:pPr>
+      <w:r>
+        <w:rPr>
+          <w:rFonts w:ascii="Times New Roman" w:eastAsia="Times New Roman" w:hAnsi="Times New Roman" w:cs="Times New Roman"/>
+          <w:sz w:val="24"/>
+          <w:szCs w:val="24"/>
+          <w:lang w:bidi="ar-SA"/>
+        </w:rPr>
+        <w:lastRenderedPageBreak/>
+        <w:pict>
+          <v:rect id="_x0000_i1025" style="width:0;height:1.5pt" o:hralign="center" o:hrstd="t" o:hr="t" fillcolor="#a0a0a0" stroked="f"/>
+        </w:pict>
+      </w:r>
+    </w:p>
+    <w:p>
+      <w:pPr>
+        <w:spacing w:before="100" w:beforeAutospacing="1" w:after="100" w:afterAutospacing="1" w:line="240" w:lineRule="auto"/>
+        <w:outlineLvl w:val="0"/>
+        <w:rPr>
+          <w:rFonts w:ascii="Times New Roman" w:eastAsia="Times New Roman" w:hAnsi="Times New Roman" w:cs="Times New Roman"/>
+          <w:b/>
+          <w:bCs/>
+          <w:kern w:val="36"/>
+          <w:sz w:val="48"/>
+          <w:szCs w:val="48"/>
+          <w:lang w:bidi="ar-SA"/>
+        </w:rPr>
+      </w:pPr>
+      <w:r>
+        <w:rPr>
+          <w:rFonts w:ascii="Times New Roman" w:eastAsia="Times New Roman" w:hAnsi="Times New Roman" w:cs="Times New Roman"/>
+          <w:b/>
+          <w:bCs/>
+          <w:kern w:val="36"/>
+          <w:sz w:val="48"/>
+          <w:szCs w:val="48"/>
+          <w:lang w:bidi="ar-SA"/>
+        </w:rPr>
+        <w:t>2️</w:t>
+      </w:r>
+      <w:r>
+        <w:rPr>
+          <w:rFonts w:ascii="Tahoma" w:eastAsia="Times New Roman" w:hAnsi="Tahoma" w:cs="Tahoma"/>
+          <w:b/>
+          <w:bCs/>
+          <w:kern w:val="36"/>
+          <w:sz w:val="48"/>
+          <w:szCs w:val="48"/>
+          <w:lang w:bidi="ar-SA"/>
+        </w:rPr>
+        <w:t>⃣</w:t>
+      </w:r>
+      <w:r>
+        <w:rPr>
+          <w:rFonts w:ascii="Times New Roman" w:eastAsia="Times New Roman" w:hAnsi="Times New Roman" w:cs="Times New Roman"/>
+          <w:b/>
+          <w:bCs/>
+          <w:kern w:val="36"/>
+          <w:sz w:val="48"/>
+          <w:szCs w:val="48"/>
+          <w:lang w:bidi="ar-SA"/>
+        </w:rPr>
+        <w:t xml:space="preserve"> Cultural Events (5)</w:t>
+      </w:r>
+    </w:p>
+    <w:tbl>
+      <w:tblPr>
+        <w:tblW w:w="0" w:type="auto"/>
+        <w:tblCellSpacing w:w="15" w:type="dxa"/>
+        <w:tblCellMar>
+          <w:top w:w="15" w:type="dxa"/>
+          <w:left w:w="15" w:type="dxa"/>
+          <w:bottom w:w="15" w:type="dxa"/>
+          <w:right w:w="15" w:type="dxa"/>
+        </w:tblCellMar>
+        <w:tblLook w:val="04A0"/>
+      </w:tblPr>
+      <w:tblGrid>
+        <w:gridCol w:w="910"/>
+        <w:gridCol w:w="1059"/>
+        <w:gridCol w:w="530"/>
+        <w:gridCol w:w="1071"/>
+        <w:gridCol w:w="1082"/>
+        <w:gridCol w:w="1499"/>
+        <w:gridCol w:w="589"/>
+        <w:gridCol w:w="1235"/>
+        <w:gridCol w:w="918"/>
+        <w:gridCol w:w="557"/>
+      </w:tblGrid>
+      <w:tr>
+        <w:trPr>
+          <w:tblHeader/>
+          <w:tblCellSpacing w:w="15" w:type="dxa"/>
+        </w:trPr>
+        <w:tc>
+          <w:tcPr>
+            <w:tcW w:w="0" w:type="auto"/>
+            <w:vAlign w:val="center"/>
+            <w:hideMark/>
+          </w:tcPr>
+          <w:p>
+            <w:pPr>
+              <w:spacing w:after="0" w:line="240" w:lineRule="auto"/>
+              <w:jc w:val="center"/>
+              <w:rPr>
+                <w:rFonts w:ascii="Times New Roman" w:eastAsia="Times New Roman" w:hAnsi="Times New Roman" w:cs="Times New Roman"/>
+                <w:b/>
+                <w:bCs/>
+                <w:sz w:val="24"/>
+                <w:szCs w:val="24"/>
+                <w:lang w:bidi="ar-SA"/>
+              </w:rPr>
+            </w:pPr>
+            <w:r>
+              <w:rPr>
+                <w:rFonts w:ascii="Times New Roman" w:eastAsia="Times New Roman" w:hAnsi="Times New Roman" w:cs="Times New Roman"/>
+                <w:b/>
+                <w:bCs/>
+                <w:sz w:val="24"/>
+                <w:szCs w:val="24"/>
+                <w:lang w:bidi="ar-SA"/>
+              </w:rPr>
+              <w:t>Title</w:t>
+            </w:r>
+          </w:p>
+        </w:tc>
+        <w:tc>
+          <w:tcPr>
+            <w:tcW w:w="0" w:type="auto"/>
+            <w:vAlign w:val="center"/>
+            <w:hideMark/>
+          </w:tcPr>
+          <w:p>
+            <w:pPr>
+              <w:spacing w:after="0" w:line="240" w:lineRule="auto"/>
+              <w:jc w:val="center"/>
+              <w:rPr>
+                <w:rFonts w:ascii="Times New Roman" w:eastAsia="Times New Roman" w:hAnsi="Times New Roman" w:cs="Times New Roman"/>
+                <w:b/>
+                <w:bCs/>
+                <w:sz w:val="24"/>
+                <w:szCs w:val="24"/>
+                <w:lang w:bidi="ar-SA"/>
+              </w:rPr>
+            </w:pPr>
+            <w:proofErr w:type="spellStart"/>
+            <w:r>
+              <w:rPr>
+                <w:rFonts w:ascii="Times New Roman" w:eastAsia="Times New Roman" w:hAnsi="Times New Roman" w:cs="Times New Roman"/>
+                <w:b/>
+                <w:bCs/>
+                <w:sz w:val="24"/>
+                <w:szCs w:val="24"/>
+                <w:lang w:bidi="ar-SA"/>
+              </w:rPr>
+              <w:t>Date_Time</w:t>
+            </w:r>
+            <w:proofErr w:type="spellEnd"/>
+          </w:p>
+        </w:tc>
+        <w:tc>
+          <w:tcPr>
+            <w:tcW w:w="0" w:type="auto"/>
+            <w:vAlign w:val="center"/>
+            <w:hideMark/>
+          </w:tcPr>
+          <w:p>
+            <w:pPr>
+              <w:spacing w:after="0" w:line="240" w:lineRule="auto"/>
+              <w:jc w:val="center"/>
+              <w:rPr>
+                <w:rFonts w:ascii="Times New Roman" w:eastAsia="Times New Roman" w:hAnsi="Times New Roman" w:cs="Times New Roman"/>
+                <w:b/>
+                <w:bCs/>
+                <w:sz w:val="24"/>
+                <w:szCs w:val="24"/>
+                <w:lang w:bidi="ar-SA"/>
+              </w:rPr>
+            </w:pPr>
+            <w:r>
+              <w:rPr>
+                <w:rFonts w:ascii="Times New Roman" w:eastAsia="Times New Roman" w:hAnsi="Times New Roman" w:cs="Times New Roman"/>
+                <w:b/>
+                <w:bCs/>
+                <w:sz w:val="24"/>
+                <w:szCs w:val="24"/>
+                <w:lang w:bidi="ar-SA"/>
+              </w:rPr>
+              <w:t>Price</w:t>
+            </w:r>
+          </w:p>
+        </w:tc>
+        <w:tc>
+          <w:tcPr>
+            <w:tcW w:w="0" w:type="auto"/>
+            <w:vAlign w:val="center"/>
+            <w:hideMark/>
+          </w:tcPr>
+          <w:p>
+            <w:pPr>
+              <w:spacing w:after="0" w:line="240" w:lineRule="auto"/>
+              <w:jc w:val="center"/>
+              <w:rPr>
+                <w:rFonts w:ascii="Times New Roman" w:eastAsia="Times New Roman" w:hAnsi="Times New Roman" w:cs="Times New Roman"/>
+                <w:b/>
+                <w:bCs/>
+                <w:sz w:val="24"/>
+                <w:szCs w:val="24"/>
+                <w:lang w:bidi="ar-SA"/>
+              </w:rPr>
+            </w:pPr>
+            <w:r>
+              <w:rPr>
+                <w:rFonts w:ascii="Times New Roman" w:eastAsia="Times New Roman" w:hAnsi="Times New Roman" w:cs="Times New Roman"/>
+                <w:b/>
+                <w:bCs/>
+                <w:sz w:val="24"/>
+                <w:szCs w:val="24"/>
+                <w:lang w:bidi="ar-SA"/>
+              </w:rPr>
+              <w:t>Location</w:t>
+            </w:r>
+          </w:p>
+        </w:tc>
+        <w:tc>
+          <w:tcPr>
+            <w:tcW w:w="0" w:type="auto"/>
+            <w:vAlign w:val="center"/>
+            <w:hideMark/>
+          </w:tcPr>
+          <w:p>
+            <w:pPr>
+              <w:spacing w:after="0" w:line="240" w:lineRule="auto"/>
+              <w:jc w:val="center"/>
+              <w:rPr>
+                <w:rFonts w:ascii="Times New Roman" w:eastAsia="Times New Roman" w:hAnsi="Times New Roman" w:cs="Times New Roman"/>
+                <w:b/>
+                <w:bCs/>
+                <w:sz w:val="24"/>
+                <w:szCs w:val="24"/>
+                <w:lang w:bidi="ar-SA"/>
+              </w:rPr>
+            </w:pPr>
+            <w:r>
+              <w:rPr>
+                <w:rFonts w:ascii="Times New Roman" w:eastAsia="Times New Roman" w:hAnsi="Times New Roman" w:cs="Times New Roman"/>
+                <w:b/>
+                <w:bCs/>
+                <w:sz w:val="24"/>
+                <w:szCs w:val="24"/>
+                <w:lang w:bidi="ar-SA"/>
+              </w:rPr>
+              <w:t>City</w:t>
+            </w:r>
+          </w:p>
+        </w:tc>
+        <w:tc>
+          <w:tcPr>
+            <w:tcW w:w="0" w:type="auto"/>
+            <w:vAlign w:val="center"/>
+            <w:hideMark/>
+          </w:tcPr>
+          <w:p>
+            <w:pPr>
+              <w:spacing w:after="0" w:line="240" w:lineRule="auto"/>
+              <w:jc w:val="center"/>
+              <w:rPr>
+                <w:rFonts w:ascii="Times New Roman" w:eastAsia="Times New Roman" w:hAnsi="Times New Roman" w:cs="Times New Roman"/>
+                <w:b/>
+                <w:bCs/>
+                <w:sz w:val="24"/>
+                <w:szCs w:val="24"/>
+                <w:lang w:bidi="ar-SA"/>
+              </w:rPr>
+            </w:pPr>
+            <w:r>
+              <w:rPr>
+                <w:rFonts w:ascii="Times New Roman" w:eastAsia="Times New Roman" w:hAnsi="Times New Roman" w:cs="Times New Roman"/>
+                <w:b/>
+                <w:bCs/>
+                <w:sz w:val="24"/>
+                <w:szCs w:val="24"/>
+                <w:lang w:bidi="ar-SA"/>
+              </w:rPr>
+              <w:t>Poster</w:t>
+            </w:r>
+          </w:p>
+        </w:tc>
+        <w:tc>
+          <w:tcPr>
+            <w:tcW w:w="0" w:type="auto"/>
+            <w:vAlign w:val="center"/>
+            <w:hideMark/>
+          </w:tcPr>
+          <w:p>
+            <w:pPr>
+              <w:spacing w:after="0" w:line="240" w:lineRule="auto"/>
+              <w:jc w:val="center"/>
+              <w:rPr>
+                <w:rFonts w:ascii="Times New Roman" w:eastAsia="Times New Roman" w:hAnsi="Times New Roman" w:cs="Times New Roman"/>
+                <w:b/>
+                <w:bCs/>
+                <w:sz w:val="24"/>
+                <w:szCs w:val="24"/>
+                <w:lang w:bidi="ar-SA"/>
+              </w:rPr>
+            </w:pPr>
+            <w:r>
+              <w:rPr>
+                <w:rFonts w:ascii="Times New Roman" w:eastAsia="Times New Roman" w:hAnsi="Times New Roman" w:cs="Times New Roman"/>
+                <w:b/>
+                <w:bCs/>
+                <w:sz w:val="24"/>
+                <w:szCs w:val="24"/>
+                <w:lang w:bidi="ar-SA"/>
+              </w:rPr>
+              <w:t>Event Type</w:t>
+            </w:r>
+          </w:p>
+        </w:tc>
+        <w:tc>
+          <w:tcPr>
+            <w:tcW w:w="0" w:type="auto"/>
+            <w:vAlign w:val="center"/>
+            <w:hideMark/>
+          </w:tcPr>
+          <w:p>
+            <w:pPr>
+              <w:spacing w:after="0" w:line="240" w:lineRule="auto"/>
+              <w:jc w:val="center"/>
+              <w:rPr>
+                <w:rFonts w:ascii="Times New Roman" w:eastAsia="Times New Roman" w:hAnsi="Times New Roman" w:cs="Times New Roman"/>
+                <w:b/>
+                <w:bCs/>
+                <w:sz w:val="24"/>
+                <w:szCs w:val="24"/>
+                <w:lang w:bidi="ar-SA"/>
+              </w:rPr>
+            </w:pPr>
+            <w:r>
+              <w:rPr>
+                <w:rFonts w:ascii="Times New Roman" w:eastAsia="Times New Roman" w:hAnsi="Times New Roman" w:cs="Times New Roman"/>
+                <w:b/>
+                <w:bCs/>
+                <w:sz w:val="24"/>
+                <w:szCs w:val="24"/>
+                <w:lang w:bidi="ar-SA"/>
+              </w:rPr>
+              <w:t>Description</w:t>
+            </w:r>
+          </w:p>
+        </w:tc>
+        <w:tc>
+          <w:tcPr>
+            <w:tcW w:w="0" w:type="auto"/>
+            <w:vAlign w:val="center"/>
+            <w:hideMark/>
+          </w:tcPr>
+          <w:p>
+            <w:pPr>
+              <w:spacing w:after="0" w:line="240" w:lineRule="auto"/>
+              <w:jc w:val="center"/>
+              <w:rPr>
+                <w:rFonts w:ascii="Times New Roman" w:eastAsia="Times New Roman" w:hAnsi="Times New Roman" w:cs="Times New Roman"/>
+                <w:b/>
+                <w:bCs/>
+                <w:sz w:val="24"/>
+                <w:szCs w:val="24"/>
+                <w:lang w:bidi="ar-SA"/>
+              </w:rPr>
+            </w:pPr>
+            <w:r>
+              <w:rPr>
+                <w:rFonts w:ascii="Times New Roman" w:eastAsia="Times New Roman" w:hAnsi="Times New Roman" w:cs="Times New Roman"/>
+                <w:b/>
+                <w:bCs/>
+                <w:sz w:val="24"/>
+                <w:szCs w:val="24"/>
+                <w:lang w:bidi="ar-SA"/>
+              </w:rPr>
+              <w:t>Available Seats</w:t>
+            </w:r>
+          </w:p>
+        </w:tc>
+        <w:tc>
+          <w:tcPr>
+            <w:tcW w:w="0" w:type="auto"/>
+            <w:vAlign w:val="center"/>
+            <w:hideMark/>
+          </w:tcPr>
+          <w:p>
+            <w:pPr>
+              <w:spacing w:after="0" w:line="240" w:lineRule="auto"/>
+              <w:jc w:val="center"/>
+              <w:rPr>
+                <w:rFonts w:ascii="Times New Roman" w:eastAsia="Times New Roman" w:hAnsi="Times New Roman" w:cs="Times New Roman"/>
+                <w:b/>
+                <w:bCs/>
+                <w:sz w:val="24"/>
+                <w:szCs w:val="24"/>
+                <w:lang w:bidi="ar-SA"/>
+              </w:rPr>
+            </w:pPr>
+            <w:r>
+              <w:rPr>
+                <w:rFonts w:ascii="Times New Roman" w:eastAsia="Times New Roman" w:hAnsi="Times New Roman" w:cs="Times New Roman"/>
+                <w:b/>
+                <w:bCs/>
+                <w:sz w:val="24"/>
+                <w:szCs w:val="24"/>
+                <w:lang w:bidi="ar-SA"/>
+              </w:rPr>
+              <w:t>Total Seats</w:t>
+            </w:r>
+          </w:p>
+        </w:tc>
+      </w:tr>
+      <w:tr>
+        <w:trPr>
+          <w:tblCellSpacing w:w="15" w:type="dxa"/>
+        </w:trPr>
+        <w:tc>
+          <w:tcPr>
+            <w:tcW w:w="0" w:type="auto"/>
+            <w:vAlign w:val="center"/>
+            <w:hideMark/>
+          </w:tcPr>
+          <w:p>
+            <w:pPr>
+              <w:spacing w:after="0" w:line="240" w:lineRule="auto"/>
+              <w:rPr>
+                <w:rFonts w:ascii="Times New Roman" w:eastAsia="Times New Roman" w:hAnsi="Times New Roman" w:cs="Times New Roman"/>
+                <w:sz w:val="24"/>
+                <w:szCs w:val="24"/>
+                <w:lang w:bidi="ar-SA"/>
+              </w:rPr>
+            </w:pPr>
+            <w:r>
+              <w:rPr>
+                <w:rFonts w:ascii="Times New Roman" w:eastAsia="Times New Roman" w:hAnsi="Times New Roman" w:cs="Times New Roman"/>
+                <w:sz w:val="24"/>
+                <w:szCs w:val="24"/>
+                <w:lang w:bidi="ar-SA"/>
+              </w:rPr>
+              <w:t>Music Night</w:t>
+            </w:r>
+          </w:p>
+        </w:tc>
+        <w:tc>
+          <w:tcPr>
+            <w:tcW w:w="0" w:type="auto"/>
+            <w:vAlign w:val="center"/>
+            <w:hideMark/>
+          </w:tcPr>
+          <w:p>
+            <w:pPr>
+              <w:spacing w:after="0" w:line="240" w:lineRule="auto"/>
+              <w:rPr>
+                <w:rFonts w:ascii="Times New Roman" w:eastAsia="Times New Roman" w:hAnsi="Times New Roman" w:cs="Times New Roman"/>
+                <w:sz w:val="24"/>
+                <w:szCs w:val="24"/>
+                <w:lang w:bidi="ar-SA"/>
+              </w:rPr>
+            </w:pPr>
+            <w:r>
+              <w:rPr>
+                <w:rFonts w:ascii="Times New Roman" w:eastAsia="Times New Roman" w:hAnsi="Times New Roman" w:cs="Times New Roman"/>
+                <w:sz w:val="24"/>
+                <w:szCs w:val="24"/>
+                <w:lang w:bidi="ar-SA"/>
+              </w:rPr>
+              <w:t>2026-04-08 19:00:00</w:t>
+            </w:r>
+          </w:p>
+        </w:tc>
+        <w:tc>
+          <w:tcPr>
+            <w:tcW w:w="0" w:type="auto"/>
+            <w:vAlign w:val="center"/>
+            <w:hideMark/>
+          </w:tcPr>
+          <w:p>
+            <w:pPr>
+              <w:spacing w:after="0" w:line="240" w:lineRule="auto"/>
+              <w:rPr>
+                <w:rFonts w:ascii="Times New Roman" w:eastAsia="Times New Roman" w:hAnsi="Times New Roman" w:cs="Times New Roman"/>
+                <w:sz w:val="24"/>
+                <w:szCs w:val="24"/>
+                <w:lang w:bidi="ar-SA"/>
+              </w:rPr>
+            </w:pPr>
+            <w:r>
+              <w:rPr>
+                <w:rFonts w:ascii="Times New Roman" w:eastAsia="Times New Roman" w:hAnsi="Times New Roman" w:cs="Times New Roman"/>
+                <w:sz w:val="24"/>
+                <w:szCs w:val="24"/>
+                <w:lang w:bidi="ar-SA"/>
+              </w:rPr>
+              <w:t>300</w:t>
+            </w:r>
+          </w:p>
+        </w:tc>
+        <w:tc>
+          <w:tcPr>
+            <w:tcW w:w="0" w:type="auto"/>
+            <w:vAlign w:val="center"/>
+            <w:hideMark/>
+          </w:tcPr>
+          <w:p>
+            <w:pPr>
+              <w:spacing w:after="0" w:line="240" w:lineRule="auto"/>
+              <w:rPr>
+                <w:rFonts w:ascii="Times New Roman" w:eastAsia="Times New Roman" w:hAnsi="Times New Roman" w:cs="Times New Roman"/>
+                <w:sz w:val="24"/>
+                <w:szCs w:val="24"/>
+                <w:lang w:bidi="ar-SA"/>
+              </w:rPr>
+            </w:pPr>
+            <w:r>
+              <w:rPr>
+                <w:rFonts w:ascii="Times New Roman" w:eastAsia="Times New Roman" w:hAnsi="Times New Roman" w:cs="Times New Roman"/>
+                <w:sz w:val="24"/>
+                <w:szCs w:val="24"/>
+                <w:lang w:bidi="ar-SA"/>
+              </w:rPr>
+              <w:t>Open Air Auditorium</w:t>
+            </w:r>
+          </w:p>
+        </w:tc>
+        <w:tc>
+          <w:tcPr>
+            <w:tcW w:w="0" w:type="auto"/>
+            <w:vAlign w:val="center"/>
+            <w:hideMark/>
+          </w:tcPr>
+          <w:p>
+            <w:pPr>
+              <w:spacing w:after="0" w:line="240" w:lineRule="auto"/>
+              <w:rPr>
+                <w:rFonts w:ascii="Times New Roman" w:eastAsia="Times New Roman" w:hAnsi="Times New Roman" w:cs="Times New Roman"/>
+                <w:sz w:val="24"/>
+                <w:szCs w:val="24"/>
+                <w:lang w:bidi="ar-SA"/>
+              </w:rPr>
+            </w:pPr>
+            <w:proofErr w:type="spellStart"/>
+            <w:r>
+              <w:rPr>
+                <w:rFonts w:ascii="Times New Roman" w:eastAsia="Times New Roman" w:hAnsi="Times New Roman" w:cs="Times New Roman"/>
+                <w:sz w:val="24"/>
+                <w:szCs w:val="24"/>
+                <w:lang w:bidi="ar-SA"/>
+              </w:rPr>
+              <w:t>Ahmedabad</w:t>
+            </w:r>
+            <w:proofErr w:type="spellEnd"/>
+          </w:p>
+        </w:tc>
+        <w:tc>
+          <w:tcPr>
+            <w:tcW w:w="0" w:type="auto"/>
+            <w:vAlign w:val="center"/>
+            <w:hideMark/>
+          </w:tcPr>
+          <w:p>
+            <w:pPr>
+              <w:spacing w:after="0" w:line="240" w:lineRule="auto"/>
+              <w:rPr>
+                <w:rFonts w:ascii="Times New Roman" w:eastAsia="Times New Roman" w:hAnsi="Times New Roman" w:cs="Times New Roman"/>
+                <w:sz w:val="24"/>
+                <w:szCs w:val="24"/>
+                <w:lang w:bidi="ar-SA"/>
+              </w:rPr>
+            </w:pPr>
+            <w:r>
+              <w:rPr>
+                <w:rFonts w:ascii="Times New Roman" w:eastAsia="Times New Roman" w:hAnsi="Times New Roman" w:cs="Times New Roman"/>
+                <w:sz w:val="24"/>
+                <w:szCs w:val="24"/>
+                <w:lang w:bidi="ar-SA"/>
+              </w:rPr>
+              <w:t>musicnight.jpg</w:t>
+            </w:r>
+          </w:p>
+        </w:tc>
+        <w:tc>
+          <w:tcPr>
+            <w:tcW w:w="0" w:type="auto"/>
+            <w:vAlign w:val="center"/>
+            <w:hideMark/>
+          </w:tcPr>
+          <w:p>
+            <w:pPr>
+              <w:spacing w:after="0" w:line="240" w:lineRule="auto"/>
+              <w:rPr>
+                <w:rFonts w:ascii="Times New Roman" w:eastAsia="Times New Roman" w:hAnsi="Times New Roman" w:cs="Times New Roman"/>
+                <w:sz w:val="24"/>
+                <w:szCs w:val="24"/>
+                <w:lang w:bidi="ar-SA"/>
+              </w:rPr>
+            </w:pPr>
+            <w:r>
+              <w:rPr>
+                <w:rFonts w:ascii="Times New Roman" w:eastAsia="Times New Roman" w:hAnsi="Times New Roman" w:cs="Times New Roman"/>
+                <w:sz w:val="24"/>
+                <w:szCs w:val="24"/>
+                <w:lang w:bidi="ar-SA"/>
+              </w:rPr>
+              <w:t>Paid</w:t>
+            </w:r>
+          </w:p>
+        </w:tc>
+        <w:tc>
+          <w:tcPr>
+            <w:tcW w:w="0" w:type="auto"/>
+            <w:vAlign w:val="center"/>
+            <w:hideMark/>
+          </w:tcPr>
+          <w:p>
+            <w:pPr>
+              <w:spacing w:after="0" w:line="240" w:lineRule="auto"/>
+              <w:rPr>
+                <w:rFonts w:ascii="Times New Roman" w:eastAsia="Times New Roman" w:hAnsi="Times New Roman" w:cs="Times New Roman"/>
+                <w:sz w:val="24"/>
+                <w:szCs w:val="24"/>
+                <w:lang w:bidi="ar-SA"/>
+              </w:rPr>
+            </w:pPr>
+            <w:r>
+              <w:rPr>
+                <w:rFonts w:ascii="Times New Roman" w:eastAsia="Times New Roman" w:hAnsi="Times New Roman" w:cs="Times New Roman"/>
+                <w:sz w:val="24"/>
+                <w:szCs w:val="24"/>
+                <w:lang w:bidi="ar-SA"/>
+              </w:rPr>
+              <w:t>Live band performances and singing competition for music lovers.</w:t>
+            </w:r>
+          </w:p>
+        </w:tc>
+        <w:tc>
+          <w:tcPr>
+            <w:tcW w:w="0" w:type="auto"/>
+            <w:vAlign w:val="center"/>
+            <w:hideMark/>
+          </w:tcPr>
+          <w:p>
+            <w:pPr>
+              <w:spacing w:after="0" w:line="240" w:lineRule="auto"/>
+              <w:rPr>
+                <w:rFonts w:ascii="Times New Roman" w:eastAsia="Times New Roman" w:hAnsi="Times New Roman" w:cs="Times New Roman"/>
+                <w:sz w:val="24"/>
+                <w:szCs w:val="24"/>
+                <w:lang w:bidi="ar-SA"/>
+              </w:rPr>
+            </w:pPr>
+            <w:r>
+              <w:rPr>
+                <w:rFonts w:ascii="Times New Roman" w:eastAsia="Times New Roman" w:hAnsi="Times New Roman" w:cs="Times New Roman"/>
+                <w:sz w:val="24"/>
+                <w:szCs w:val="24"/>
+                <w:lang w:bidi="ar-SA"/>
+              </w:rPr>
+              <w:t>250</w:t>
+            </w:r>
+          </w:p>
+        </w:tc>
+        <w:tc>
+          <w:tcPr>
+            <w:tcW w:w="0" w:type="auto"/>
+            <w:vAlign w:val="center"/>
+            <w:hideMark/>
+          </w:tcPr>
+          <w:p>
+            <w:pPr>
+              <w:spacing w:after="0" w:line="240" w:lineRule="auto"/>
+              <w:rPr>
+                <w:rFonts w:ascii="Times New Roman" w:eastAsia="Times New Roman" w:hAnsi="Times New Roman" w:cs="Times New Roman"/>
+                <w:sz w:val="24"/>
+                <w:szCs w:val="24"/>
+                <w:lang w:bidi="ar-SA"/>
+              </w:rPr>
+            </w:pPr>
+            <w:r>
+              <w:rPr>
+                <w:rFonts w:ascii="Times New Roman" w:eastAsia="Times New Roman" w:hAnsi="Times New Roman" w:cs="Times New Roman"/>
+                <w:sz w:val="24"/>
+                <w:szCs w:val="24"/>
+                <w:lang w:bidi="ar-SA"/>
+              </w:rPr>
+              <w:t>300</w:t>
+            </w:r>
+          </w:p>
+        </w:tc>
+      </w:tr>
+      <w:tr>
+        <w:trPr>
+          <w:tblCellSpacing w:w="15" w:type="dxa"/>
+        </w:trPr>
+        <w:tc>
+          <w:tcPr>
+            <w:tcW w:w="0" w:type="auto"/>
+            <w:vAlign w:val="center"/>
+            <w:hideMark/>
+          </w:tcPr>
+          <w:p>
+            <w:pPr>
+              <w:spacing w:after="0" w:line="240" w:lineRule="auto"/>
+              <w:rPr>
+                <w:rFonts w:ascii="Times New Roman" w:eastAsia="Times New Roman" w:hAnsi="Times New Roman" w:cs="Times New Roman"/>
+                <w:sz w:val="24"/>
+                <w:szCs w:val="24"/>
+                <w:lang w:bidi="ar-SA"/>
+              </w:rPr>
+            </w:pPr>
+            <w:proofErr w:type="spellStart"/>
+            <w:r>
+              <w:rPr>
+                <w:rFonts w:ascii="Times New Roman" w:eastAsia="Times New Roman" w:hAnsi="Times New Roman" w:cs="Times New Roman"/>
+                <w:sz w:val="24"/>
+                <w:szCs w:val="24"/>
+                <w:lang w:bidi="ar-SA"/>
+              </w:rPr>
+              <w:t>Garba</w:t>
+            </w:r>
+            <w:proofErr w:type="spellEnd"/>
+            <w:r>
+              <w:rPr>
+                <w:rFonts w:ascii="Times New Roman" w:eastAsia="Times New Roman" w:hAnsi="Times New Roman" w:cs="Times New Roman"/>
+                <w:sz w:val="24"/>
+                <w:szCs w:val="24"/>
+                <w:lang w:bidi="ar-SA"/>
+              </w:rPr>
+              <w:t xml:space="preserve"> </w:t>
+            </w:r>
+            <w:proofErr w:type="spellStart"/>
+            <w:r>
+              <w:rPr>
+                <w:rFonts w:ascii="Times New Roman" w:eastAsia="Times New Roman" w:hAnsi="Times New Roman" w:cs="Times New Roman"/>
+                <w:sz w:val="24"/>
+                <w:szCs w:val="24"/>
+                <w:lang w:bidi="ar-SA"/>
+              </w:rPr>
+              <w:t>Mahotsav</w:t>
+            </w:r>
+            <w:proofErr w:type="spellEnd"/>
+          </w:p>
+        </w:tc>
+        <w:tc>
+          <w:tcPr>
+            <w:tcW w:w="0" w:type="auto"/>
+            <w:vAlign w:val="center"/>
+            <w:hideMark/>
+          </w:tcPr>
+          <w:p>
+            <w:pPr>
+              <w:spacing w:after="0" w:line="240" w:lineRule="auto"/>
+              <w:rPr>
+                <w:rFonts w:ascii="Times New Roman" w:eastAsia="Times New Roman" w:hAnsi="Times New Roman" w:cs="Times New Roman"/>
+                <w:sz w:val="24"/>
+                <w:szCs w:val="24"/>
+                <w:lang w:bidi="ar-SA"/>
+              </w:rPr>
+            </w:pPr>
+            <w:r>
+              <w:rPr>
+                <w:rFonts w:ascii="Times New Roman" w:eastAsia="Times New Roman" w:hAnsi="Times New Roman" w:cs="Times New Roman"/>
+                <w:sz w:val="24"/>
+                <w:szCs w:val="24"/>
+                <w:lang w:bidi="ar-SA"/>
+              </w:rPr>
+              <w:t>2026-10-10 20:00:00</w:t>
+            </w:r>
+          </w:p>
+        </w:tc>
+        <w:tc>
+          <w:tcPr>
+            <w:tcW w:w="0" w:type="auto"/>
+            <w:vAlign w:val="center"/>
+            <w:hideMark/>
+          </w:tcPr>
+          <w:p>
+            <w:pPr>
+              <w:spacing w:after="0" w:line="240" w:lineRule="auto"/>
+              <w:rPr>
+                <w:rFonts w:ascii="Times New Roman" w:eastAsia="Times New Roman" w:hAnsi="Times New Roman" w:cs="Times New Roman"/>
+                <w:sz w:val="24"/>
+                <w:szCs w:val="24"/>
+                <w:lang w:bidi="ar-SA"/>
+              </w:rPr>
+            </w:pPr>
+            <w:r>
+              <w:rPr>
+                <w:rFonts w:ascii="Times New Roman" w:eastAsia="Times New Roman" w:hAnsi="Times New Roman" w:cs="Times New Roman"/>
+                <w:sz w:val="24"/>
+                <w:szCs w:val="24"/>
+                <w:lang w:bidi="ar-SA"/>
+              </w:rPr>
+              <w:t>250</w:t>
+            </w:r>
+          </w:p>
+        </w:tc>
+        <w:tc>
+          <w:tcPr>
+            <w:tcW w:w="0" w:type="auto"/>
+            <w:vAlign w:val="center"/>
+            <w:hideMark/>
+          </w:tcPr>
+          <w:p>
+            <w:pPr>
+              <w:spacing w:after="0" w:line="240" w:lineRule="auto"/>
+              <w:rPr>
+                <w:rFonts w:ascii="Times New Roman" w:eastAsia="Times New Roman" w:hAnsi="Times New Roman" w:cs="Times New Roman"/>
+                <w:sz w:val="24"/>
+                <w:szCs w:val="24"/>
+                <w:lang w:bidi="ar-SA"/>
+              </w:rPr>
+            </w:pPr>
+            <w:r>
+              <w:rPr>
+                <w:rFonts w:ascii="Times New Roman" w:eastAsia="Times New Roman" w:hAnsi="Times New Roman" w:cs="Times New Roman"/>
+                <w:sz w:val="24"/>
+                <w:szCs w:val="24"/>
+                <w:lang w:bidi="ar-SA"/>
+              </w:rPr>
+              <w:t>Cultural Ground</w:t>
+            </w:r>
+          </w:p>
+        </w:tc>
+        <w:tc>
+          <w:tcPr>
+            <w:tcW w:w="0" w:type="auto"/>
+            <w:vAlign w:val="center"/>
+            <w:hideMark/>
+          </w:tcPr>
+          <w:p>
+            <w:pPr>
+              <w:spacing w:after="0" w:line="240" w:lineRule="auto"/>
+              <w:rPr>
+                <w:rFonts w:ascii="Times New Roman" w:eastAsia="Times New Roman" w:hAnsi="Times New Roman" w:cs="Times New Roman"/>
+                <w:sz w:val="24"/>
+                <w:szCs w:val="24"/>
+                <w:lang w:bidi="ar-SA"/>
+              </w:rPr>
+            </w:pPr>
+            <w:proofErr w:type="spellStart"/>
+            <w:r>
+              <w:rPr>
+                <w:rFonts w:ascii="Times New Roman" w:eastAsia="Times New Roman" w:hAnsi="Times New Roman" w:cs="Times New Roman"/>
+                <w:sz w:val="24"/>
+                <w:szCs w:val="24"/>
+                <w:lang w:bidi="ar-SA"/>
+              </w:rPr>
+              <w:t>Ahmedabad</w:t>
+            </w:r>
+            <w:proofErr w:type="spellEnd"/>
+          </w:p>
+        </w:tc>
+        <w:tc>
+          <w:tcPr>
+            <w:tcW w:w="0" w:type="auto"/>
+            <w:vAlign w:val="center"/>
+            <w:hideMark/>
+          </w:tcPr>
+          <w:p>
+            <w:pPr>
+              <w:spacing w:after="0" w:line="240" w:lineRule="auto"/>
+              <w:rPr>
+                <w:rFonts w:ascii="Times New Roman" w:eastAsia="Times New Roman" w:hAnsi="Times New Roman" w:cs="Times New Roman"/>
+                <w:sz w:val="24"/>
+                <w:szCs w:val="24"/>
+                <w:lang w:bidi="ar-SA"/>
+              </w:rPr>
+            </w:pPr>
+            <w:r>
+              <w:rPr>
+                <w:rFonts w:ascii="Times New Roman" w:eastAsia="Times New Roman" w:hAnsi="Times New Roman" w:cs="Times New Roman"/>
+                <w:sz w:val="24"/>
+                <w:szCs w:val="24"/>
+                <w:lang w:bidi="ar-SA"/>
+              </w:rPr>
+              <w:t>garba.jpg</w:t>
+            </w:r>
+          </w:p>
+        </w:tc>
+        <w:tc>
+          <w:tcPr>
+            <w:tcW w:w="0" w:type="auto"/>
+            <w:vAlign w:val="center"/>
+            <w:hideMark/>
+          </w:tcPr>
+          <w:p>
+            <w:pPr>
+              <w:spacing w:after="0" w:line="240" w:lineRule="auto"/>
+              <w:rPr>
+                <w:rFonts w:ascii="Times New Roman" w:eastAsia="Times New Roman" w:hAnsi="Times New Roman" w:cs="Times New Roman"/>
+                <w:sz w:val="24"/>
+                <w:szCs w:val="24"/>
+                <w:lang w:bidi="ar-SA"/>
+              </w:rPr>
+            </w:pPr>
+            <w:r>
+              <w:rPr>
+                <w:rFonts w:ascii="Times New Roman" w:eastAsia="Times New Roman" w:hAnsi="Times New Roman" w:cs="Times New Roman"/>
+                <w:sz w:val="24"/>
+                <w:szCs w:val="24"/>
+                <w:lang w:bidi="ar-SA"/>
+              </w:rPr>
+              <w:t>Paid</w:t>
+            </w:r>
+          </w:p>
+        </w:tc>
+        <w:tc>
+          <w:tcPr>
+            <w:tcW w:w="0" w:type="auto"/>
+            <w:vAlign w:val="center"/>
+            <w:hideMark/>
+          </w:tcPr>
+          <w:p>
+            <w:pPr>
+              <w:spacing w:after="0" w:line="240" w:lineRule="auto"/>
+              <w:rPr>
+                <w:rFonts w:ascii="Times New Roman" w:eastAsia="Times New Roman" w:hAnsi="Times New Roman" w:cs="Times New Roman"/>
+                <w:sz w:val="24"/>
+                <w:szCs w:val="24"/>
+                <w:lang w:bidi="ar-SA"/>
+              </w:rPr>
+            </w:pPr>
+            <w:r>
+              <w:rPr>
+                <w:rFonts w:ascii="Times New Roman" w:eastAsia="Times New Roman" w:hAnsi="Times New Roman" w:cs="Times New Roman"/>
+                <w:sz w:val="24"/>
+                <w:szCs w:val="24"/>
+                <w:lang w:bidi="ar-SA"/>
+              </w:rPr>
+              <w:t xml:space="preserve">Traditional </w:t>
+            </w:r>
+            <w:proofErr w:type="spellStart"/>
+            <w:r>
+              <w:rPr>
+                <w:rFonts w:ascii="Times New Roman" w:eastAsia="Times New Roman" w:hAnsi="Times New Roman" w:cs="Times New Roman"/>
+                <w:sz w:val="24"/>
+                <w:szCs w:val="24"/>
+                <w:lang w:bidi="ar-SA"/>
+              </w:rPr>
+              <w:t>Garba</w:t>
+            </w:r>
+            <w:proofErr w:type="spellEnd"/>
+            <w:r>
+              <w:rPr>
+                <w:rFonts w:ascii="Times New Roman" w:eastAsia="Times New Roman" w:hAnsi="Times New Roman" w:cs="Times New Roman"/>
+                <w:sz w:val="24"/>
+                <w:szCs w:val="24"/>
+                <w:lang w:bidi="ar-SA"/>
+              </w:rPr>
+              <w:t xml:space="preserve"> dance event celebrating </w:t>
+            </w:r>
+            <w:proofErr w:type="spellStart"/>
+            <w:r>
+              <w:rPr>
+                <w:rFonts w:ascii="Times New Roman" w:eastAsia="Times New Roman" w:hAnsi="Times New Roman" w:cs="Times New Roman"/>
+                <w:sz w:val="24"/>
+                <w:szCs w:val="24"/>
+                <w:lang w:bidi="ar-SA"/>
+              </w:rPr>
+              <w:t>Navratri</w:t>
+            </w:r>
+            <w:proofErr w:type="spellEnd"/>
+            <w:r>
+              <w:rPr>
+                <w:rFonts w:ascii="Times New Roman" w:eastAsia="Times New Roman" w:hAnsi="Times New Roman" w:cs="Times New Roman"/>
+                <w:sz w:val="24"/>
+                <w:szCs w:val="24"/>
+                <w:lang w:bidi="ar-SA"/>
+              </w:rPr>
+              <w:t xml:space="preserve"> festival.</w:t>
+            </w:r>
+          </w:p>
+        </w:tc>
+        <w:tc>
+          <w:tcPr>
+            <w:tcW w:w="0" w:type="auto"/>
+            <w:vAlign w:val="center"/>
+            <w:hideMark/>
+          </w:tcPr>
+          <w:p>
+            <w:pPr>
+              <w:spacing w:after="0" w:line="240" w:lineRule="auto"/>
+              <w:rPr>
+                <w:rFonts w:ascii="Times New Roman" w:eastAsia="Times New Roman" w:hAnsi="Times New Roman" w:cs="Times New Roman"/>
+                <w:sz w:val="24"/>
+                <w:szCs w:val="24"/>
+                <w:lang w:bidi="ar-SA"/>
+              </w:rPr>
+            </w:pPr>
+            <w:r>
+              <w:rPr>
+                <w:rFonts w:ascii="Times New Roman" w:eastAsia="Times New Roman" w:hAnsi="Times New Roman" w:cs="Times New Roman"/>
+                <w:sz w:val="24"/>
+                <w:szCs w:val="24"/>
+                <w:lang w:bidi="ar-SA"/>
+              </w:rPr>
+              <w:t>400</w:t>
+            </w:r>
+          </w:p>
+        </w:tc>
+        <w:tc>
+          <w:tcPr>
+            <w:tcW w:w="0" w:type="auto"/>
+            <w:vAlign w:val="center"/>
+            <w:hideMark/>
+          </w:tcPr>
+          <w:p>
+            <w:pPr>
+              <w:spacing w:after="0" w:line="240" w:lineRule="auto"/>
+              <w:rPr>
+                <w:rFonts w:ascii="Times New Roman" w:eastAsia="Times New Roman" w:hAnsi="Times New Roman" w:cs="Times New Roman"/>
+                <w:sz w:val="24"/>
+                <w:szCs w:val="24"/>
+                <w:lang w:bidi="ar-SA"/>
+              </w:rPr>
+            </w:pPr>
+            <w:r>
+              <w:rPr>
+                <w:rFonts w:ascii="Times New Roman" w:eastAsia="Times New Roman" w:hAnsi="Times New Roman" w:cs="Times New Roman"/>
+                <w:sz w:val="24"/>
+                <w:szCs w:val="24"/>
+                <w:lang w:bidi="ar-SA"/>
+              </w:rPr>
+              <w:t>500</w:t>
+            </w:r>
+          </w:p>
+        </w:tc>
+      </w:tr>
+      <w:tr>
+        <w:trPr>
+          <w:tblCellSpacing w:w="15" w:type="dxa"/>
+        </w:trPr>
+        <w:tc>
+          <w:tcPr>
+            <w:tcW w:w="0" w:type="auto"/>
+            <w:vAlign w:val="center"/>
+            <w:hideMark/>
+          </w:tcPr>
+          <w:p>
+            <w:pPr>
+              <w:spacing w:after="0" w:line="240" w:lineRule="auto"/>
+              <w:rPr>
+                <w:rFonts w:ascii="Times New Roman" w:eastAsia="Times New Roman" w:hAnsi="Times New Roman" w:cs="Times New Roman"/>
+                <w:sz w:val="24"/>
+                <w:szCs w:val="24"/>
+                <w:lang w:bidi="ar-SA"/>
+              </w:rPr>
+            </w:pPr>
+            <w:r>
+              <w:rPr>
+                <w:rFonts w:ascii="Times New Roman" w:eastAsia="Times New Roman" w:hAnsi="Times New Roman" w:cs="Times New Roman"/>
+                <w:sz w:val="24"/>
+                <w:szCs w:val="24"/>
+                <w:lang w:bidi="ar-SA"/>
+              </w:rPr>
+              <w:t>Dance Festival</w:t>
+            </w:r>
+          </w:p>
+        </w:tc>
+        <w:tc>
+          <w:tcPr>
+            <w:tcW w:w="0" w:type="auto"/>
+            <w:vAlign w:val="center"/>
+            <w:hideMark/>
+          </w:tcPr>
+          <w:p>
+            <w:pPr>
+              <w:spacing w:after="0" w:line="240" w:lineRule="auto"/>
+              <w:rPr>
+                <w:rFonts w:ascii="Times New Roman" w:eastAsia="Times New Roman" w:hAnsi="Times New Roman" w:cs="Times New Roman"/>
+                <w:sz w:val="24"/>
+                <w:szCs w:val="24"/>
+                <w:lang w:bidi="ar-SA"/>
+              </w:rPr>
+            </w:pPr>
+            <w:r>
+              <w:rPr>
+                <w:rFonts w:ascii="Times New Roman" w:eastAsia="Times New Roman" w:hAnsi="Times New Roman" w:cs="Times New Roman"/>
+                <w:sz w:val="24"/>
+                <w:szCs w:val="24"/>
+                <w:lang w:bidi="ar-SA"/>
+              </w:rPr>
+              <w:t>2026-04-18 18:30:00</w:t>
+            </w:r>
+          </w:p>
+        </w:tc>
+        <w:tc>
+          <w:tcPr>
+            <w:tcW w:w="0" w:type="auto"/>
+            <w:vAlign w:val="center"/>
+            <w:hideMark/>
+          </w:tcPr>
+          <w:p>
+            <w:pPr>
+              <w:spacing w:after="0" w:line="240" w:lineRule="auto"/>
+              <w:rPr>
+                <w:rFonts w:ascii="Times New Roman" w:eastAsia="Times New Roman" w:hAnsi="Times New Roman" w:cs="Times New Roman"/>
+                <w:sz w:val="24"/>
+                <w:szCs w:val="24"/>
+                <w:lang w:bidi="ar-SA"/>
+              </w:rPr>
+            </w:pPr>
+            <w:r>
+              <w:rPr>
+                <w:rFonts w:ascii="Times New Roman" w:eastAsia="Times New Roman" w:hAnsi="Times New Roman" w:cs="Times New Roman"/>
+                <w:sz w:val="24"/>
+                <w:szCs w:val="24"/>
+                <w:lang w:bidi="ar-SA"/>
+              </w:rPr>
+              <w:t>150</w:t>
+            </w:r>
+          </w:p>
+        </w:tc>
+        <w:tc>
+          <w:tcPr>
+            <w:tcW w:w="0" w:type="auto"/>
+            <w:vAlign w:val="center"/>
+            <w:hideMark/>
+          </w:tcPr>
+          <w:p>
+            <w:pPr>
+              <w:spacing w:after="0" w:line="240" w:lineRule="auto"/>
+              <w:rPr>
+                <w:rFonts w:ascii="Times New Roman" w:eastAsia="Times New Roman" w:hAnsi="Times New Roman" w:cs="Times New Roman"/>
+                <w:sz w:val="24"/>
+                <w:szCs w:val="24"/>
+                <w:lang w:bidi="ar-SA"/>
+              </w:rPr>
+            </w:pPr>
+            <w:r>
+              <w:rPr>
+                <w:rFonts w:ascii="Times New Roman" w:eastAsia="Times New Roman" w:hAnsi="Times New Roman" w:cs="Times New Roman"/>
+                <w:sz w:val="24"/>
+                <w:szCs w:val="24"/>
+                <w:lang w:bidi="ar-SA"/>
+              </w:rPr>
+              <w:t>Community Hall</w:t>
+            </w:r>
+          </w:p>
+        </w:tc>
+        <w:tc>
+          <w:tcPr>
+            <w:tcW w:w="0" w:type="auto"/>
+            <w:vAlign w:val="center"/>
+            <w:hideMark/>
+          </w:tcPr>
+          <w:p>
+            <w:pPr>
+              <w:spacing w:after="0" w:line="240" w:lineRule="auto"/>
+              <w:rPr>
+                <w:rFonts w:ascii="Times New Roman" w:eastAsia="Times New Roman" w:hAnsi="Times New Roman" w:cs="Times New Roman"/>
+                <w:sz w:val="24"/>
+                <w:szCs w:val="24"/>
+                <w:lang w:bidi="ar-SA"/>
+              </w:rPr>
+            </w:pPr>
+            <w:proofErr w:type="spellStart"/>
+            <w:r>
+              <w:rPr>
+                <w:rFonts w:ascii="Times New Roman" w:eastAsia="Times New Roman" w:hAnsi="Times New Roman" w:cs="Times New Roman"/>
+                <w:sz w:val="24"/>
+                <w:szCs w:val="24"/>
+                <w:lang w:bidi="ar-SA"/>
+              </w:rPr>
+              <w:t>Ahmedabad</w:t>
+            </w:r>
+            <w:proofErr w:type="spellEnd"/>
+          </w:p>
+        </w:tc>
+        <w:tc>
+          <w:tcPr>
+            <w:tcW w:w="0" w:type="auto"/>
+            <w:vAlign w:val="center"/>
+            <w:hideMark/>
+          </w:tcPr>
+          <w:p>
+            <w:pPr>
+              <w:spacing w:after="0" w:line="240" w:lineRule="auto"/>
+              <w:rPr>
+                <w:rFonts w:ascii="Times New Roman" w:eastAsia="Times New Roman" w:hAnsi="Times New Roman" w:cs="Times New Roman"/>
+                <w:sz w:val="24"/>
+                <w:szCs w:val="24"/>
+                <w:lang w:bidi="ar-SA"/>
+              </w:rPr>
+            </w:pPr>
+            <w:r>
+              <w:rPr>
+                <w:rFonts w:ascii="Times New Roman" w:eastAsia="Times New Roman" w:hAnsi="Times New Roman" w:cs="Times New Roman"/>
+                <w:sz w:val="24"/>
+                <w:szCs w:val="24"/>
+                <w:lang w:bidi="ar-SA"/>
+              </w:rPr>
+              <w:t>dancefestival.jpg</w:t>
+            </w:r>
+          </w:p>
+        </w:tc>
+        <w:tc>
+          <w:tcPr>
+            <w:tcW w:w="0" w:type="auto"/>
+            <w:vAlign w:val="center"/>
+            <w:hideMark/>
+          </w:tcPr>
+          <w:p>
+            <w:pPr>
+              <w:spacing w:after="0" w:line="240" w:lineRule="auto"/>
+              <w:rPr>
+                <w:rFonts w:ascii="Times New Roman" w:eastAsia="Times New Roman" w:hAnsi="Times New Roman" w:cs="Times New Roman"/>
+                <w:sz w:val="24"/>
+                <w:szCs w:val="24"/>
+                <w:lang w:bidi="ar-SA"/>
+              </w:rPr>
+            </w:pPr>
+            <w:r>
+              <w:rPr>
+                <w:rFonts w:ascii="Times New Roman" w:eastAsia="Times New Roman" w:hAnsi="Times New Roman" w:cs="Times New Roman"/>
+                <w:sz w:val="24"/>
+                <w:szCs w:val="24"/>
+                <w:lang w:bidi="ar-SA"/>
+              </w:rPr>
+              <w:t>Paid</w:t>
+            </w:r>
+          </w:p>
+        </w:tc>
+        <w:tc>
+          <w:tcPr>
+            <w:tcW w:w="0" w:type="auto"/>
+            <w:vAlign w:val="center"/>
+            <w:hideMark/>
+          </w:tcPr>
+          <w:p>
+            <w:pPr>
+              <w:spacing w:after="0" w:line="240" w:lineRule="auto"/>
+              <w:rPr>
+                <w:rFonts w:ascii="Times New Roman" w:eastAsia="Times New Roman" w:hAnsi="Times New Roman" w:cs="Times New Roman"/>
+                <w:sz w:val="24"/>
+                <w:szCs w:val="24"/>
+                <w:lang w:bidi="ar-SA"/>
+              </w:rPr>
+            </w:pPr>
+            <w:r>
+              <w:rPr>
+                <w:rFonts w:ascii="Times New Roman" w:eastAsia="Times New Roman" w:hAnsi="Times New Roman" w:cs="Times New Roman"/>
+                <w:sz w:val="24"/>
+                <w:szCs w:val="24"/>
+                <w:lang w:bidi="ar-SA"/>
+              </w:rPr>
+              <w:t>Dance performances from classical, hip-hop, and contemporary styles.</w:t>
+            </w:r>
+          </w:p>
+        </w:tc>
+        <w:tc>
+          <w:tcPr>
+            <w:tcW w:w="0" w:type="auto"/>
+            <w:vAlign w:val="center"/>
+            <w:hideMark/>
+          </w:tcPr>
+          <w:p>
+            <w:pPr>
+              <w:spacing w:after="0" w:line="240" w:lineRule="auto"/>
+              <w:rPr>
+                <w:rFonts w:ascii="Times New Roman" w:eastAsia="Times New Roman" w:hAnsi="Times New Roman" w:cs="Times New Roman"/>
+                <w:sz w:val="24"/>
+                <w:szCs w:val="24"/>
+                <w:lang w:bidi="ar-SA"/>
+              </w:rPr>
+            </w:pPr>
+            <w:r>
+              <w:rPr>
+                <w:rFonts w:ascii="Times New Roman" w:eastAsia="Times New Roman" w:hAnsi="Times New Roman" w:cs="Times New Roman"/>
+                <w:sz w:val="24"/>
+                <w:szCs w:val="24"/>
+                <w:lang w:bidi="ar-SA"/>
+              </w:rPr>
+              <w:t>180</w:t>
+            </w:r>
+          </w:p>
+        </w:tc>
+        <w:tc>
+          <w:tcPr>
+            <w:tcW w:w="0" w:type="auto"/>
+            <w:vAlign w:val="center"/>
+            <w:hideMark/>
+          </w:tcPr>
+          <w:p>
+            <w:pPr>
+              <w:spacing w:after="0" w:line="240" w:lineRule="auto"/>
+              <w:rPr>
+                <w:rFonts w:ascii="Times New Roman" w:eastAsia="Times New Roman" w:hAnsi="Times New Roman" w:cs="Times New Roman"/>
+                <w:sz w:val="24"/>
+                <w:szCs w:val="24"/>
+                <w:lang w:bidi="ar-SA"/>
+              </w:rPr>
+            </w:pPr>
+            <w:r>
+              <w:rPr>
+                <w:rFonts w:ascii="Times New Roman" w:eastAsia="Times New Roman" w:hAnsi="Times New Roman" w:cs="Times New Roman"/>
+                <w:sz w:val="24"/>
+                <w:szCs w:val="24"/>
+                <w:lang w:bidi="ar-SA"/>
+              </w:rPr>
+              <w:t>220</w:t>
+            </w:r>
+          </w:p>
+        </w:tc>
+      </w:tr>
+      <w:tr>
+        <w:trPr>
+          <w:tblCellSpacing w:w="15" w:type="dxa"/>
+        </w:trPr>
+        <w:tc>
+          <w:tcPr>
+            <w:tcW w:w="0" w:type="auto"/>
+            <w:vAlign w:val="center"/>
+            <w:hideMark/>
+          </w:tcPr>
+          <w:p>
+            <w:pPr>
+              <w:spacing w:after="0" w:line="240" w:lineRule="auto"/>
+              <w:rPr>
+                <w:rFonts w:ascii="Times New Roman" w:eastAsia="Times New Roman" w:hAnsi="Times New Roman" w:cs="Times New Roman"/>
+                <w:sz w:val="24"/>
+                <w:szCs w:val="24"/>
+                <w:lang w:bidi="ar-SA"/>
+              </w:rPr>
+            </w:pPr>
+            <w:r>
+              <w:rPr>
+                <w:rFonts w:ascii="Times New Roman" w:eastAsia="Times New Roman" w:hAnsi="Times New Roman" w:cs="Times New Roman"/>
+                <w:sz w:val="24"/>
+                <w:szCs w:val="24"/>
+                <w:lang w:bidi="ar-SA"/>
+              </w:rPr>
+              <w:t>Drama &amp; Theatre Show</w:t>
+            </w:r>
+          </w:p>
+        </w:tc>
+        <w:tc>
+          <w:tcPr>
+            <w:tcW w:w="0" w:type="auto"/>
+            <w:vAlign w:val="center"/>
+            <w:hideMark/>
+          </w:tcPr>
+          <w:p>
+            <w:pPr>
+              <w:spacing w:after="0" w:line="240" w:lineRule="auto"/>
+              <w:rPr>
+                <w:rFonts w:ascii="Times New Roman" w:eastAsia="Times New Roman" w:hAnsi="Times New Roman" w:cs="Times New Roman"/>
+                <w:sz w:val="24"/>
+                <w:szCs w:val="24"/>
+                <w:lang w:bidi="ar-SA"/>
+              </w:rPr>
+            </w:pPr>
+            <w:r>
+              <w:rPr>
+                <w:rFonts w:ascii="Times New Roman" w:eastAsia="Times New Roman" w:hAnsi="Times New Roman" w:cs="Times New Roman"/>
+                <w:sz w:val="24"/>
+                <w:szCs w:val="24"/>
+                <w:lang w:bidi="ar-SA"/>
+              </w:rPr>
+              <w:t>2026-05-05 17:30:00</w:t>
+            </w:r>
+          </w:p>
+        </w:tc>
+        <w:tc>
+          <w:tcPr>
+            <w:tcW w:w="0" w:type="auto"/>
+            <w:vAlign w:val="center"/>
+            <w:hideMark/>
+          </w:tcPr>
+          <w:p>
+            <w:pPr>
+              <w:spacing w:after="0" w:line="240" w:lineRule="auto"/>
+              <w:rPr>
+                <w:rFonts w:ascii="Times New Roman" w:eastAsia="Times New Roman" w:hAnsi="Times New Roman" w:cs="Times New Roman"/>
+                <w:sz w:val="24"/>
+                <w:szCs w:val="24"/>
+                <w:lang w:bidi="ar-SA"/>
+              </w:rPr>
+            </w:pPr>
+            <w:r>
+              <w:rPr>
+                <w:rFonts w:ascii="Times New Roman" w:eastAsia="Times New Roman" w:hAnsi="Times New Roman" w:cs="Times New Roman"/>
+                <w:sz w:val="24"/>
+                <w:szCs w:val="24"/>
+                <w:lang w:bidi="ar-SA"/>
+              </w:rPr>
+              <w:t>100</w:t>
+            </w:r>
+          </w:p>
+        </w:tc>
+        <w:tc>
+          <w:tcPr>
+            <w:tcW w:w="0" w:type="auto"/>
+            <w:vAlign w:val="center"/>
+            <w:hideMark/>
+          </w:tcPr>
+          <w:p>
+            <w:pPr>
+              <w:spacing w:after="0" w:line="240" w:lineRule="auto"/>
+              <w:rPr>
+                <w:rFonts w:ascii="Times New Roman" w:eastAsia="Times New Roman" w:hAnsi="Times New Roman" w:cs="Times New Roman"/>
+                <w:sz w:val="24"/>
+                <w:szCs w:val="24"/>
+                <w:lang w:bidi="ar-SA"/>
+              </w:rPr>
+            </w:pPr>
+            <w:r>
+              <w:rPr>
+                <w:rFonts w:ascii="Times New Roman" w:eastAsia="Times New Roman" w:hAnsi="Times New Roman" w:cs="Times New Roman"/>
+                <w:sz w:val="24"/>
+                <w:szCs w:val="24"/>
+                <w:lang w:bidi="ar-SA"/>
+              </w:rPr>
+              <w:t>City Theatre Hall</w:t>
+            </w:r>
+          </w:p>
+        </w:tc>
+        <w:tc>
+          <w:tcPr>
+            <w:tcW w:w="0" w:type="auto"/>
+            <w:vAlign w:val="center"/>
+            <w:hideMark/>
+          </w:tcPr>
+          <w:p>
+            <w:pPr>
+              <w:spacing w:after="0" w:line="240" w:lineRule="auto"/>
+              <w:rPr>
+                <w:rFonts w:ascii="Times New Roman" w:eastAsia="Times New Roman" w:hAnsi="Times New Roman" w:cs="Times New Roman"/>
+                <w:sz w:val="24"/>
+                <w:szCs w:val="24"/>
+                <w:lang w:bidi="ar-SA"/>
+              </w:rPr>
+            </w:pPr>
+            <w:proofErr w:type="spellStart"/>
+            <w:r>
+              <w:rPr>
+                <w:rFonts w:ascii="Times New Roman" w:eastAsia="Times New Roman" w:hAnsi="Times New Roman" w:cs="Times New Roman"/>
+                <w:sz w:val="24"/>
+                <w:szCs w:val="24"/>
+                <w:lang w:bidi="ar-SA"/>
+              </w:rPr>
+              <w:t>Ahmedabad</w:t>
+            </w:r>
+            <w:proofErr w:type="spellEnd"/>
+          </w:p>
+        </w:tc>
+        <w:tc>
+          <w:tcPr>
+            <w:tcW w:w="0" w:type="auto"/>
+            <w:vAlign w:val="center"/>
+            <w:hideMark/>
+          </w:tcPr>
+          <w:p>
+            <w:pPr>
+              <w:spacing w:after="0" w:line="240" w:lineRule="auto"/>
+              <w:rPr>
+                <w:rFonts w:ascii="Times New Roman" w:eastAsia="Times New Roman" w:hAnsi="Times New Roman" w:cs="Times New Roman"/>
+                <w:sz w:val="24"/>
+                <w:szCs w:val="24"/>
+                <w:lang w:bidi="ar-SA"/>
+              </w:rPr>
+            </w:pPr>
+            <w:r>
+              <w:rPr>
+                <w:rFonts w:ascii="Times New Roman" w:eastAsia="Times New Roman" w:hAnsi="Times New Roman" w:cs="Times New Roman"/>
+                <w:sz w:val="24"/>
+                <w:szCs w:val="24"/>
+                <w:lang w:bidi="ar-SA"/>
+              </w:rPr>
+              <w:t>drama.jpg</w:t>
+            </w:r>
+          </w:p>
+        </w:tc>
+        <w:tc>
+          <w:tcPr>
+            <w:tcW w:w="0" w:type="auto"/>
+            <w:vAlign w:val="center"/>
+            <w:hideMark/>
+          </w:tcPr>
+          <w:p>
+            <w:pPr>
+              <w:spacing w:after="0" w:line="240" w:lineRule="auto"/>
+              <w:rPr>
+                <w:rFonts w:ascii="Times New Roman" w:eastAsia="Times New Roman" w:hAnsi="Times New Roman" w:cs="Times New Roman"/>
+                <w:sz w:val="24"/>
+                <w:szCs w:val="24"/>
+                <w:lang w:bidi="ar-SA"/>
+              </w:rPr>
+            </w:pPr>
+            <w:r>
+              <w:rPr>
+                <w:rFonts w:ascii="Times New Roman" w:eastAsia="Times New Roman" w:hAnsi="Times New Roman" w:cs="Times New Roman"/>
+                <w:sz w:val="24"/>
+                <w:szCs w:val="24"/>
+                <w:lang w:bidi="ar-SA"/>
+              </w:rPr>
+              <w:t>Paid</w:t>
+            </w:r>
+          </w:p>
+        </w:tc>
+        <w:tc>
+          <w:tcPr>
+            <w:tcW w:w="0" w:type="auto"/>
+            <w:vAlign w:val="center"/>
+            <w:hideMark/>
+          </w:tcPr>
+          <w:p>
+            <w:pPr>
+              <w:spacing w:after="0" w:line="240" w:lineRule="auto"/>
+              <w:rPr>
+                <w:rFonts w:ascii="Times New Roman" w:eastAsia="Times New Roman" w:hAnsi="Times New Roman" w:cs="Times New Roman"/>
+                <w:sz w:val="24"/>
+                <w:szCs w:val="24"/>
+                <w:lang w:bidi="ar-SA"/>
+              </w:rPr>
+            </w:pPr>
+            <w:r>
+              <w:rPr>
+                <w:rFonts w:ascii="Times New Roman" w:eastAsia="Times New Roman" w:hAnsi="Times New Roman" w:cs="Times New Roman"/>
+                <w:sz w:val="24"/>
+                <w:szCs w:val="24"/>
+                <w:lang w:bidi="ar-SA"/>
+              </w:rPr>
+              <w:t>Students perform dramatic plays showcasing acting talent.</w:t>
+            </w:r>
+          </w:p>
+        </w:tc>
+        <w:tc>
+          <w:tcPr>
+            <w:tcW w:w="0" w:type="auto"/>
+            <w:vAlign w:val="center"/>
+            <w:hideMark/>
+          </w:tcPr>
+          <w:p>
+            <w:pPr>
+              <w:spacing w:after="0" w:line="240" w:lineRule="auto"/>
+              <w:rPr>
+                <w:rFonts w:ascii="Times New Roman" w:eastAsia="Times New Roman" w:hAnsi="Times New Roman" w:cs="Times New Roman"/>
+                <w:sz w:val="24"/>
+                <w:szCs w:val="24"/>
+                <w:lang w:bidi="ar-SA"/>
+              </w:rPr>
+            </w:pPr>
+            <w:r>
+              <w:rPr>
+                <w:rFonts w:ascii="Times New Roman" w:eastAsia="Times New Roman" w:hAnsi="Times New Roman" w:cs="Times New Roman"/>
+                <w:sz w:val="24"/>
+                <w:szCs w:val="24"/>
+                <w:lang w:bidi="ar-SA"/>
+              </w:rPr>
+              <w:t>130</w:t>
+            </w:r>
+          </w:p>
+        </w:tc>
+        <w:tc>
+          <w:tcPr>
+            <w:tcW w:w="0" w:type="auto"/>
+            <w:vAlign w:val="center"/>
+            <w:hideMark/>
+          </w:tcPr>
+          <w:p>
+            <w:pPr>
+              <w:spacing w:after="0" w:line="240" w:lineRule="auto"/>
+              <w:rPr>
+                <w:rFonts w:ascii="Times New Roman" w:eastAsia="Times New Roman" w:hAnsi="Times New Roman" w:cs="Times New Roman"/>
+                <w:sz w:val="24"/>
+                <w:szCs w:val="24"/>
+                <w:lang w:bidi="ar-SA"/>
+              </w:rPr>
+            </w:pPr>
+            <w:r>
+              <w:rPr>
+                <w:rFonts w:ascii="Times New Roman" w:eastAsia="Times New Roman" w:hAnsi="Times New Roman" w:cs="Times New Roman"/>
+                <w:sz w:val="24"/>
+                <w:szCs w:val="24"/>
+                <w:lang w:bidi="ar-SA"/>
+              </w:rPr>
+              <w:t>150</w:t>
+            </w:r>
+          </w:p>
+        </w:tc>
+      </w:tr>
+      <w:tr>
+        <w:trPr>
+          <w:tblCellSpacing w:w="15" w:type="dxa"/>
+        </w:trPr>
+        <w:tc>
+          <w:tcPr>
+            <w:tcW w:w="0" w:type="auto"/>
+            <w:vAlign w:val="center"/>
+            <w:hideMark/>
+          </w:tcPr>
+          <w:p>
+            <w:pPr>
+              <w:spacing w:after="0" w:line="240" w:lineRule="auto"/>
+              <w:rPr>
+                <w:rFonts w:ascii="Times New Roman" w:eastAsia="Times New Roman" w:hAnsi="Times New Roman" w:cs="Times New Roman"/>
+                <w:sz w:val="24"/>
+                <w:szCs w:val="24"/>
+                <w:lang w:bidi="ar-SA"/>
+              </w:rPr>
+            </w:pPr>
+            <w:r>
+              <w:rPr>
+                <w:rFonts w:ascii="Times New Roman" w:eastAsia="Times New Roman" w:hAnsi="Times New Roman" w:cs="Times New Roman"/>
+                <w:sz w:val="24"/>
+                <w:szCs w:val="24"/>
+                <w:lang w:bidi="ar-SA"/>
+              </w:rPr>
+              <w:t xml:space="preserve">Poetry &amp; Open </w:t>
+            </w:r>
+            <w:proofErr w:type="spellStart"/>
+            <w:r>
+              <w:rPr>
+                <w:rFonts w:ascii="Times New Roman" w:eastAsia="Times New Roman" w:hAnsi="Times New Roman" w:cs="Times New Roman"/>
+                <w:sz w:val="24"/>
+                <w:szCs w:val="24"/>
+                <w:lang w:bidi="ar-SA"/>
+              </w:rPr>
+              <w:lastRenderedPageBreak/>
+              <w:t>Mic</w:t>
+            </w:r>
+            <w:proofErr w:type="spellEnd"/>
+          </w:p>
+        </w:tc>
+        <w:tc>
+          <w:tcPr>
+            <w:tcW w:w="0" w:type="auto"/>
+            <w:vAlign w:val="center"/>
+            <w:hideMark/>
+          </w:tcPr>
+          <w:p>
+            <w:pPr>
+              <w:spacing w:after="0" w:line="240" w:lineRule="auto"/>
+              <w:rPr>
+                <w:rFonts w:ascii="Times New Roman" w:eastAsia="Times New Roman" w:hAnsi="Times New Roman" w:cs="Times New Roman"/>
+                <w:sz w:val="24"/>
+                <w:szCs w:val="24"/>
+                <w:lang w:bidi="ar-SA"/>
+              </w:rPr>
+            </w:pPr>
+            <w:r>
+              <w:rPr>
+                <w:rFonts w:ascii="Times New Roman" w:eastAsia="Times New Roman" w:hAnsi="Times New Roman" w:cs="Times New Roman"/>
+                <w:sz w:val="24"/>
+                <w:szCs w:val="24"/>
+                <w:lang w:bidi="ar-SA"/>
+              </w:rPr>
+              <w:lastRenderedPageBreak/>
+              <w:t xml:space="preserve">2026-04-28 </w:t>
+            </w:r>
+            <w:r>
+              <w:rPr>
+                <w:rFonts w:ascii="Times New Roman" w:eastAsia="Times New Roman" w:hAnsi="Times New Roman" w:cs="Times New Roman"/>
+                <w:sz w:val="24"/>
+                <w:szCs w:val="24"/>
+                <w:lang w:bidi="ar-SA"/>
+              </w:rPr>
+              <w:lastRenderedPageBreak/>
+              <w:t>16:00:00</w:t>
+            </w:r>
+          </w:p>
+        </w:tc>
+        <w:tc>
+          <w:tcPr>
+            <w:tcW w:w="0" w:type="auto"/>
+            <w:vAlign w:val="center"/>
+            <w:hideMark/>
+          </w:tcPr>
+          <w:p>
+            <w:pPr>
+              <w:spacing w:after="0" w:line="240" w:lineRule="auto"/>
+              <w:rPr>
+                <w:rFonts w:ascii="Times New Roman" w:eastAsia="Times New Roman" w:hAnsi="Times New Roman" w:cs="Times New Roman"/>
+                <w:sz w:val="24"/>
+                <w:szCs w:val="24"/>
+                <w:lang w:bidi="ar-SA"/>
+              </w:rPr>
+            </w:pPr>
+            <w:r>
+              <w:rPr>
+                <w:rFonts w:ascii="Times New Roman" w:eastAsia="Times New Roman" w:hAnsi="Times New Roman" w:cs="Times New Roman"/>
+                <w:sz w:val="24"/>
+                <w:szCs w:val="24"/>
+                <w:lang w:bidi="ar-SA"/>
+              </w:rPr>
+              <w:lastRenderedPageBreak/>
+              <w:t>0</w:t>
+            </w:r>
+          </w:p>
+        </w:tc>
+        <w:tc>
+          <w:tcPr>
+            <w:tcW w:w="0" w:type="auto"/>
+            <w:vAlign w:val="center"/>
+            <w:hideMark/>
+          </w:tcPr>
+          <w:p>
+            <w:pPr>
+              <w:spacing w:after="0" w:line="240" w:lineRule="auto"/>
+              <w:rPr>
+                <w:rFonts w:ascii="Times New Roman" w:eastAsia="Times New Roman" w:hAnsi="Times New Roman" w:cs="Times New Roman"/>
+                <w:sz w:val="24"/>
+                <w:szCs w:val="24"/>
+                <w:lang w:bidi="ar-SA"/>
+              </w:rPr>
+            </w:pPr>
+            <w:r>
+              <w:rPr>
+                <w:rFonts w:ascii="Times New Roman" w:eastAsia="Times New Roman" w:hAnsi="Times New Roman" w:cs="Times New Roman"/>
+                <w:sz w:val="24"/>
+                <w:szCs w:val="24"/>
+                <w:lang w:bidi="ar-SA"/>
+              </w:rPr>
+              <w:t>Literature Club Hall</w:t>
+            </w:r>
+          </w:p>
+        </w:tc>
+        <w:tc>
+          <w:tcPr>
+            <w:tcW w:w="0" w:type="auto"/>
+            <w:vAlign w:val="center"/>
+            <w:hideMark/>
+          </w:tcPr>
+          <w:p>
+            <w:pPr>
+              <w:spacing w:after="0" w:line="240" w:lineRule="auto"/>
+              <w:rPr>
+                <w:rFonts w:ascii="Times New Roman" w:eastAsia="Times New Roman" w:hAnsi="Times New Roman" w:cs="Times New Roman"/>
+                <w:sz w:val="24"/>
+                <w:szCs w:val="24"/>
+                <w:lang w:bidi="ar-SA"/>
+              </w:rPr>
+            </w:pPr>
+            <w:proofErr w:type="spellStart"/>
+            <w:r>
+              <w:rPr>
+                <w:rFonts w:ascii="Times New Roman" w:eastAsia="Times New Roman" w:hAnsi="Times New Roman" w:cs="Times New Roman"/>
+                <w:sz w:val="24"/>
+                <w:szCs w:val="24"/>
+                <w:lang w:bidi="ar-SA"/>
+              </w:rPr>
+              <w:t>Ahmedabad</w:t>
+            </w:r>
+            <w:proofErr w:type="spellEnd"/>
+          </w:p>
+        </w:tc>
+        <w:tc>
+          <w:tcPr>
+            <w:tcW w:w="0" w:type="auto"/>
+            <w:vAlign w:val="center"/>
+            <w:hideMark/>
+          </w:tcPr>
+          <w:p>
+            <w:pPr>
+              <w:spacing w:after="0" w:line="240" w:lineRule="auto"/>
+              <w:rPr>
+                <w:rFonts w:ascii="Times New Roman" w:eastAsia="Times New Roman" w:hAnsi="Times New Roman" w:cs="Times New Roman"/>
+                <w:sz w:val="24"/>
+                <w:szCs w:val="24"/>
+                <w:lang w:bidi="ar-SA"/>
+              </w:rPr>
+            </w:pPr>
+            <w:r>
+              <w:rPr>
+                <w:rFonts w:ascii="Times New Roman" w:eastAsia="Times New Roman" w:hAnsi="Times New Roman" w:cs="Times New Roman"/>
+                <w:sz w:val="24"/>
+                <w:szCs w:val="24"/>
+                <w:lang w:bidi="ar-SA"/>
+              </w:rPr>
+              <w:t>poetry.jpg</w:t>
+            </w:r>
+          </w:p>
+        </w:tc>
+        <w:tc>
+          <w:tcPr>
+            <w:tcW w:w="0" w:type="auto"/>
+            <w:vAlign w:val="center"/>
+            <w:hideMark/>
+          </w:tcPr>
+          <w:p>
+            <w:pPr>
+              <w:spacing w:after="0" w:line="240" w:lineRule="auto"/>
+              <w:rPr>
+                <w:rFonts w:ascii="Times New Roman" w:eastAsia="Times New Roman" w:hAnsi="Times New Roman" w:cs="Times New Roman"/>
+                <w:sz w:val="24"/>
+                <w:szCs w:val="24"/>
+                <w:lang w:bidi="ar-SA"/>
+              </w:rPr>
+            </w:pPr>
+            <w:r>
+              <w:rPr>
+                <w:rFonts w:ascii="Times New Roman" w:eastAsia="Times New Roman" w:hAnsi="Times New Roman" w:cs="Times New Roman"/>
+                <w:sz w:val="24"/>
+                <w:szCs w:val="24"/>
+                <w:lang w:bidi="ar-SA"/>
+              </w:rPr>
+              <w:t>Free</w:t>
+            </w:r>
+          </w:p>
+        </w:tc>
+        <w:tc>
+          <w:tcPr>
+            <w:tcW w:w="0" w:type="auto"/>
+            <w:vAlign w:val="center"/>
+            <w:hideMark/>
+          </w:tcPr>
+          <w:p>
+            <w:pPr>
+              <w:spacing w:after="0" w:line="240" w:lineRule="auto"/>
+              <w:rPr>
+                <w:rFonts w:ascii="Times New Roman" w:eastAsia="Times New Roman" w:hAnsi="Times New Roman" w:cs="Times New Roman"/>
+                <w:sz w:val="24"/>
+                <w:szCs w:val="24"/>
+                <w:lang w:bidi="ar-SA"/>
+              </w:rPr>
+            </w:pPr>
+            <w:r>
+              <w:rPr>
+                <w:rFonts w:ascii="Times New Roman" w:eastAsia="Times New Roman" w:hAnsi="Times New Roman" w:cs="Times New Roman"/>
+                <w:sz w:val="24"/>
+                <w:szCs w:val="24"/>
+                <w:lang w:bidi="ar-SA"/>
+              </w:rPr>
+              <w:t xml:space="preserve">Open </w:t>
+            </w:r>
+            <w:proofErr w:type="spellStart"/>
+            <w:r>
+              <w:rPr>
+                <w:rFonts w:ascii="Times New Roman" w:eastAsia="Times New Roman" w:hAnsi="Times New Roman" w:cs="Times New Roman"/>
+                <w:sz w:val="24"/>
+                <w:szCs w:val="24"/>
+                <w:lang w:bidi="ar-SA"/>
+              </w:rPr>
+              <w:t>mic</w:t>
+            </w:r>
+            <w:proofErr w:type="spellEnd"/>
+            <w:r>
+              <w:rPr>
+                <w:rFonts w:ascii="Times New Roman" w:eastAsia="Times New Roman" w:hAnsi="Times New Roman" w:cs="Times New Roman"/>
+                <w:sz w:val="24"/>
+                <w:szCs w:val="24"/>
+                <w:lang w:bidi="ar-SA"/>
+              </w:rPr>
+              <w:t xml:space="preserve"> event for </w:t>
+            </w:r>
+            <w:r>
+              <w:rPr>
+                <w:rFonts w:ascii="Times New Roman" w:eastAsia="Times New Roman" w:hAnsi="Times New Roman" w:cs="Times New Roman"/>
+                <w:sz w:val="24"/>
+                <w:szCs w:val="24"/>
+                <w:lang w:bidi="ar-SA"/>
+              </w:rPr>
+              <w:lastRenderedPageBreak/>
+              <w:t>poetry, storytelling, and spoken word artists.</w:t>
+            </w:r>
+          </w:p>
+        </w:tc>
+        <w:tc>
+          <w:tcPr>
+            <w:tcW w:w="0" w:type="auto"/>
+            <w:vAlign w:val="center"/>
+            <w:hideMark/>
+          </w:tcPr>
+          <w:p>
+            <w:pPr>
+              <w:spacing w:after="0" w:line="240" w:lineRule="auto"/>
+              <w:rPr>
+                <w:rFonts w:ascii="Times New Roman" w:eastAsia="Times New Roman" w:hAnsi="Times New Roman" w:cs="Times New Roman"/>
+                <w:sz w:val="24"/>
+                <w:szCs w:val="24"/>
+                <w:lang w:bidi="ar-SA"/>
+              </w:rPr>
+            </w:pPr>
+            <w:r>
+              <w:rPr>
+                <w:rFonts w:ascii="Times New Roman" w:eastAsia="Times New Roman" w:hAnsi="Times New Roman" w:cs="Times New Roman"/>
+                <w:sz w:val="24"/>
+                <w:szCs w:val="24"/>
+                <w:lang w:bidi="ar-SA"/>
+              </w:rPr>
+              <w:lastRenderedPageBreak/>
+              <w:t>70</w:t>
+            </w:r>
+          </w:p>
+        </w:tc>
+        <w:tc>
+          <w:tcPr>
+            <w:tcW w:w="0" w:type="auto"/>
+            <w:vAlign w:val="center"/>
+            <w:hideMark/>
+          </w:tcPr>
+          <w:p>
+            <w:pPr>
+              <w:spacing w:after="0" w:line="240" w:lineRule="auto"/>
+              <w:rPr>
+                <w:rFonts w:ascii="Times New Roman" w:eastAsia="Times New Roman" w:hAnsi="Times New Roman" w:cs="Times New Roman"/>
+                <w:sz w:val="24"/>
+                <w:szCs w:val="24"/>
+                <w:lang w:bidi="ar-SA"/>
+              </w:rPr>
+            </w:pPr>
+            <w:r>
+              <w:rPr>
+                <w:rFonts w:ascii="Times New Roman" w:eastAsia="Times New Roman" w:hAnsi="Times New Roman" w:cs="Times New Roman"/>
+                <w:sz w:val="24"/>
+                <w:szCs w:val="24"/>
+                <w:lang w:bidi="ar-SA"/>
+              </w:rPr>
+              <w:t>100</w:t>
+            </w:r>
+          </w:p>
+        </w:tc>
+      </w:tr>
+    </w:tbl>
+    <w:p>
+      <w:pPr>
+        <w:spacing w:after="0" w:line="240" w:lineRule="auto"/>
+        <w:rPr>
+          <w:rFonts w:ascii="Times New Roman" w:eastAsia="Times New Roman" w:hAnsi="Times New Roman" w:cs="Times New Roman"/>
+          <w:sz w:val="24"/>
+          <w:szCs w:val="24"/>
+          <w:lang w:bidi="ar-SA"/>
+        </w:rPr>
+      </w:pPr>
+      <w:r>
+        <w:rPr>
+          <w:rFonts w:ascii="Times New Roman" w:eastAsia="Times New Roman" w:hAnsi="Times New Roman" w:cs="Times New Roman"/>
+          <w:sz w:val="24"/>
+          <w:szCs w:val="24"/>
+          <w:lang w:bidi="ar-SA"/>
+        </w:rPr>
+        <w:lastRenderedPageBreak/>
+        <w:pict>
+          <v:rect id="_x0000_i1026" style="width:0;height:1.5pt" o:hralign="center" o:hrstd="t" o:hr="t" fillcolor="#a0a0a0" stroked="f"/>
+        </w:pict>
+      </w:r>
+    </w:p>
+    <w:p>
+      <w:pPr>
+        <w:spacing w:before="100" w:beforeAutospacing="1" w:after="100" w:afterAutospacing="1" w:line="240" w:lineRule="auto"/>
+        <w:outlineLvl w:val="0"/>
+        <w:rPr>
+          <w:rFonts w:ascii="Times New Roman" w:eastAsia="Times New Roman" w:hAnsi="Times New Roman" w:cs="Times New Roman"/>
+          <w:b/>
+          <w:bCs/>
+          <w:kern w:val="36"/>
+          <w:sz w:val="48"/>
+          <w:szCs w:val="48"/>
+          <w:lang w:bidi="ar-SA"/>
+        </w:rPr>
+      </w:pPr>
+      <w:r>
+        <w:rPr>
+          <w:rFonts w:ascii="Times New Roman" w:eastAsia="Times New Roman" w:hAnsi="Times New Roman" w:cs="Times New Roman"/>
+          <w:b/>
+          <w:bCs/>
+          <w:kern w:val="36"/>
+          <w:sz w:val="48"/>
+          <w:szCs w:val="48"/>
+          <w:lang w:bidi="ar-SA"/>
+        </w:rPr>
+        <w:t>3️</w:t>
+      </w:r>
+      <w:r>
+        <w:rPr>
+          <w:rFonts w:ascii="Tahoma" w:eastAsia="Times New Roman" w:hAnsi="Tahoma" w:cs="Tahoma"/>
+          <w:b/>
+          <w:bCs/>
+          <w:kern w:val="36"/>
+          <w:sz w:val="48"/>
+          <w:szCs w:val="48"/>
+          <w:lang w:bidi="ar-SA"/>
+        </w:rPr>
+        <w:t>⃣</w:t>
+      </w:r>
+      <w:r>
+        <w:rPr>
+          <w:rFonts w:ascii="Times New Roman" w:eastAsia="Times New Roman" w:hAnsi="Times New Roman" w:cs="Times New Roman"/>
+          <w:b/>
+          <w:bCs/>
+          <w:kern w:val="36"/>
+          <w:sz w:val="48"/>
+          <w:szCs w:val="48"/>
+          <w:lang w:bidi="ar-SA"/>
+        </w:rPr>
+        <w:t xml:space="preserve"> Workshop Events (5)</w:t>
+      </w:r>
+    </w:p>
+    <w:tbl>
+      <w:tblPr>
+        <w:tblW w:w="0" w:type="auto"/>
+        <w:tblCellSpacing w:w="15" w:type="dxa"/>
+        <w:tblCellMar>
+          <w:top w:w="15" w:type="dxa"/>
+          <w:left w:w="15" w:type="dxa"/>
+          <w:bottom w:w="15" w:type="dxa"/>
+          <w:right w:w="15" w:type="dxa"/>
+        </w:tblCellMar>
+        <w:tblLook w:val="04A0"/>
+      </w:tblPr>
+      <w:tblGrid>
+        <w:gridCol w:w="1066"/>
+        <w:gridCol w:w="976"/>
+        <w:gridCol w:w="491"/>
+        <w:gridCol w:w="1105"/>
+        <w:gridCol w:w="998"/>
+        <w:gridCol w:w="1638"/>
+        <w:gridCol w:w="545"/>
+        <w:gridCol w:w="1267"/>
+        <w:gridCol w:w="847"/>
+        <w:gridCol w:w="517"/>
+      </w:tblGrid>
+      <w:tr>
+        <w:trPr>
+          <w:tblHeader/>
+          <w:tblCellSpacing w:w="15" w:type="dxa"/>
+        </w:trPr>
+        <w:tc>
+          <w:tcPr>
+            <w:tcW w:w="0" w:type="auto"/>
+            <w:vAlign w:val="center"/>
+            <w:hideMark/>
+          </w:tcPr>
+          <w:p>
+            <w:pPr>
+              <w:spacing w:after="0" w:line="240" w:lineRule="auto"/>
+              <w:jc w:val="center"/>
+              <w:rPr>
+                <w:rFonts w:ascii="Times New Roman" w:eastAsia="Times New Roman" w:hAnsi="Times New Roman" w:cs="Times New Roman"/>
+                <w:b/>
+                <w:bCs/>
+                <w:sz w:val="24"/>
+                <w:szCs w:val="24"/>
+                <w:lang w:bidi="ar-SA"/>
+              </w:rPr>
+            </w:pPr>
+            <w:r>
+              <w:rPr>
+                <w:rFonts w:ascii="Times New Roman" w:eastAsia="Times New Roman" w:hAnsi="Times New Roman" w:cs="Times New Roman"/>
+                <w:b/>
+                <w:bCs/>
+                <w:sz w:val="24"/>
+                <w:szCs w:val="24"/>
+                <w:lang w:bidi="ar-SA"/>
+              </w:rPr>
+              <w:t>Title</w:t>
+            </w:r>
+          </w:p>
+        </w:tc>
+        <w:tc>
+          <w:tcPr>
+            <w:tcW w:w="0" w:type="auto"/>
+            <w:vAlign w:val="center"/>
+            <w:hideMark/>
+          </w:tcPr>
+          <w:p>
+            <w:pPr>
+              <w:spacing w:after="0" w:line="240" w:lineRule="auto"/>
+              <w:jc w:val="center"/>
+              <w:rPr>
+                <w:rFonts w:ascii="Times New Roman" w:eastAsia="Times New Roman" w:hAnsi="Times New Roman" w:cs="Times New Roman"/>
+                <w:b/>
+                <w:bCs/>
+                <w:sz w:val="24"/>
+                <w:szCs w:val="24"/>
+                <w:lang w:bidi="ar-SA"/>
+              </w:rPr>
+            </w:pPr>
+            <w:proofErr w:type="spellStart"/>
+            <w:r>
+              <w:rPr>
+                <w:rFonts w:ascii="Times New Roman" w:eastAsia="Times New Roman" w:hAnsi="Times New Roman" w:cs="Times New Roman"/>
+                <w:b/>
+                <w:bCs/>
+                <w:sz w:val="24"/>
+                <w:szCs w:val="24"/>
+                <w:lang w:bidi="ar-SA"/>
+              </w:rPr>
+              <w:t>Date_Time</w:t>
+            </w:r>
+            <w:proofErr w:type="spellEnd"/>
+          </w:p>
+        </w:tc>
+        <w:tc>
+          <w:tcPr>
+            <w:tcW w:w="0" w:type="auto"/>
+            <w:vAlign w:val="center"/>
+            <w:hideMark/>
+          </w:tcPr>
+          <w:p>
+            <w:pPr>
+              <w:spacing w:after="0" w:line="240" w:lineRule="auto"/>
+              <w:jc w:val="center"/>
+              <w:rPr>
+                <w:rFonts w:ascii="Times New Roman" w:eastAsia="Times New Roman" w:hAnsi="Times New Roman" w:cs="Times New Roman"/>
+                <w:b/>
+                <w:bCs/>
+                <w:sz w:val="24"/>
+                <w:szCs w:val="24"/>
+                <w:lang w:bidi="ar-SA"/>
+              </w:rPr>
+            </w:pPr>
+            <w:r>
+              <w:rPr>
+                <w:rFonts w:ascii="Times New Roman" w:eastAsia="Times New Roman" w:hAnsi="Times New Roman" w:cs="Times New Roman"/>
+                <w:b/>
+                <w:bCs/>
+                <w:sz w:val="24"/>
+                <w:szCs w:val="24"/>
+                <w:lang w:bidi="ar-SA"/>
+              </w:rPr>
+              <w:t>Price</w:t>
+            </w:r>
+          </w:p>
+        </w:tc>
+        <w:tc>
+          <w:tcPr>
+            <w:tcW w:w="0" w:type="auto"/>
+            <w:vAlign w:val="center"/>
+            <w:hideMark/>
+          </w:tcPr>
+          <w:p>
+            <w:pPr>
+              <w:spacing w:after="0" w:line="240" w:lineRule="auto"/>
+              <w:jc w:val="center"/>
+              <w:rPr>
+                <w:rFonts w:ascii="Times New Roman" w:eastAsia="Times New Roman" w:hAnsi="Times New Roman" w:cs="Times New Roman"/>
+                <w:b/>
+                <w:bCs/>
+                <w:sz w:val="24"/>
+                <w:szCs w:val="24"/>
+                <w:lang w:bidi="ar-SA"/>
+              </w:rPr>
+            </w:pPr>
+            <w:r>
+              <w:rPr>
+                <w:rFonts w:ascii="Times New Roman" w:eastAsia="Times New Roman" w:hAnsi="Times New Roman" w:cs="Times New Roman"/>
+                <w:b/>
+                <w:bCs/>
+                <w:sz w:val="24"/>
+                <w:szCs w:val="24"/>
+                <w:lang w:bidi="ar-SA"/>
+              </w:rPr>
+              <w:t>Location</w:t>
+            </w:r>
+          </w:p>
+        </w:tc>
+        <w:tc>
+          <w:tcPr>
+            <w:tcW w:w="0" w:type="auto"/>
+            <w:vAlign w:val="center"/>
+            <w:hideMark/>
+          </w:tcPr>
+          <w:p>
+            <w:pPr>
+              <w:spacing w:after="0" w:line="240" w:lineRule="auto"/>
+              <w:jc w:val="center"/>
+              <w:rPr>
+                <w:rFonts w:ascii="Times New Roman" w:eastAsia="Times New Roman" w:hAnsi="Times New Roman" w:cs="Times New Roman"/>
+                <w:b/>
+                <w:bCs/>
+                <w:sz w:val="24"/>
+                <w:szCs w:val="24"/>
+                <w:lang w:bidi="ar-SA"/>
+              </w:rPr>
+            </w:pPr>
+            <w:r>
+              <w:rPr>
+                <w:rFonts w:ascii="Times New Roman" w:eastAsia="Times New Roman" w:hAnsi="Times New Roman" w:cs="Times New Roman"/>
+                <w:b/>
+                <w:bCs/>
+                <w:sz w:val="24"/>
+                <w:szCs w:val="24"/>
+                <w:lang w:bidi="ar-SA"/>
+              </w:rPr>
+              <w:t>City</w:t>
+            </w:r>
+          </w:p>
+        </w:tc>
+        <w:tc>
+          <w:tcPr>
+            <w:tcW w:w="0" w:type="auto"/>
+            <w:vAlign w:val="center"/>
+            <w:hideMark/>
+          </w:tcPr>
+          <w:p>
+            <w:pPr>
+              <w:spacing w:after="0" w:line="240" w:lineRule="auto"/>
+              <w:jc w:val="center"/>
+              <w:rPr>
+                <w:rFonts w:ascii="Times New Roman" w:eastAsia="Times New Roman" w:hAnsi="Times New Roman" w:cs="Times New Roman"/>
+                <w:b/>
+                <w:bCs/>
+                <w:sz w:val="24"/>
+                <w:szCs w:val="24"/>
+                <w:lang w:bidi="ar-SA"/>
+              </w:rPr>
+            </w:pPr>
+            <w:r>
+              <w:rPr>
+                <w:rFonts w:ascii="Times New Roman" w:eastAsia="Times New Roman" w:hAnsi="Times New Roman" w:cs="Times New Roman"/>
+                <w:b/>
+                <w:bCs/>
+                <w:sz w:val="24"/>
+                <w:szCs w:val="24"/>
+                <w:lang w:bidi="ar-SA"/>
+              </w:rPr>
+              <w:t>Poster</w:t>
+            </w:r>
+          </w:p>
+        </w:tc>
+        <w:tc>
+          <w:tcPr>
+            <w:tcW w:w="0" w:type="auto"/>
+            <w:vAlign w:val="center"/>
+            <w:hideMark/>
+          </w:tcPr>
+          <w:p>
+            <w:pPr>
+              <w:spacing w:after="0" w:line="240" w:lineRule="auto"/>
+              <w:jc w:val="center"/>
+              <w:rPr>
+                <w:rFonts w:ascii="Times New Roman" w:eastAsia="Times New Roman" w:hAnsi="Times New Roman" w:cs="Times New Roman"/>
+                <w:b/>
+                <w:bCs/>
+                <w:sz w:val="24"/>
+                <w:szCs w:val="24"/>
+                <w:lang w:bidi="ar-SA"/>
+              </w:rPr>
+            </w:pPr>
+            <w:r>
+              <w:rPr>
+                <w:rFonts w:ascii="Times New Roman" w:eastAsia="Times New Roman" w:hAnsi="Times New Roman" w:cs="Times New Roman"/>
+                <w:b/>
+                <w:bCs/>
+                <w:sz w:val="24"/>
+                <w:szCs w:val="24"/>
+                <w:lang w:bidi="ar-SA"/>
+              </w:rPr>
+              <w:t>Event Type</w:t>
+            </w:r>
+          </w:p>
+        </w:tc>
+        <w:tc>
+          <w:tcPr>
+            <w:tcW w:w="0" w:type="auto"/>
+            <w:vAlign w:val="center"/>
+            <w:hideMark/>
+          </w:tcPr>
+          <w:p>
+            <w:pPr>
+              <w:spacing w:after="0" w:line="240" w:lineRule="auto"/>
+              <w:jc w:val="center"/>
+              <w:rPr>
+                <w:rFonts w:ascii="Times New Roman" w:eastAsia="Times New Roman" w:hAnsi="Times New Roman" w:cs="Times New Roman"/>
+                <w:b/>
+                <w:bCs/>
+                <w:sz w:val="24"/>
+                <w:szCs w:val="24"/>
+                <w:lang w:bidi="ar-SA"/>
+              </w:rPr>
+            </w:pPr>
+            <w:r>
+              <w:rPr>
+                <w:rFonts w:ascii="Times New Roman" w:eastAsia="Times New Roman" w:hAnsi="Times New Roman" w:cs="Times New Roman"/>
+                <w:b/>
+                <w:bCs/>
+                <w:sz w:val="24"/>
+                <w:szCs w:val="24"/>
+                <w:lang w:bidi="ar-SA"/>
+              </w:rPr>
+              <w:t>Description</w:t>
+            </w:r>
+          </w:p>
+        </w:tc>
+        <w:tc>
+          <w:tcPr>
+            <w:tcW w:w="0" w:type="auto"/>
+            <w:vAlign w:val="center"/>
+            <w:hideMark/>
+          </w:tcPr>
+          <w:p>
+            <w:pPr>
+              <w:spacing w:after="0" w:line="240" w:lineRule="auto"/>
+              <w:jc w:val="center"/>
+              <w:rPr>
+                <w:rFonts w:ascii="Times New Roman" w:eastAsia="Times New Roman" w:hAnsi="Times New Roman" w:cs="Times New Roman"/>
+                <w:b/>
+                <w:bCs/>
+                <w:sz w:val="24"/>
+                <w:szCs w:val="24"/>
+                <w:lang w:bidi="ar-SA"/>
+              </w:rPr>
+            </w:pPr>
+            <w:r>
+              <w:rPr>
+                <w:rFonts w:ascii="Times New Roman" w:eastAsia="Times New Roman" w:hAnsi="Times New Roman" w:cs="Times New Roman"/>
+                <w:b/>
+                <w:bCs/>
+                <w:sz w:val="24"/>
+                <w:szCs w:val="24"/>
+                <w:lang w:bidi="ar-SA"/>
+              </w:rPr>
+              <w:t>Available Seats</w:t>
+            </w:r>
+          </w:p>
+        </w:tc>
+        <w:tc>
+          <w:tcPr>
+            <w:tcW w:w="0" w:type="auto"/>
+            <w:vAlign w:val="center"/>
+            <w:hideMark/>
+          </w:tcPr>
+          <w:p>
+            <w:pPr>
+              <w:spacing w:after="0" w:line="240" w:lineRule="auto"/>
+              <w:jc w:val="center"/>
+              <w:rPr>
+                <w:rFonts w:ascii="Times New Roman" w:eastAsia="Times New Roman" w:hAnsi="Times New Roman" w:cs="Times New Roman"/>
+                <w:b/>
+                <w:bCs/>
+                <w:sz w:val="24"/>
+                <w:szCs w:val="24"/>
+                <w:lang w:bidi="ar-SA"/>
+              </w:rPr>
+            </w:pPr>
+            <w:r>
+              <w:rPr>
+                <w:rFonts w:ascii="Times New Roman" w:eastAsia="Times New Roman" w:hAnsi="Times New Roman" w:cs="Times New Roman"/>
+                <w:b/>
+                <w:bCs/>
+                <w:sz w:val="24"/>
+                <w:szCs w:val="24"/>
+                <w:lang w:bidi="ar-SA"/>
+              </w:rPr>
+              <w:t>Total Seats</w:t>
+            </w:r>
+          </w:p>
+        </w:tc>
+      </w:tr>
+      <w:tr>
+        <w:trPr>
+          <w:tblCellSpacing w:w="15" w:type="dxa"/>
+        </w:trPr>
+        <w:tc>
+          <w:tcPr>
+            <w:tcW w:w="0" w:type="auto"/>
+            <w:vAlign w:val="center"/>
+            <w:hideMark/>
+          </w:tcPr>
+          <w:p>
+            <w:pPr>
+              <w:spacing w:after="0" w:line="240" w:lineRule="auto"/>
+              <w:rPr>
+                <w:rFonts w:ascii="Times New Roman" w:eastAsia="Times New Roman" w:hAnsi="Times New Roman" w:cs="Times New Roman"/>
+                <w:sz w:val="24"/>
+                <w:szCs w:val="24"/>
+                <w:lang w:bidi="ar-SA"/>
+              </w:rPr>
+            </w:pPr>
+            <w:r>
+              <w:rPr>
+                <w:rFonts w:ascii="Times New Roman" w:eastAsia="Times New Roman" w:hAnsi="Times New Roman" w:cs="Times New Roman"/>
+                <w:sz w:val="24"/>
+                <w:szCs w:val="24"/>
+                <w:lang w:bidi="ar-SA"/>
+              </w:rPr>
+              <w:t xml:space="preserve">Photography </w:t>
+            </w:r>
+            <w:proofErr w:type="spellStart"/>
+            <w:r>
+              <w:rPr>
+                <w:rFonts w:ascii="Times New Roman" w:eastAsia="Times New Roman" w:hAnsi="Times New Roman" w:cs="Times New Roman"/>
+                <w:sz w:val="24"/>
+                <w:szCs w:val="24"/>
+                <w:lang w:bidi="ar-SA"/>
+              </w:rPr>
+              <w:t>Masterclass</w:t>
+            </w:r>
+            <w:proofErr w:type="spellEnd"/>
+          </w:p>
+        </w:tc>
+        <w:tc>
+          <w:tcPr>
+            <w:tcW w:w="0" w:type="auto"/>
+            <w:vAlign w:val="center"/>
+            <w:hideMark/>
+          </w:tcPr>
+          <w:p>
+            <w:pPr>
+              <w:spacing w:after="0" w:line="240" w:lineRule="auto"/>
+              <w:rPr>
+                <w:rFonts w:ascii="Times New Roman" w:eastAsia="Times New Roman" w:hAnsi="Times New Roman" w:cs="Times New Roman"/>
+                <w:sz w:val="24"/>
+                <w:szCs w:val="24"/>
+                <w:lang w:bidi="ar-SA"/>
+              </w:rPr>
+            </w:pPr>
+            <w:r>
+              <w:rPr>
+                <w:rFonts w:ascii="Times New Roman" w:eastAsia="Times New Roman" w:hAnsi="Times New Roman" w:cs="Times New Roman"/>
+                <w:sz w:val="24"/>
+                <w:szCs w:val="24"/>
+                <w:lang w:bidi="ar-SA"/>
+              </w:rPr>
+              <w:t>2026-04-15 10:00:00</w:t>
+            </w:r>
+          </w:p>
+        </w:tc>
+        <w:tc>
+          <w:tcPr>
+            <w:tcW w:w="0" w:type="auto"/>
+            <w:vAlign w:val="center"/>
+            <w:hideMark/>
+          </w:tcPr>
+          <w:p>
+            <w:pPr>
+              <w:spacing w:after="0" w:line="240" w:lineRule="auto"/>
+              <w:rPr>
+                <w:rFonts w:ascii="Times New Roman" w:eastAsia="Times New Roman" w:hAnsi="Times New Roman" w:cs="Times New Roman"/>
+                <w:sz w:val="24"/>
+                <w:szCs w:val="24"/>
+                <w:lang w:bidi="ar-SA"/>
+              </w:rPr>
+            </w:pPr>
+            <w:r>
+              <w:rPr>
+                <w:rFonts w:ascii="Times New Roman" w:eastAsia="Times New Roman" w:hAnsi="Times New Roman" w:cs="Times New Roman"/>
+                <w:sz w:val="24"/>
+                <w:szCs w:val="24"/>
+                <w:lang w:bidi="ar-SA"/>
+              </w:rPr>
+              <w:t>500</w:t>
+            </w:r>
+          </w:p>
+        </w:tc>
+        <w:tc>
+          <w:tcPr>
+            <w:tcW w:w="0" w:type="auto"/>
+            <w:vAlign w:val="center"/>
+            <w:hideMark/>
+          </w:tcPr>
+          <w:p>
+            <w:pPr>
+              <w:spacing w:after="0" w:line="240" w:lineRule="auto"/>
+              <w:rPr>
+                <w:rFonts w:ascii="Times New Roman" w:eastAsia="Times New Roman" w:hAnsi="Times New Roman" w:cs="Times New Roman"/>
+                <w:sz w:val="24"/>
+                <w:szCs w:val="24"/>
+                <w:lang w:bidi="ar-SA"/>
+              </w:rPr>
+            </w:pPr>
+            <w:r>
+              <w:rPr>
+                <w:rFonts w:ascii="Times New Roman" w:eastAsia="Times New Roman" w:hAnsi="Times New Roman" w:cs="Times New Roman"/>
+                <w:sz w:val="24"/>
+                <w:szCs w:val="24"/>
+                <w:lang w:bidi="ar-SA"/>
+              </w:rPr>
+              <w:t>Media Lab</w:t>
+            </w:r>
+          </w:p>
+        </w:tc>
+        <w:tc>
+          <w:tcPr>
+            <w:tcW w:w="0" w:type="auto"/>
+            <w:vAlign w:val="center"/>
+            <w:hideMark/>
+          </w:tcPr>
+          <w:p>
+            <w:pPr>
+              <w:spacing w:after="0" w:line="240" w:lineRule="auto"/>
+              <w:rPr>
+                <w:rFonts w:ascii="Times New Roman" w:eastAsia="Times New Roman" w:hAnsi="Times New Roman" w:cs="Times New Roman"/>
+                <w:sz w:val="24"/>
+                <w:szCs w:val="24"/>
+                <w:lang w:bidi="ar-SA"/>
+              </w:rPr>
+            </w:pPr>
+            <w:proofErr w:type="spellStart"/>
+            <w:r>
+              <w:rPr>
+                <w:rFonts w:ascii="Times New Roman" w:eastAsia="Times New Roman" w:hAnsi="Times New Roman" w:cs="Times New Roman"/>
+                <w:sz w:val="24"/>
+                <w:szCs w:val="24"/>
+                <w:lang w:bidi="ar-SA"/>
+              </w:rPr>
+              <w:t>Ahmedabad</w:t>
+            </w:r>
+            <w:proofErr w:type="spellEnd"/>
+          </w:p>
+        </w:tc>
+        <w:tc>
+          <w:tcPr>
+            <w:tcW w:w="0" w:type="auto"/>
+            <w:vAlign w:val="center"/>
+            <w:hideMark/>
+          </w:tcPr>
+          <w:p>
+            <w:pPr>
+              <w:spacing w:after="0" w:line="240" w:lineRule="auto"/>
+              <w:rPr>
+                <w:rFonts w:ascii="Times New Roman" w:eastAsia="Times New Roman" w:hAnsi="Times New Roman" w:cs="Times New Roman"/>
+                <w:sz w:val="24"/>
+                <w:szCs w:val="24"/>
+                <w:lang w:bidi="ar-SA"/>
+              </w:rPr>
+            </w:pPr>
+            <w:r>
+              <w:rPr>
+                <w:rFonts w:ascii="Times New Roman" w:eastAsia="Times New Roman" w:hAnsi="Times New Roman" w:cs="Times New Roman"/>
+                <w:sz w:val="24"/>
+                <w:szCs w:val="24"/>
+                <w:lang w:bidi="ar-SA"/>
+              </w:rPr>
+              <w:t>photography.jpg</w:t>
+            </w:r>
+          </w:p>
+        </w:tc>
+        <w:tc>
+          <w:tcPr>
+            <w:tcW w:w="0" w:type="auto"/>
+            <w:vAlign w:val="center"/>
+            <w:hideMark/>
+          </w:tcPr>
+          <w:p>
+            <w:pPr>
+              <w:spacing w:after="0" w:line="240" w:lineRule="auto"/>
+              <w:rPr>
+                <w:rFonts w:ascii="Times New Roman" w:eastAsia="Times New Roman" w:hAnsi="Times New Roman" w:cs="Times New Roman"/>
+                <w:sz w:val="24"/>
+                <w:szCs w:val="24"/>
+                <w:lang w:bidi="ar-SA"/>
+              </w:rPr>
+            </w:pPr>
+            <w:r>
+              <w:rPr>
+                <w:rFonts w:ascii="Times New Roman" w:eastAsia="Times New Roman" w:hAnsi="Times New Roman" w:cs="Times New Roman"/>
+                <w:sz w:val="24"/>
+                <w:szCs w:val="24"/>
+                <w:lang w:bidi="ar-SA"/>
+              </w:rPr>
+              <w:t>Paid</w:t>
+            </w:r>
+          </w:p>
+        </w:tc>
+        <w:tc>
+          <w:tcPr>
+            <w:tcW w:w="0" w:type="auto"/>
+            <w:vAlign w:val="center"/>
+            <w:hideMark/>
+          </w:tcPr>
+          <w:p>
+            <w:pPr>
+              <w:spacing w:after="0" w:line="240" w:lineRule="auto"/>
+              <w:rPr>
+                <w:rFonts w:ascii="Times New Roman" w:eastAsia="Times New Roman" w:hAnsi="Times New Roman" w:cs="Times New Roman"/>
+                <w:sz w:val="24"/>
+                <w:szCs w:val="24"/>
+                <w:lang w:bidi="ar-SA"/>
+              </w:rPr>
+            </w:pPr>
+            <w:r>
+              <w:rPr>
+                <w:rFonts w:ascii="Times New Roman" w:eastAsia="Times New Roman" w:hAnsi="Times New Roman" w:cs="Times New Roman"/>
+                <w:sz w:val="24"/>
+                <w:szCs w:val="24"/>
+                <w:lang w:bidi="ar-SA"/>
+              </w:rPr>
+              <w:t>Learn professional photography techniques and camera handling.</w:t>
+            </w:r>
+          </w:p>
+        </w:tc>
+        <w:tc>
+          <w:tcPr>
+            <w:tcW w:w="0" w:type="auto"/>
+            <w:vAlign w:val="center"/>
+            <w:hideMark/>
+          </w:tcPr>
+          <w:p>
+            <w:pPr>
+              <w:spacing w:after="0" w:line="240" w:lineRule="auto"/>
+              <w:rPr>
+                <w:rFonts w:ascii="Times New Roman" w:eastAsia="Times New Roman" w:hAnsi="Times New Roman" w:cs="Times New Roman"/>
+                <w:sz w:val="24"/>
+                <w:szCs w:val="24"/>
+                <w:lang w:bidi="ar-SA"/>
+              </w:rPr>
+            </w:pPr>
+            <w:r>
+              <w:rPr>
+                <w:rFonts w:ascii="Times New Roman" w:eastAsia="Times New Roman" w:hAnsi="Times New Roman" w:cs="Times New Roman"/>
+                <w:sz w:val="24"/>
+                <w:szCs w:val="24"/>
+                <w:lang w:bidi="ar-SA"/>
+              </w:rPr>
+              <w:t>40</w:t>
+            </w:r>
+          </w:p>
+        </w:tc>
+        <w:tc>
+          <w:tcPr>
+            <w:tcW w:w="0" w:type="auto"/>
+            <w:vAlign w:val="center"/>
+            <w:hideMark/>
+          </w:tcPr>
+          <w:p>
+            <w:pPr>
+              <w:spacing w:after="0" w:line="240" w:lineRule="auto"/>
+              <w:rPr>
+                <w:rFonts w:ascii="Times New Roman" w:eastAsia="Times New Roman" w:hAnsi="Times New Roman" w:cs="Times New Roman"/>
+                <w:sz w:val="24"/>
+                <w:szCs w:val="24"/>
+                <w:lang w:bidi="ar-SA"/>
+              </w:rPr>
+            </w:pPr>
+            <w:r>
+              <w:rPr>
+                <w:rFonts w:ascii="Times New Roman" w:eastAsia="Times New Roman" w:hAnsi="Times New Roman" w:cs="Times New Roman"/>
+                <w:sz w:val="24"/>
+                <w:szCs w:val="24"/>
+                <w:lang w:bidi="ar-SA"/>
+              </w:rPr>
+              <w:t>50</w:t>
+            </w:r>
+          </w:p>
+        </w:tc>
+      </w:tr>
+      <w:tr>
+        <w:trPr>
+          <w:tblCellSpacing w:w="15" w:type="dxa"/>
+        </w:trPr>
+        <w:tc>
+          <w:tcPr>
+            <w:tcW w:w="0" w:type="auto"/>
+            <w:vAlign w:val="center"/>
+            <w:hideMark/>
+          </w:tcPr>
+          <w:p>
+            <w:pPr>
+              <w:spacing w:after="0" w:line="240" w:lineRule="auto"/>
+              <w:rPr>
+                <w:rFonts w:ascii="Times New Roman" w:eastAsia="Times New Roman" w:hAnsi="Times New Roman" w:cs="Times New Roman"/>
+                <w:sz w:val="24"/>
+                <w:szCs w:val="24"/>
+                <w:lang w:bidi="ar-SA"/>
+              </w:rPr>
+            </w:pPr>
+            <w:r>
+              <w:rPr>
+                <w:rFonts w:ascii="Times New Roman" w:eastAsia="Times New Roman" w:hAnsi="Times New Roman" w:cs="Times New Roman"/>
+                <w:sz w:val="24"/>
+                <w:szCs w:val="24"/>
+                <w:lang w:bidi="ar-SA"/>
+              </w:rPr>
+              <w:t>Startup Mentorship Workshop</w:t>
+            </w:r>
+          </w:p>
+        </w:tc>
+        <w:tc>
+          <w:tcPr>
+            <w:tcW w:w="0" w:type="auto"/>
+            <w:vAlign w:val="center"/>
+            <w:hideMark/>
+          </w:tcPr>
+          <w:p>
+            <w:pPr>
+              <w:spacing w:after="0" w:line="240" w:lineRule="auto"/>
+              <w:rPr>
+                <w:rFonts w:ascii="Times New Roman" w:eastAsia="Times New Roman" w:hAnsi="Times New Roman" w:cs="Times New Roman"/>
+                <w:sz w:val="24"/>
+                <w:szCs w:val="24"/>
+                <w:lang w:bidi="ar-SA"/>
+              </w:rPr>
+            </w:pPr>
+            <w:r>
+              <w:rPr>
+                <w:rFonts w:ascii="Times New Roman" w:eastAsia="Times New Roman" w:hAnsi="Times New Roman" w:cs="Times New Roman"/>
+                <w:sz w:val="24"/>
+                <w:szCs w:val="24"/>
+                <w:lang w:bidi="ar-SA"/>
+              </w:rPr>
+              <w:t>2026-04-22 11:00:00</w:t>
+            </w:r>
+          </w:p>
+        </w:tc>
+        <w:tc>
+          <w:tcPr>
+            <w:tcW w:w="0" w:type="auto"/>
+            <w:vAlign w:val="center"/>
+            <w:hideMark/>
+          </w:tcPr>
+          <w:p>
+            <w:pPr>
+              <w:spacing w:after="0" w:line="240" w:lineRule="auto"/>
+              <w:rPr>
+                <w:rFonts w:ascii="Times New Roman" w:eastAsia="Times New Roman" w:hAnsi="Times New Roman" w:cs="Times New Roman"/>
+                <w:sz w:val="24"/>
+                <w:szCs w:val="24"/>
+                <w:lang w:bidi="ar-SA"/>
+              </w:rPr>
+            </w:pPr>
+            <w:r>
+              <w:rPr>
+                <w:rFonts w:ascii="Times New Roman" w:eastAsia="Times New Roman" w:hAnsi="Times New Roman" w:cs="Times New Roman"/>
+                <w:sz w:val="24"/>
+                <w:szCs w:val="24"/>
+                <w:lang w:bidi="ar-SA"/>
+              </w:rPr>
+              <w:t>300</w:t>
+            </w:r>
+          </w:p>
+        </w:tc>
+        <w:tc>
+          <w:tcPr>
+            <w:tcW w:w="0" w:type="auto"/>
+            <w:vAlign w:val="center"/>
+            <w:hideMark/>
+          </w:tcPr>
+          <w:p>
+            <w:pPr>
+              <w:spacing w:after="0" w:line="240" w:lineRule="auto"/>
+              <w:rPr>
+                <w:rFonts w:ascii="Times New Roman" w:eastAsia="Times New Roman" w:hAnsi="Times New Roman" w:cs="Times New Roman"/>
+                <w:sz w:val="24"/>
+                <w:szCs w:val="24"/>
+                <w:lang w:bidi="ar-SA"/>
+              </w:rPr>
+            </w:pPr>
+            <w:r>
+              <w:rPr>
+                <w:rFonts w:ascii="Times New Roman" w:eastAsia="Times New Roman" w:hAnsi="Times New Roman" w:cs="Times New Roman"/>
+                <w:sz w:val="24"/>
+                <w:szCs w:val="24"/>
+                <w:lang w:bidi="ar-SA"/>
+              </w:rPr>
+              <w:t>Innovation Center</w:t>
+            </w:r>
+          </w:p>
+        </w:tc>
+        <w:tc>
+          <w:tcPr>
+            <w:tcW w:w="0" w:type="auto"/>
+            <w:vAlign w:val="center"/>
+            <w:hideMark/>
+          </w:tcPr>
+          <w:p>
+            <w:pPr>
+              <w:spacing w:after="0" w:line="240" w:lineRule="auto"/>
+              <w:rPr>
+                <w:rFonts w:ascii="Times New Roman" w:eastAsia="Times New Roman" w:hAnsi="Times New Roman" w:cs="Times New Roman"/>
+                <w:sz w:val="24"/>
+                <w:szCs w:val="24"/>
+                <w:lang w:bidi="ar-SA"/>
+              </w:rPr>
+            </w:pPr>
+            <w:proofErr w:type="spellStart"/>
+            <w:r>
+              <w:rPr>
+                <w:rFonts w:ascii="Times New Roman" w:eastAsia="Times New Roman" w:hAnsi="Times New Roman" w:cs="Times New Roman"/>
+                <w:sz w:val="24"/>
+                <w:szCs w:val="24"/>
+                <w:lang w:bidi="ar-SA"/>
+              </w:rPr>
+              <w:t>Ahmedabad</w:t>
+            </w:r>
+            <w:proofErr w:type="spellEnd"/>
+          </w:p>
+        </w:tc>
+        <w:tc>
+          <w:tcPr>
+            <w:tcW w:w="0" w:type="auto"/>
+            <w:vAlign w:val="center"/>
+            <w:hideMark/>
+          </w:tcPr>
+          <w:p>
+            <w:pPr>
+              <w:spacing w:after="0" w:line="240" w:lineRule="auto"/>
+              <w:rPr>
+                <w:rFonts w:ascii="Times New Roman" w:eastAsia="Times New Roman" w:hAnsi="Times New Roman" w:cs="Times New Roman"/>
+                <w:sz w:val="24"/>
+                <w:szCs w:val="24"/>
+                <w:lang w:bidi="ar-SA"/>
+              </w:rPr>
+            </w:pPr>
+            <w:r>
+              <w:rPr>
+                <w:rFonts w:ascii="Times New Roman" w:eastAsia="Times New Roman" w:hAnsi="Times New Roman" w:cs="Times New Roman"/>
+                <w:sz w:val="24"/>
+                <w:szCs w:val="24"/>
+                <w:lang w:bidi="ar-SA"/>
+              </w:rPr>
+              <w:t>startup.jpg</w:t>
+            </w:r>
+          </w:p>
+        </w:tc>
+        <w:tc>
+          <w:tcPr>
+            <w:tcW w:w="0" w:type="auto"/>
+            <w:vAlign w:val="center"/>
+            <w:hideMark/>
+          </w:tcPr>
+          <w:p>
+            <w:pPr>
+              <w:spacing w:after="0" w:line="240" w:lineRule="auto"/>
+              <w:rPr>
+                <w:rFonts w:ascii="Times New Roman" w:eastAsia="Times New Roman" w:hAnsi="Times New Roman" w:cs="Times New Roman"/>
+                <w:sz w:val="24"/>
+                <w:szCs w:val="24"/>
+                <w:lang w:bidi="ar-SA"/>
+              </w:rPr>
+            </w:pPr>
+            <w:r>
+              <w:rPr>
+                <w:rFonts w:ascii="Times New Roman" w:eastAsia="Times New Roman" w:hAnsi="Times New Roman" w:cs="Times New Roman"/>
+                <w:sz w:val="24"/>
+                <w:szCs w:val="24"/>
+                <w:lang w:bidi="ar-SA"/>
+              </w:rPr>
+              <w:t>Paid</w:t>
+            </w:r>
+          </w:p>
+        </w:tc>
+        <w:tc>
+          <w:tcPr>
+            <w:tcW w:w="0" w:type="auto"/>
+            <w:vAlign w:val="center"/>
+            <w:hideMark/>
+          </w:tcPr>
+          <w:p>
+            <w:pPr>
+              <w:spacing w:after="0" w:line="240" w:lineRule="auto"/>
+              <w:rPr>
+                <w:rFonts w:ascii="Times New Roman" w:eastAsia="Times New Roman" w:hAnsi="Times New Roman" w:cs="Times New Roman"/>
+                <w:sz w:val="24"/>
+                <w:szCs w:val="24"/>
+                <w:lang w:bidi="ar-SA"/>
+              </w:rPr>
+            </w:pPr>
+            <w:r>
+              <w:rPr>
+                <w:rFonts w:ascii="Times New Roman" w:eastAsia="Times New Roman" w:hAnsi="Times New Roman" w:cs="Times New Roman"/>
+                <w:sz w:val="24"/>
+                <w:szCs w:val="24"/>
+                <w:lang w:bidi="ar-SA"/>
+              </w:rPr>
+              <w:t>Entrepreneurs guide students on building startups and pitching ideas.</w:t>
+            </w:r>
+          </w:p>
+        </w:tc>
+        <w:tc>
+          <w:tcPr>
+            <w:tcW w:w="0" w:type="auto"/>
+            <w:vAlign w:val="center"/>
+            <w:hideMark/>
+          </w:tcPr>
+          <w:p>
+            <w:pPr>
+              <w:spacing w:after="0" w:line="240" w:lineRule="auto"/>
+              <w:rPr>
+                <w:rFonts w:ascii="Times New Roman" w:eastAsia="Times New Roman" w:hAnsi="Times New Roman" w:cs="Times New Roman"/>
+                <w:sz w:val="24"/>
+                <w:szCs w:val="24"/>
+                <w:lang w:bidi="ar-SA"/>
+              </w:rPr>
+            </w:pPr>
+            <w:r>
+              <w:rPr>
+                <w:rFonts w:ascii="Times New Roman" w:eastAsia="Times New Roman" w:hAnsi="Times New Roman" w:cs="Times New Roman"/>
+                <w:sz w:val="24"/>
+                <w:szCs w:val="24"/>
+                <w:lang w:bidi="ar-SA"/>
+              </w:rPr>
+              <w:t>60</w:t>
+            </w:r>
+          </w:p>
+        </w:tc>
+        <w:tc>
+          <w:tcPr>
+            <w:tcW w:w="0" w:type="auto"/>
+            <w:vAlign w:val="center"/>
+            <w:hideMark/>
+          </w:tcPr>
+          <w:p>
+            <w:pPr>
+              <w:spacing w:after="0" w:line="240" w:lineRule="auto"/>
+              <w:rPr>
+                <w:rFonts w:ascii="Times New Roman" w:eastAsia="Times New Roman" w:hAnsi="Times New Roman" w:cs="Times New Roman"/>
+                <w:sz w:val="24"/>
+                <w:szCs w:val="24"/>
+                <w:lang w:bidi="ar-SA"/>
+              </w:rPr>
+            </w:pPr>
+            <w:r>
+              <w:rPr>
+                <w:rFonts w:ascii="Times New Roman" w:eastAsia="Times New Roman" w:hAnsi="Times New Roman" w:cs="Times New Roman"/>
+                <w:sz w:val="24"/>
+                <w:szCs w:val="24"/>
+                <w:lang w:bidi="ar-SA"/>
+              </w:rPr>
+              <w:t>80</w:t>
+            </w:r>
+          </w:p>
+        </w:tc>
+      </w:tr>
+      <w:tr>
+        <w:trPr>
+          <w:tblCellSpacing w:w="15" w:type="dxa"/>
+        </w:trPr>
+        <w:tc>
+          <w:tcPr>
+            <w:tcW w:w="0" w:type="auto"/>
+            <w:vAlign w:val="center"/>
+            <w:hideMark/>
+          </w:tcPr>
+          <w:p>
+            <w:pPr>
+              <w:spacing w:after="0" w:line="240" w:lineRule="auto"/>
+              <w:rPr>
+                <w:rFonts w:ascii="Times New Roman" w:eastAsia="Times New Roman" w:hAnsi="Times New Roman" w:cs="Times New Roman"/>
+                <w:sz w:val="24"/>
+                <w:szCs w:val="24"/>
+                <w:lang w:bidi="ar-SA"/>
+              </w:rPr>
+            </w:pPr>
+            <w:r>
+              <w:rPr>
+                <w:rFonts w:ascii="Times New Roman" w:eastAsia="Times New Roman" w:hAnsi="Times New Roman" w:cs="Times New Roman"/>
+                <w:sz w:val="24"/>
+                <w:szCs w:val="24"/>
+                <w:lang w:bidi="ar-SA"/>
+              </w:rPr>
+              <w:t>Public Speaking Workshop</w:t>
+            </w:r>
+          </w:p>
+        </w:tc>
+        <w:tc>
+          <w:tcPr>
+            <w:tcW w:w="0" w:type="auto"/>
+            <w:vAlign w:val="center"/>
+            <w:hideMark/>
+          </w:tcPr>
+          <w:p>
+            <w:pPr>
+              <w:spacing w:after="0" w:line="240" w:lineRule="auto"/>
+              <w:rPr>
+                <w:rFonts w:ascii="Times New Roman" w:eastAsia="Times New Roman" w:hAnsi="Times New Roman" w:cs="Times New Roman"/>
+                <w:sz w:val="24"/>
+                <w:szCs w:val="24"/>
+                <w:lang w:bidi="ar-SA"/>
+              </w:rPr>
+            </w:pPr>
+            <w:r>
+              <w:rPr>
+                <w:rFonts w:ascii="Times New Roman" w:eastAsia="Times New Roman" w:hAnsi="Times New Roman" w:cs="Times New Roman"/>
+                <w:sz w:val="24"/>
+                <w:szCs w:val="24"/>
+                <w:lang w:bidi="ar-SA"/>
+              </w:rPr>
+              <w:t>2026-04-30 14:00:00</w:t>
+            </w:r>
+          </w:p>
+        </w:tc>
+        <w:tc>
+          <w:tcPr>
+            <w:tcW w:w="0" w:type="auto"/>
+            <w:vAlign w:val="center"/>
+            <w:hideMark/>
+          </w:tcPr>
+          <w:p>
+            <w:pPr>
+              <w:spacing w:after="0" w:line="240" w:lineRule="auto"/>
+              <w:rPr>
+                <w:rFonts w:ascii="Times New Roman" w:eastAsia="Times New Roman" w:hAnsi="Times New Roman" w:cs="Times New Roman"/>
+                <w:sz w:val="24"/>
+                <w:szCs w:val="24"/>
+                <w:lang w:bidi="ar-SA"/>
+              </w:rPr>
+            </w:pPr>
+            <w:r>
+              <w:rPr>
+                <w:rFonts w:ascii="Times New Roman" w:eastAsia="Times New Roman" w:hAnsi="Times New Roman" w:cs="Times New Roman"/>
+                <w:sz w:val="24"/>
+                <w:szCs w:val="24"/>
+                <w:lang w:bidi="ar-SA"/>
+              </w:rPr>
+              <w:t>200</w:t>
+            </w:r>
+          </w:p>
+        </w:tc>
+        <w:tc>
+          <w:tcPr>
+            <w:tcW w:w="0" w:type="auto"/>
+            <w:vAlign w:val="center"/>
+            <w:hideMark/>
+          </w:tcPr>
+          <w:p>
+            <w:pPr>
+              <w:spacing w:after="0" w:line="240" w:lineRule="auto"/>
+              <w:rPr>
+                <w:rFonts w:ascii="Times New Roman" w:eastAsia="Times New Roman" w:hAnsi="Times New Roman" w:cs="Times New Roman"/>
+                <w:sz w:val="24"/>
+                <w:szCs w:val="24"/>
+                <w:lang w:bidi="ar-SA"/>
+              </w:rPr>
+            </w:pPr>
+            <w:r>
+              <w:rPr>
+                <w:rFonts w:ascii="Times New Roman" w:eastAsia="Times New Roman" w:hAnsi="Times New Roman" w:cs="Times New Roman"/>
+                <w:sz w:val="24"/>
+                <w:szCs w:val="24"/>
+                <w:lang w:bidi="ar-SA"/>
+              </w:rPr>
+              <w:t>Seminar Hall A</w:t>
+            </w:r>
+          </w:p>
+        </w:tc>
+        <w:tc>
+          <w:tcPr>
+            <w:tcW w:w="0" w:type="auto"/>
+            <w:vAlign w:val="center"/>
+            <w:hideMark/>
+          </w:tcPr>
+          <w:p>
+            <w:pPr>
+              <w:spacing w:after="0" w:line="240" w:lineRule="auto"/>
+              <w:rPr>
+                <w:rFonts w:ascii="Times New Roman" w:eastAsia="Times New Roman" w:hAnsi="Times New Roman" w:cs="Times New Roman"/>
+                <w:sz w:val="24"/>
+                <w:szCs w:val="24"/>
+                <w:lang w:bidi="ar-SA"/>
+              </w:rPr>
+            </w:pPr>
+            <w:proofErr w:type="spellStart"/>
+            <w:r>
+              <w:rPr>
+                <w:rFonts w:ascii="Times New Roman" w:eastAsia="Times New Roman" w:hAnsi="Times New Roman" w:cs="Times New Roman"/>
+                <w:sz w:val="24"/>
+                <w:szCs w:val="24"/>
+                <w:lang w:bidi="ar-SA"/>
+              </w:rPr>
+              <w:t>Ahmedabad</w:t>
+            </w:r>
+            <w:proofErr w:type="spellEnd"/>
+          </w:p>
+        </w:tc>
+        <w:tc>
+          <w:tcPr>
+            <w:tcW w:w="0" w:type="auto"/>
+            <w:vAlign w:val="center"/>
+            <w:hideMark/>
+          </w:tcPr>
+          <w:p>
+            <w:pPr>
+              <w:spacing w:after="0" w:line="240" w:lineRule="auto"/>
+              <w:rPr>
+                <w:rFonts w:ascii="Times New Roman" w:eastAsia="Times New Roman" w:hAnsi="Times New Roman" w:cs="Times New Roman"/>
+                <w:sz w:val="24"/>
+                <w:szCs w:val="24"/>
+                <w:lang w:bidi="ar-SA"/>
+              </w:rPr>
+            </w:pPr>
+            <w:r>
+              <w:rPr>
+                <w:rFonts w:ascii="Times New Roman" w:eastAsia="Times New Roman" w:hAnsi="Times New Roman" w:cs="Times New Roman"/>
+                <w:sz w:val="24"/>
+                <w:szCs w:val="24"/>
+                <w:lang w:bidi="ar-SA"/>
+              </w:rPr>
+              <w:t>speaking.jpg</w:t>
+            </w:r>
+          </w:p>
+        </w:tc>
+        <w:tc>
+          <w:tcPr>
+            <w:tcW w:w="0" w:type="auto"/>
+            <w:vAlign w:val="center"/>
+            <w:hideMark/>
+          </w:tcPr>
+          <w:p>
+            <w:pPr>
+              <w:spacing w:after="0" w:line="240" w:lineRule="auto"/>
+              <w:rPr>
+                <w:rFonts w:ascii="Times New Roman" w:eastAsia="Times New Roman" w:hAnsi="Times New Roman" w:cs="Times New Roman"/>
+                <w:sz w:val="24"/>
+                <w:szCs w:val="24"/>
+                <w:lang w:bidi="ar-SA"/>
+              </w:rPr>
+            </w:pPr>
+            <w:r>
+              <w:rPr>
+                <w:rFonts w:ascii="Times New Roman" w:eastAsia="Times New Roman" w:hAnsi="Times New Roman" w:cs="Times New Roman"/>
+                <w:sz w:val="24"/>
+                <w:szCs w:val="24"/>
+                <w:lang w:bidi="ar-SA"/>
+              </w:rPr>
+              <w:t>Paid</w:t>
+            </w:r>
+          </w:p>
+        </w:tc>
+        <w:tc>
+          <w:tcPr>
+            <w:tcW w:w="0" w:type="auto"/>
+            <w:vAlign w:val="center"/>
+            <w:hideMark/>
+          </w:tcPr>
+          <w:p>
+            <w:pPr>
+              <w:spacing w:after="0" w:line="240" w:lineRule="auto"/>
+              <w:rPr>
+                <w:rFonts w:ascii="Times New Roman" w:eastAsia="Times New Roman" w:hAnsi="Times New Roman" w:cs="Times New Roman"/>
+                <w:sz w:val="24"/>
+                <w:szCs w:val="24"/>
+                <w:lang w:bidi="ar-SA"/>
+              </w:rPr>
+            </w:pPr>
+            <w:r>
+              <w:rPr>
+                <w:rFonts w:ascii="Times New Roman" w:eastAsia="Times New Roman" w:hAnsi="Times New Roman" w:cs="Times New Roman"/>
+                <w:sz w:val="24"/>
+                <w:szCs w:val="24"/>
+                <w:lang w:bidi="ar-SA"/>
+              </w:rPr>
+              <w:t>Improve confidence and communication skills with expert trainers.</w:t>
+            </w:r>
+          </w:p>
+        </w:tc>
+        <w:tc>
+          <w:tcPr>
+            <w:tcW w:w="0" w:type="auto"/>
+            <w:vAlign w:val="center"/>
+            <w:hideMark/>
+          </w:tcPr>
+          <w:p>
+            <w:pPr>
+              <w:spacing w:after="0" w:line="240" w:lineRule="auto"/>
+              <w:rPr>
+                <w:rFonts w:ascii="Times New Roman" w:eastAsia="Times New Roman" w:hAnsi="Times New Roman" w:cs="Times New Roman"/>
+                <w:sz w:val="24"/>
+                <w:szCs w:val="24"/>
+                <w:lang w:bidi="ar-SA"/>
+              </w:rPr>
+            </w:pPr>
+            <w:r>
+              <w:rPr>
+                <w:rFonts w:ascii="Times New Roman" w:eastAsia="Times New Roman" w:hAnsi="Times New Roman" w:cs="Times New Roman"/>
+                <w:sz w:val="24"/>
+                <w:szCs w:val="24"/>
+                <w:lang w:bidi="ar-SA"/>
+              </w:rPr>
+              <w:t>70</w:t>
+            </w:r>
+          </w:p>
+        </w:tc>
+        <w:tc>
+          <w:tcPr>
+            <w:tcW w:w="0" w:type="auto"/>
+            <w:vAlign w:val="center"/>
+            <w:hideMark/>
+          </w:tcPr>
+          <w:p>
+            <w:pPr>
+              <w:spacing w:after="0" w:line="240" w:lineRule="auto"/>
+              <w:rPr>
+                <w:rFonts w:ascii="Times New Roman" w:eastAsia="Times New Roman" w:hAnsi="Times New Roman" w:cs="Times New Roman"/>
+                <w:sz w:val="24"/>
+                <w:szCs w:val="24"/>
+                <w:lang w:bidi="ar-SA"/>
+              </w:rPr>
+            </w:pPr>
+            <w:r>
+              <w:rPr>
+                <w:rFonts w:ascii="Times New Roman" w:eastAsia="Times New Roman" w:hAnsi="Times New Roman" w:cs="Times New Roman"/>
+                <w:sz w:val="24"/>
+                <w:szCs w:val="24"/>
+                <w:lang w:bidi="ar-SA"/>
+              </w:rPr>
+              <w:t>90</w:t>
+            </w:r>
+          </w:p>
+        </w:tc>
+      </w:tr>
+      <w:tr>
+        <w:trPr>
+          <w:tblCellSpacing w:w="15" w:type="dxa"/>
+        </w:trPr>
+        <w:tc>
+          <w:tcPr>
+            <w:tcW w:w="0" w:type="auto"/>
+            <w:vAlign w:val="center"/>
+            <w:hideMark/>
+          </w:tcPr>
+          <w:p>
+            <w:pPr>
+              <w:spacing w:after="0" w:line="240" w:lineRule="auto"/>
+              <w:rPr>
+                <w:rFonts w:ascii="Times New Roman" w:eastAsia="Times New Roman" w:hAnsi="Times New Roman" w:cs="Times New Roman"/>
+                <w:sz w:val="24"/>
+                <w:szCs w:val="24"/>
+                <w:lang w:bidi="ar-SA"/>
+              </w:rPr>
+            </w:pPr>
+            <w:r>
+              <w:rPr>
+                <w:rFonts w:ascii="Times New Roman" w:eastAsia="Times New Roman" w:hAnsi="Times New Roman" w:cs="Times New Roman"/>
+                <w:sz w:val="24"/>
+                <w:szCs w:val="24"/>
+                <w:lang w:bidi="ar-SA"/>
+              </w:rPr>
+              <w:t xml:space="preserve">Digital Marketing </w:t>
+            </w:r>
+            <w:proofErr w:type="spellStart"/>
+            <w:r>
+              <w:rPr>
+                <w:rFonts w:ascii="Times New Roman" w:eastAsia="Times New Roman" w:hAnsi="Times New Roman" w:cs="Times New Roman"/>
+                <w:sz w:val="24"/>
+                <w:szCs w:val="24"/>
+                <w:lang w:bidi="ar-SA"/>
+              </w:rPr>
+              <w:t>Bootcamp</w:t>
+            </w:r>
+            <w:proofErr w:type="spellEnd"/>
+          </w:p>
+        </w:tc>
+        <w:tc>
+          <w:tcPr>
+            <w:tcW w:w="0" w:type="auto"/>
+            <w:vAlign w:val="center"/>
+            <w:hideMark/>
+          </w:tcPr>
+          <w:p>
+            <w:pPr>
+              <w:spacing w:after="0" w:line="240" w:lineRule="auto"/>
+              <w:rPr>
+                <w:rFonts w:ascii="Times New Roman" w:eastAsia="Times New Roman" w:hAnsi="Times New Roman" w:cs="Times New Roman"/>
+                <w:sz w:val="24"/>
+                <w:szCs w:val="24"/>
+                <w:lang w:bidi="ar-SA"/>
+              </w:rPr>
+            </w:pPr>
+            <w:r>
+              <w:rPr>
+                <w:rFonts w:ascii="Times New Roman" w:eastAsia="Times New Roman" w:hAnsi="Times New Roman" w:cs="Times New Roman"/>
+                <w:sz w:val="24"/>
+                <w:szCs w:val="24"/>
+                <w:lang w:bidi="ar-SA"/>
+              </w:rPr>
+              <w:t>2026-05-08 09:30:00</w:t>
+            </w:r>
+          </w:p>
+        </w:tc>
+        <w:tc>
+          <w:tcPr>
+            <w:tcW w:w="0" w:type="auto"/>
+            <w:vAlign w:val="center"/>
+            <w:hideMark/>
+          </w:tcPr>
+          <w:p>
+            <w:pPr>
+              <w:spacing w:after="0" w:line="240" w:lineRule="auto"/>
+              <w:rPr>
+                <w:rFonts w:ascii="Times New Roman" w:eastAsia="Times New Roman" w:hAnsi="Times New Roman" w:cs="Times New Roman"/>
+                <w:sz w:val="24"/>
+                <w:szCs w:val="24"/>
+                <w:lang w:bidi="ar-SA"/>
+              </w:rPr>
+            </w:pPr>
+            <w:r>
+              <w:rPr>
+                <w:rFonts w:ascii="Times New Roman" w:eastAsia="Times New Roman" w:hAnsi="Times New Roman" w:cs="Times New Roman"/>
+                <w:sz w:val="24"/>
+                <w:szCs w:val="24"/>
+                <w:lang w:bidi="ar-SA"/>
+              </w:rPr>
+              <w:t>400</w:t>
+            </w:r>
+          </w:p>
+        </w:tc>
+        <w:tc>
+          <w:tcPr>
+            <w:tcW w:w="0" w:type="auto"/>
+            <w:vAlign w:val="center"/>
+            <w:hideMark/>
+          </w:tcPr>
+          <w:p>
+            <w:pPr>
+              <w:spacing w:after="0" w:line="240" w:lineRule="auto"/>
+              <w:rPr>
+                <w:rFonts w:ascii="Times New Roman" w:eastAsia="Times New Roman" w:hAnsi="Times New Roman" w:cs="Times New Roman"/>
+                <w:sz w:val="24"/>
+                <w:szCs w:val="24"/>
+                <w:lang w:bidi="ar-SA"/>
+              </w:rPr>
+            </w:pPr>
+            <w:r>
+              <w:rPr>
+                <w:rFonts w:ascii="Times New Roman" w:eastAsia="Times New Roman" w:hAnsi="Times New Roman" w:cs="Times New Roman"/>
+                <w:sz w:val="24"/>
+                <w:szCs w:val="24"/>
+                <w:lang w:bidi="ar-SA"/>
+              </w:rPr>
+              <w:t>Computer Lab 2</w:t>
+            </w:r>
+          </w:p>
+        </w:tc>
+        <w:tc>
+          <w:tcPr>
+            <w:tcW w:w="0" w:type="auto"/>
+            <w:vAlign w:val="center"/>
+            <w:hideMark/>
+          </w:tcPr>
+          <w:p>
+            <w:pPr>
+              <w:spacing w:after="0" w:line="240" w:lineRule="auto"/>
+              <w:rPr>
+                <w:rFonts w:ascii="Times New Roman" w:eastAsia="Times New Roman" w:hAnsi="Times New Roman" w:cs="Times New Roman"/>
+                <w:sz w:val="24"/>
+                <w:szCs w:val="24"/>
+                <w:lang w:bidi="ar-SA"/>
+              </w:rPr>
+            </w:pPr>
+            <w:proofErr w:type="spellStart"/>
+            <w:r>
+              <w:rPr>
+                <w:rFonts w:ascii="Times New Roman" w:eastAsia="Times New Roman" w:hAnsi="Times New Roman" w:cs="Times New Roman"/>
+                <w:sz w:val="24"/>
+                <w:szCs w:val="24"/>
+                <w:lang w:bidi="ar-SA"/>
+              </w:rPr>
+              <w:t>Ahmedabad</w:t>
+            </w:r>
+            <w:proofErr w:type="spellEnd"/>
+          </w:p>
+        </w:tc>
+        <w:tc>
+          <w:tcPr>
+            <w:tcW w:w="0" w:type="auto"/>
+            <w:vAlign w:val="center"/>
+            <w:hideMark/>
+          </w:tcPr>
+          <w:p>
+            <w:pPr>
+              <w:spacing w:after="0" w:line="240" w:lineRule="auto"/>
+              <w:rPr>
+                <w:rFonts w:ascii="Times New Roman" w:eastAsia="Times New Roman" w:hAnsi="Times New Roman" w:cs="Times New Roman"/>
+                <w:sz w:val="24"/>
+                <w:szCs w:val="24"/>
+                <w:lang w:bidi="ar-SA"/>
+              </w:rPr>
+            </w:pPr>
+            <w:r>
+              <w:rPr>
+                <w:rFonts w:ascii="Times New Roman" w:eastAsia="Times New Roman" w:hAnsi="Times New Roman" w:cs="Times New Roman"/>
+                <w:sz w:val="24"/>
+                <w:szCs w:val="24"/>
+                <w:lang w:bidi="ar-SA"/>
+              </w:rPr>
+              <w:t>digitalmarketing.jpg</w:t>
+            </w:r>
+          </w:p>
+        </w:tc>
+        <w:tc>
+          <w:tcPr>
+            <w:tcW w:w="0" w:type="auto"/>
+            <w:vAlign w:val="center"/>
+            <w:hideMark/>
+          </w:tcPr>
+          <w:p>
+            <w:pPr>
+              <w:spacing w:after="0" w:line="240" w:lineRule="auto"/>
+              <w:rPr>
+                <w:rFonts w:ascii="Times New Roman" w:eastAsia="Times New Roman" w:hAnsi="Times New Roman" w:cs="Times New Roman"/>
+                <w:sz w:val="24"/>
+                <w:szCs w:val="24"/>
+                <w:lang w:bidi="ar-SA"/>
+              </w:rPr>
+            </w:pPr>
+            <w:r>
+              <w:rPr>
+                <w:rFonts w:ascii="Times New Roman" w:eastAsia="Times New Roman" w:hAnsi="Times New Roman" w:cs="Times New Roman"/>
+                <w:sz w:val="24"/>
+                <w:szCs w:val="24"/>
+                <w:lang w:bidi="ar-SA"/>
+              </w:rPr>
+              <w:t>Paid</w:t>
+            </w:r>
+          </w:p>
+        </w:tc>
+        <w:tc>
+          <w:tcPr>
+            <w:tcW w:w="0" w:type="auto"/>
+            <w:vAlign w:val="center"/>
+            <w:hideMark/>
+          </w:tcPr>
+          <w:p>
+            <w:pPr>
+              <w:spacing w:after="0" w:line="240" w:lineRule="auto"/>
+              <w:rPr>
+                <w:rFonts w:ascii="Times New Roman" w:eastAsia="Times New Roman" w:hAnsi="Times New Roman" w:cs="Times New Roman"/>
+                <w:sz w:val="24"/>
+                <w:szCs w:val="24"/>
+                <w:lang w:bidi="ar-SA"/>
+              </w:rPr>
+            </w:pPr>
+            <w:r>
+              <w:rPr>
+                <w:rFonts w:ascii="Times New Roman" w:eastAsia="Times New Roman" w:hAnsi="Times New Roman" w:cs="Times New Roman"/>
+                <w:sz w:val="24"/>
+                <w:szCs w:val="24"/>
+                <w:lang w:bidi="ar-SA"/>
+              </w:rPr>
+              <w:t>Hands-on training in SEO, social media marketing, and ads.</w:t>
+            </w:r>
+          </w:p>
+        </w:tc>
+        <w:tc>
+          <w:tcPr>
+            <w:tcW w:w="0" w:type="auto"/>
+            <w:vAlign w:val="center"/>
+            <w:hideMark/>
+          </w:tcPr>
+          <w:p>
+            <w:pPr>
+              <w:spacing w:after="0" w:line="240" w:lineRule="auto"/>
+              <w:rPr>
+                <w:rFonts w:ascii="Times New Roman" w:eastAsia="Times New Roman" w:hAnsi="Times New Roman" w:cs="Times New Roman"/>
+                <w:sz w:val="24"/>
+                <w:szCs w:val="24"/>
+                <w:lang w:bidi="ar-SA"/>
+              </w:rPr>
+            </w:pPr>
+            <w:r>
+              <w:rPr>
+                <w:rFonts w:ascii="Times New Roman" w:eastAsia="Times New Roman" w:hAnsi="Times New Roman" w:cs="Times New Roman"/>
+                <w:sz w:val="24"/>
+                <w:szCs w:val="24"/>
+                <w:lang w:bidi="ar-SA"/>
+              </w:rPr>
+              <w:t>50</w:t>
+            </w:r>
+          </w:p>
+        </w:tc>
+        <w:tc>
+          <w:tcPr>
+            <w:tcW w:w="0" w:type="auto"/>
+            <w:vAlign w:val="center"/>
+            <w:hideMark/>
+          </w:tcPr>
+          <w:p>
+            <w:pPr>
+              <w:spacing w:after="0" w:line="240" w:lineRule="auto"/>
+              <w:rPr>
+                <w:rFonts w:ascii="Times New Roman" w:eastAsia="Times New Roman" w:hAnsi="Times New Roman" w:cs="Times New Roman"/>
+                <w:sz w:val="24"/>
+                <w:szCs w:val="24"/>
+                <w:lang w:bidi="ar-SA"/>
+              </w:rPr>
+            </w:pPr>
+            <w:r>
+              <w:rPr>
+                <w:rFonts w:ascii="Times New Roman" w:eastAsia="Times New Roman" w:hAnsi="Times New Roman" w:cs="Times New Roman"/>
+                <w:sz w:val="24"/>
+                <w:szCs w:val="24"/>
+                <w:lang w:bidi="ar-SA"/>
+              </w:rPr>
+              <w:t>60</w:t>
+            </w:r>
+          </w:p>
+        </w:tc>
+      </w:tr>
+      <w:tr>
+        <w:trPr>
+          <w:tblCellSpacing w:w="15" w:type="dxa"/>
+        </w:trPr>
+        <w:tc>
+          <w:tcPr>
+            <w:tcW w:w="0" w:type="auto"/>
+            <w:vAlign w:val="center"/>
+            <w:hideMark/>
+          </w:tcPr>
+          <w:p>
+            <w:pPr>
+              <w:spacing w:after="0" w:line="240" w:lineRule="auto"/>
+              <w:rPr>
+                <w:rFonts w:ascii="Times New Roman" w:eastAsia="Times New Roman" w:hAnsi="Times New Roman" w:cs="Times New Roman"/>
+                <w:sz w:val="24"/>
+                <w:szCs w:val="24"/>
+                <w:lang w:bidi="ar-SA"/>
+              </w:rPr>
+            </w:pPr>
+            <w:r>
+              <w:rPr>
+                <w:rFonts w:ascii="Times New Roman" w:eastAsia="Times New Roman" w:hAnsi="Times New Roman" w:cs="Times New Roman"/>
+                <w:sz w:val="24"/>
+                <w:szCs w:val="24"/>
+                <w:lang w:bidi="ar-SA"/>
+              </w:rPr>
+              <w:lastRenderedPageBreak/>
+              <w:t>Resume &amp; Interview Skills</w:t>
+            </w:r>
+          </w:p>
+        </w:tc>
+        <w:tc>
+          <w:tcPr>
+            <w:tcW w:w="0" w:type="auto"/>
+            <w:vAlign w:val="center"/>
+            <w:hideMark/>
+          </w:tcPr>
+          <w:p>
+            <w:pPr>
+              <w:spacing w:after="0" w:line="240" w:lineRule="auto"/>
+              <w:rPr>
+                <w:rFonts w:ascii="Times New Roman" w:eastAsia="Times New Roman" w:hAnsi="Times New Roman" w:cs="Times New Roman"/>
+                <w:sz w:val="24"/>
+                <w:szCs w:val="24"/>
+                <w:lang w:bidi="ar-SA"/>
+              </w:rPr>
+            </w:pPr>
+            <w:r>
+              <w:rPr>
+                <w:rFonts w:ascii="Times New Roman" w:eastAsia="Times New Roman" w:hAnsi="Times New Roman" w:cs="Times New Roman"/>
+                <w:sz w:val="24"/>
+                <w:szCs w:val="24"/>
+                <w:lang w:bidi="ar-SA"/>
+              </w:rPr>
+              <w:t>2026-05-15 13:00:00</w:t>
+            </w:r>
+          </w:p>
+        </w:tc>
+        <w:tc>
+          <w:tcPr>
+            <w:tcW w:w="0" w:type="auto"/>
+            <w:vAlign w:val="center"/>
+            <w:hideMark/>
+          </w:tcPr>
+          <w:p>
+            <w:pPr>
+              <w:spacing w:after="0" w:line="240" w:lineRule="auto"/>
+              <w:rPr>
+                <w:rFonts w:ascii="Times New Roman" w:eastAsia="Times New Roman" w:hAnsi="Times New Roman" w:cs="Times New Roman"/>
+                <w:sz w:val="24"/>
+                <w:szCs w:val="24"/>
+                <w:lang w:bidi="ar-SA"/>
+              </w:rPr>
+            </w:pPr>
+            <w:r>
+              <w:rPr>
+                <w:rFonts w:ascii="Times New Roman" w:eastAsia="Times New Roman" w:hAnsi="Times New Roman" w:cs="Times New Roman"/>
+                <w:sz w:val="24"/>
+                <w:szCs w:val="24"/>
+                <w:lang w:bidi="ar-SA"/>
+              </w:rPr>
+              <w:t>0</w:t>
+            </w:r>
+          </w:p>
+        </w:tc>
+        <w:tc>
+          <w:tcPr>
+            <w:tcW w:w="0" w:type="auto"/>
+            <w:vAlign w:val="center"/>
+            <w:hideMark/>
+          </w:tcPr>
+          <w:p>
+            <w:pPr>
+              <w:spacing w:after="0" w:line="240" w:lineRule="auto"/>
+              <w:rPr>
+                <w:rFonts w:ascii="Times New Roman" w:eastAsia="Times New Roman" w:hAnsi="Times New Roman" w:cs="Times New Roman"/>
+                <w:sz w:val="24"/>
+                <w:szCs w:val="24"/>
+                <w:lang w:bidi="ar-SA"/>
+              </w:rPr>
+            </w:pPr>
+            <w:r>
+              <w:rPr>
+                <w:rFonts w:ascii="Times New Roman" w:eastAsia="Times New Roman" w:hAnsi="Times New Roman" w:cs="Times New Roman"/>
+                <w:sz w:val="24"/>
+                <w:szCs w:val="24"/>
+                <w:lang w:bidi="ar-SA"/>
+              </w:rPr>
+              <w:t>Career Development Center</w:t>
+            </w:r>
+          </w:p>
+        </w:tc>
+        <w:tc>
+          <w:tcPr>
+            <w:tcW w:w="0" w:type="auto"/>
+            <w:vAlign w:val="center"/>
+            <w:hideMark/>
+          </w:tcPr>
+          <w:p>
+            <w:pPr>
+              <w:spacing w:after="0" w:line="240" w:lineRule="auto"/>
+              <w:rPr>
+                <w:rFonts w:ascii="Times New Roman" w:eastAsia="Times New Roman" w:hAnsi="Times New Roman" w:cs="Times New Roman"/>
+                <w:sz w:val="24"/>
+                <w:szCs w:val="24"/>
+                <w:lang w:bidi="ar-SA"/>
+              </w:rPr>
+            </w:pPr>
+            <w:proofErr w:type="spellStart"/>
+            <w:r>
+              <w:rPr>
+                <w:rFonts w:ascii="Times New Roman" w:eastAsia="Times New Roman" w:hAnsi="Times New Roman" w:cs="Times New Roman"/>
+                <w:sz w:val="24"/>
+                <w:szCs w:val="24"/>
+                <w:lang w:bidi="ar-SA"/>
+              </w:rPr>
+              <w:t>Ahmedabad</w:t>
+            </w:r>
+            <w:proofErr w:type="spellEnd"/>
+          </w:p>
+        </w:tc>
+        <w:tc>
+          <w:tcPr>
+            <w:tcW w:w="0" w:type="auto"/>
+            <w:vAlign w:val="center"/>
+            <w:hideMark/>
+          </w:tcPr>
+          <w:p>
+            <w:pPr>
+              <w:spacing w:after="0" w:line="240" w:lineRule="auto"/>
+              <w:rPr>
+                <w:rFonts w:ascii="Times New Roman" w:eastAsia="Times New Roman" w:hAnsi="Times New Roman" w:cs="Times New Roman"/>
+                <w:sz w:val="24"/>
+                <w:szCs w:val="24"/>
+                <w:lang w:bidi="ar-SA"/>
+              </w:rPr>
+            </w:pPr>
+            <w:r>
+              <w:rPr>
+                <w:rFonts w:ascii="Times New Roman" w:eastAsia="Times New Roman" w:hAnsi="Times New Roman" w:cs="Times New Roman"/>
+                <w:sz w:val="24"/>
+                <w:szCs w:val="24"/>
+                <w:lang w:bidi="ar-SA"/>
+              </w:rPr>
+              <w:t>resume.jpg</w:t>
+            </w:r>
+          </w:p>
+        </w:tc>
+        <w:tc>
+          <w:tcPr>
+            <w:tcW w:w="0" w:type="auto"/>
+            <w:vAlign w:val="center"/>
+            <w:hideMark/>
+          </w:tcPr>
+          <w:p>
+            <w:pPr>
+              <w:spacing w:after="0" w:line="240" w:lineRule="auto"/>
+              <w:rPr>
+                <w:rFonts w:ascii="Times New Roman" w:eastAsia="Times New Roman" w:hAnsi="Times New Roman" w:cs="Times New Roman"/>
+                <w:sz w:val="24"/>
+                <w:szCs w:val="24"/>
+                <w:lang w:bidi="ar-SA"/>
+              </w:rPr>
+            </w:pPr>
+            <w:r>
+              <w:rPr>
+                <w:rFonts w:ascii="Times New Roman" w:eastAsia="Times New Roman" w:hAnsi="Times New Roman" w:cs="Times New Roman"/>
+                <w:sz w:val="24"/>
+                <w:szCs w:val="24"/>
+                <w:lang w:bidi="ar-SA"/>
+              </w:rPr>
+              <w:t>Free</w:t>
+            </w:r>
+          </w:p>
+        </w:tc>
+        <w:tc>
+          <w:tcPr>
+            <w:tcW w:w="0" w:type="auto"/>
+            <w:vAlign w:val="center"/>
+            <w:hideMark/>
+          </w:tcPr>
+          <w:p>
+            <w:pPr>
+              <w:spacing w:after="0" w:line="240" w:lineRule="auto"/>
+              <w:rPr>
+                <w:rFonts w:ascii="Times New Roman" w:eastAsia="Times New Roman" w:hAnsi="Times New Roman" w:cs="Times New Roman"/>
+                <w:sz w:val="24"/>
+                <w:szCs w:val="24"/>
+                <w:lang w:bidi="ar-SA"/>
+              </w:rPr>
+            </w:pPr>
+            <w:r>
+              <w:rPr>
+                <w:rFonts w:ascii="Times New Roman" w:eastAsia="Times New Roman" w:hAnsi="Times New Roman" w:cs="Times New Roman"/>
+                <w:sz w:val="24"/>
+                <w:szCs w:val="24"/>
+                <w:lang w:bidi="ar-SA"/>
+              </w:rPr>
+              <w:t>Workshop helping students build strong resumes and interview skills.</w:t>
+            </w:r>
+          </w:p>
+        </w:tc>
+        <w:tc>
+          <w:tcPr>
+            <w:tcW w:w="0" w:type="auto"/>
+            <w:vAlign w:val="center"/>
+            <w:hideMark/>
+          </w:tcPr>
+          <w:p>
+            <w:pPr>
+              <w:spacing w:after="0" w:line="240" w:lineRule="auto"/>
+              <w:rPr>
+                <w:rFonts w:ascii="Times New Roman" w:eastAsia="Times New Roman" w:hAnsi="Times New Roman" w:cs="Times New Roman"/>
+                <w:sz w:val="24"/>
+                <w:szCs w:val="24"/>
+                <w:lang w:bidi="ar-SA"/>
+              </w:rPr>
+            </w:pPr>
+            <w:r>
+              <w:rPr>
+                <w:rFonts w:ascii="Times New Roman" w:eastAsia="Times New Roman" w:hAnsi="Times New Roman" w:cs="Times New Roman"/>
+                <w:sz w:val="24"/>
+                <w:szCs w:val="24"/>
+                <w:lang w:bidi="ar-SA"/>
+              </w:rPr>
+              <w:t>90</w:t>
+            </w:r>
+          </w:p>
+        </w:tc>
+        <w:tc>
+          <w:tcPr>
+            <w:tcW w:w="0" w:type="auto"/>
+            <w:vAlign w:val="center"/>
+            <w:hideMark/>
+          </w:tcPr>
+          <w:p>
+            <w:pPr>
+              <w:spacing w:after="0" w:line="240" w:lineRule="auto"/>
+              <w:rPr>
+                <w:rFonts w:ascii="Times New Roman" w:eastAsia="Times New Roman" w:hAnsi="Times New Roman" w:cs="Times New Roman"/>
+                <w:sz w:val="24"/>
+                <w:szCs w:val="24"/>
+                <w:lang w:bidi="ar-SA"/>
+              </w:rPr>
+            </w:pPr>
+            <w:r>
+              <w:rPr>
+                <w:rFonts w:ascii="Times New Roman" w:eastAsia="Times New Roman" w:hAnsi="Times New Roman" w:cs="Times New Roman"/>
+                <w:sz w:val="24"/>
+                <w:szCs w:val="24"/>
+                <w:lang w:bidi="ar-SA"/>
+              </w:rPr>
+              <w:t>120</w:t>
+            </w:r>
+          </w:p>
+        </w:tc>
+      </w:tr>
+    </w:tbl>
+    <w:p>
+      <w:pPr>
+        <w:spacing w:after="0" w:line="240" w:lineRule="auto"/>
+        <w:rPr>
+          <w:rFonts w:ascii="Times New Roman" w:eastAsia="Times New Roman" w:hAnsi="Times New Roman" w:cs="Times New Roman"/>
+          <w:sz w:val="24"/>
+          <w:szCs w:val="24"/>
+          <w:lang w:bidi="ar-SA"/>
+        </w:rPr>
+      </w:pPr>
+      <w:r>
+        <w:rPr>
+          <w:rFonts w:ascii="Times New Roman" w:eastAsia="Times New Roman" w:hAnsi="Times New Roman" w:cs="Times New Roman"/>
+          <w:sz w:val="24"/>
+          <w:szCs w:val="24"/>
+          <w:lang w:bidi="ar-SA"/>
+        </w:rPr>
+        <w:pict>
+          <v:rect id="_x0000_i1027" style="width:0;height:1.5pt" o:hralign="center" o:hrstd="t" o:hr="t" fillcolor="#a0a0a0" stroked="f"/>
+        </w:pict>
+      </w:r>
+    </w:p>
+    <w:p>
+      <w:pPr>
+        <w:spacing w:before="100" w:beforeAutospacing="1" w:after="100" w:afterAutospacing="1" w:line="240" w:lineRule="auto"/>
+        <w:outlineLvl w:val="0"/>
+        <w:rPr>
+          <w:rFonts w:ascii="Times New Roman" w:eastAsia="Times New Roman" w:hAnsi="Times New Roman" w:cs="Times New Roman"/>
+          <w:b/>
+          <w:bCs/>
+          <w:kern w:val="36"/>
+          <w:sz w:val="48"/>
+          <w:szCs w:val="48"/>
+          <w:lang w:bidi="ar-SA"/>
+        </w:rPr>
+      </w:pPr>
+      <w:r>
+        <w:rPr>
+          <w:rFonts w:ascii="Times New Roman" w:eastAsia="Times New Roman" w:hAnsi="Times New Roman" w:cs="Times New Roman"/>
+          <w:b/>
+          <w:bCs/>
+          <w:kern w:val="36"/>
+          <w:sz w:val="48"/>
+          <w:szCs w:val="48"/>
+          <w:lang w:bidi="ar-SA"/>
+        </w:rPr>
+        <w:t>4️</w:t>
+      </w:r>
+      <w:r>
+        <w:rPr>
+          <w:rFonts w:ascii="Tahoma" w:eastAsia="Times New Roman" w:hAnsi="Tahoma" w:cs="Tahoma"/>
+          <w:b/>
+          <w:bCs/>
+          <w:kern w:val="36"/>
+          <w:sz w:val="48"/>
+          <w:szCs w:val="48"/>
+          <w:lang w:bidi="ar-SA"/>
+        </w:rPr>
+        <w:t>⃣</w:t>
+      </w:r>
+      <w:r>
+        <w:rPr>
+          <w:rFonts w:ascii="Times New Roman" w:eastAsia="Times New Roman" w:hAnsi="Times New Roman" w:cs="Times New Roman"/>
+          <w:b/>
+          <w:bCs/>
+          <w:kern w:val="36"/>
+          <w:sz w:val="48"/>
+          <w:szCs w:val="48"/>
+          <w:lang w:bidi="ar-SA"/>
+        </w:rPr>
+        <w:t xml:space="preserve"> Tech Events (5)</w:t>
+      </w:r>
+    </w:p>
+    <w:tbl>
+      <w:tblPr>
+        <w:tblW w:w="0" w:type="auto"/>
+        <w:tblCellSpacing w:w="15" w:type="dxa"/>
+        <w:tblCellMar>
+          <w:top w:w="15" w:type="dxa"/>
+          <w:left w:w="15" w:type="dxa"/>
+          <w:bottom w:w="15" w:type="dxa"/>
+          <w:right w:w="15" w:type="dxa"/>
+        </w:tblCellMar>
+        <w:tblLook w:val="04A0"/>
+      </w:tblPr>
+      <w:tblGrid>
+        <w:gridCol w:w="1233"/>
+        <w:gridCol w:w="1034"/>
+        <w:gridCol w:w="518"/>
+        <w:gridCol w:w="1023"/>
+        <w:gridCol w:w="1057"/>
+        <w:gridCol w:w="1487"/>
+        <w:gridCol w:w="576"/>
+        <w:gridCol w:w="1080"/>
+        <w:gridCol w:w="897"/>
+        <w:gridCol w:w="545"/>
+      </w:tblGrid>
+      <w:tr>
+        <w:trPr>
+          <w:tblHeader/>
+          <w:tblCellSpacing w:w="15" w:type="dxa"/>
+        </w:trPr>
+        <w:tc>
+          <w:tcPr>
+            <w:tcW w:w="0" w:type="auto"/>
+            <w:vAlign w:val="center"/>
+            <w:hideMark/>
+          </w:tcPr>
+          <w:p>
+            <w:pPr>
+              <w:spacing w:after="0" w:line="240" w:lineRule="auto"/>
+              <w:jc w:val="center"/>
+              <w:rPr>
+                <w:rFonts w:ascii="Times New Roman" w:eastAsia="Times New Roman" w:hAnsi="Times New Roman" w:cs="Times New Roman"/>
+                <w:b/>
+                <w:bCs/>
+                <w:sz w:val="24"/>
+                <w:szCs w:val="24"/>
+                <w:lang w:bidi="ar-SA"/>
+              </w:rPr>
+            </w:pPr>
+            <w:r>
+              <w:rPr>
+                <w:rFonts w:ascii="Times New Roman" w:eastAsia="Times New Roman" w:hAnsi="Times New Roman" w:cs="Times New Roman"/>
+                <w:b/>
+                <w:bCs/>
+                <w:sz w:val="24"/>
+                <w:szCs w:val="24"/>
+                <w:lang w:bidi="ar-SA"/>
+              </w:rPr>
+              <w:t>Title</w:t>
+            </w:r>
+          </w:p>
+        </w:tc>
+        <w:tc>
+          <w:tcPr>
+            <w:tcW w:w="0" w:type="auto"/>
+            <w:vAlign w:val="center"/>
+            <w:hideMark/>
+          </w:tcPr>
+          <w:p>
+            <w:pPr>
+              <w:spacing w:after="0" w:line="240" w:lineRule="auto"/>
+              <w:jc w:val="center"/>
+              <w:rPr>
+                <w:rFonts w:ascii="Times New Roman" w:eastAsia="Times New Roman" w:hAnsi="Times New Roman" w:cs="Times New Roman"/>
+                <w:b/>
+                <w:bCs/>
+                <w:sz w:val="24"/>
+                <w:szCs w:val="24"/>
+                <w:lang w:bidi="ar-SA"/>
+              </w:rPr>
+            </w:pPr>
+            <w:proofErr w:type="spellStart"/>
+            <w:r>
+              <w:rPr>
+                <w:rFonts w:ascii="Times New Roman" w:eastAsia="Times New Roman" w:hAnsi="Times New Roman" w:cs="Times New Roman"/>
+                <w:b/>
+                <w:bCs/>
+                <w:sz w:val="24"/>
+                <w:szCs w:val="24"/>
+                <w:lang w:bidi="ar-SA"/>
+              </w:rPr>
+              <w:t>Date_Time</w:t>
+            </w:r>
+            <w:proofErr w:type="spellEnd"/>
+          </w:p>
+        </w:tc>
+        <w:tc>
+          <w:tcPr>
+            <w:tcW w:w="0" w:type="auto"/>
+            <w:vAlign w:val="center"/>
+            <w:hideMark/>
+          </w:tcPr>
+          <w:p>
+            <w:pPr>
+              <w:spacing w:after="0" w:line="240" w:lineRule="auto"/>
+              <w:jc w:val="center"/>
+              <w:rPr>
+                <w:rFonts w:ascii="Times New Roman" w:eastAsia="Times New Roman" w:hAnsi="Times New Roman" w:cs="Times New Roman"/>
+                <w:b/>
+                <w:bCs/>
+                <w:sz w:val="24"/>
+                <w:szCs w:val="24"/>
+                <w:lang w:bidi="ar-SA"/>
+              </w:rPr>
+            </w:pPr>
+            <w:r>
+              <w:rPr>
+                <w:rFonts w:ascii="Times New Roman" w:eastAsia="Times New Roman" w:hAnsi="Times New Roman" w:cs="Times New Roman"/>
+                <w:b/>
+                <w:bCs/>
+                <w:sz w:val="24"/>
+                <w:szCs w:val="24"/>
+                <w:lang w:bidi="ar-SA"/>
+              </w:rPr>
+              <w:t>Price</w:t>
+            </w:r>
+          </w:p>
+        </w:tc>
+        <w:tc>
+          <w:tcPr>
+            <w:tcW w:w="0" w:type="auto"/>
+            <w:vAlign w:val="center"/>
+            <w:hideMark/>
+          </w:tcPr>
+          <w:p>
+            <w:pPr>
+              <w:spacing w:after="0" w:line="240" w:lineRule="auto"/>
+              <w:jc w:val="center"/>
+              <w:rPr>
+                <w:rFonts w:ascii="Times New Roman" w:eastAsia="Times New Roman" w:hAnsi="Times New Roman" w:cs="Times New Roman"/>
+                <w:b/>
+                <w:bCs/>
+                <w:sz w:val="24"/>
+                <w:szCs w:val="24"/>
+                <w:lang w:bidi="ar-SA"/>
+              </w:rPr>
+            </w:pPr>
+            <w:r>
+              <w:rPr>
+                <w:rFonts w:ascii="Times New Roman" w:eastAsia="Times New Roman" w:hAnsi="Times New Roman" w:cs="Times New Roman"/>
+                <w:b/>
+                <w:bCs/>
+                <w:sz w:val="24"/>
+                <w:szCs w:val="24"/>
+                <w:lang w:bidi="ar-SA"/>
+              </w:rPr>
+              <w:t>Location</w:t>
+            </w:r>
+          </w:p>
+        </w:tc>
+        <w:tc>
+          <w:tcPr>
+            <w:tcW w:w="0" w:type="auto"/>
+            <w:vAlign w:val="center"/>
+            <w:hideMark/>
+          </w:tcPr>
+          <w:p>
+            <w:pPr>
+              <w:spacing w:after="0" w:line="240" w:lineRule="auto"/>
+              <w:jc w:val="center"/>
+              <w:rPr>
+                <w:rFonts w:ascii="Times New Roman" w:eastAsia="Times New Roman" w:hAnsi="Times New Roman" w:cs="Times New Roman"/>
+                <w:b/>
+                <w:bCs/>
+                <w:sz w:val="24"/>
+                <w:szCs w:val="24"/>
+                <w:lang w:bidi="ar-SA"/>
+              </w:rPr>
+            </w:pPr>
+            <w:r>
+              <w:rPr>
+                <w:rFonts w:ascii="Times New Roman" w:eastAsia="Times New Roman" w:hAnsi="Times New Roman" w:cs="Times New Roman"/>
+                <w:b/>
+                <w:bCs/>
+                <w:sz w:val="24"/>
+                <w:szCs w:val="24"/>
+                <w:lang w:bidi="ar-SA"/>
+              </w:rPr>
+              <w:t>City</w:t>
+            </w:r>
+          </w:p>
+        </w:tc>
+        <w:tc>
+          <w:tcPr>
+            <w:tcW w:w="0" w:type="auto"/>
+            <w:vAlign w:val="center"/>
+            <w:hideMark/>
+          </w:tcPr>
+          <w:p>
+            <w:pPr>
+              <w:spacing w:after="0" w:line="240" w:lineRule="auto"/>
+              <w:jc w:val="center"/>
+              <w:rPr>
+                <w:rFonts w:ascii="Times New Roman" w:eastAsia="Times New Roman" w:hAnsi="Times New Roman" w:cs="Times New Roman"/>
+                <w:b/>
+                <w:bCs/>
+                <w:sz w:val="24"/>
+                <w:szCs w:val="24"/>
+                <w:lang w:bidi="ar-SA"/>
+              </w:rPr>
+            </w:pPr>
+            <w:r>
+              <w:rPr>
+                <w:rFonts w:ascii="Times New Roman" w:eastAsia="Times New Roman" w:hAnsi="Times New Roman" w:cs="Times New Roman"/>
+                <w:b/>
+                <w:bCs/>
+                <w:sz w:val="24"/>
+                <w:szCs w:val="24"/>
+                <w:lang w:bidi="ar-SA"/>
+              </w:rPr>
+              <w:t>Poster</w:t>
+            </w:r>
+          </w:p>
+        </w:tc>
+        <w:tc>
+          <w:tcPr>
+            <w:tcW w:w="0" w:type="auto"/>
+            <w:vAlign w:val="center"/>
+            <w:hideMark/>
+          </w:tcPr>
+          <w:p>
+            <w:pPr>
+              <w:spacing w:after="0" w:line="240" w:lineRule="auto"/>
+              <w:jc w:val="center"/>
+              <w:rPr>
+                <w:rFonts w:ascii="Times New Roman" w:eastAsia="Times New Roman" w:hAnsi="Times New Roman" w:cs="Times New Roman"/>
+                <w:b/>
+                <w:bCs/>
+                <w:sz w:val="24"/>
+                <w:szCs w:val="24"/>
+                <w:lang w:bidi="ar-SA"/>
+              </w:rPr>
+            </w:pPr>
+            <w:r>
+              <w:rPr>
+                <w:rFonts w:ascii="Times New Roman" w:eastAsia="Times New Roman" w:hAnsi="Times New Roman" w:cs="Times New Roman"/>
+                <w:b/>
+                <w:bCs/>
+                <w:sz w:val="24"/>
+                <w:szCs w:val="24"/>
+                <w:lang w:bidi="ar-SA"/>
+              </w:rPr>
+              <w:t>Event Type</w:t>
+            </w:r>
+          </w:p>
+        </w:tc>
+        <w:tc>
+          <w:tcPr>
+            <w:tcW w:w="0" w:type="auto"/>
+            <w:vAlign w:val="center"/>
+            <w:hideMark/>
+          </w:tcPr>
+          <w:p>
+            <w:pPr>
+              <w:spacing w:after="0" w:line="240" w:lineRule="auto"/>
+              <w:jc w:val="center"/>
+              <w:rPr>
+                <w:rFonts w:ascii="Times New Roman" w:eastAsia="Times New Roman" w:hAnsi="Times New Roman" w:cs="Times New Roman"/>
+                <w:b/>
+                <w:bCs/>
+                <w:sz w:val="24"/>
+                <w:szCs w:val="24"/>
+                <w:lang w:bidi="ar-SA"/>
+              </w:rPr>
+            </w:pPr>
+            <w:r>
+              <w:rPr>
+                <w:rFonts w:ascii="Times New Roman" w:eastAsia="Times New Roman" w:hAnsi="Times New Roman" w:cs="Times New Roman"/>
+                <w:b/>
+                <w:bCs/>
+                <w:sz w:val="24"/>
+                <w:szCs w:val="24"/>
+                <w:lang w:bidi="ar-SA"/>
+              </w:rPr>
+              <w:t>Description</w:t>
+            </w:r>
+          </w:p>
+        </w:tc>
+        <w:tc>
+          <w:tcPr>
+            <w:tcW w:w="0" w:type="auto"/>
+            <w:vAlign w:val="center"/>
+            <w:hideMark/>
+          </w:tcPr>
+          <w:p>
+            <w:pPr>
+              <w:spacing w:after="0" w:line="240" w:lineRule="auto"/>
+              <w:jc w:val="center"/>
+              <w:rPr>
+                <w:rFonts w:ascii="Times New Roman" w:eastAsia="Times New Roman" w:hAnsi="Times New Roman" w:cs="Times New Roman"/>
+                <w:b/>
+                <w:bCs/>
+                <w:sz w:val="24"/>
+                <w:szCs w:val="24"/>
+                <w:lang w:bidi="ar-SA"/>
+              </w:rPr>
+            </w:pPr>
+            <w:r>
+              <w:rPr>
+                <w:rFonts w:ascii="Times New Roman" w:eastAsia="Times New Roman" w:hAnsi="Times New Roman" w:cs="Times New Roman"/>
+                <w:b/>
+                <w:bCs/>
+                <w:sz w:val="24"/>
+                <w:szCs w:val="24"/>
+                <w:lang w:bidi="ar-SA"/>
+              </w:rPr>
+              <w:t>Available Seats</w:t>
+            </w:r>
+          </w:p>
+        </w:tc>
+        <w:tc>
+          <w:tcPr>
+            <w:tcW w:w="0" w:type="auto"/>
+            <w:vAlign w:val="center"/>
+            <w:hideMark/>
+          </w:tcPr>
+          <w:p>
+            <w:pPr>
+              <w:spacing w:after="0" w:line="240" w:lineRule="auto"/>
+              <w:jc w:val="center"/>
+              <w:rPr>
+                <w:rFonts w:ascii="Times New Roman" w:eastAsia="Times New Roman" w:hAnsi="Times New Roman" w:cs="Times New Roman"/>
+                <w:b/>
+                <w:bCs/>
+                <w:sz w:val="24"/>
+                <w:szCs w:val="24"/>
+                <w:lang w:bidi="ar-SA"/>
+              </w:rPr>
+            </w:pPr>
+            <w:r>
+              <w:rPr>
+                <w:rFonts w:ascii="Times New Roman" w:eastAsia="Times New Roman" w:hAnsi="Times New Roman" w:cs="Times New Roman"/>
+                <w:b/>
+                <w:bCs/>
+                <w:sz w:val="24"/>
+                <w:szCs w:val="24"/>
+                <w:lang w:bidi="ar-SA"/>
+              </w:rPr>
+              <w:t>Total Seats</w:t>
+            </w:r>
+          </w:p>
+        </w:tc>
+      </w:tr>
+      <w:tr>
+        <w:trPr>
+          <w:tblCellSpacing w:w="15" w:type="dxa"/>
+        </w:trPr>
+        <w:tc>
+          <w:tcPr>
+            <w:tcW w:w="0" w:type="auto"/>
+            <w:vAlign w:val="center"/>
+            <w:hideMark/>
+          </w:tcPr>
+          <w:p>
+            <w:pPr>
+              <w:spacing w:after="0" w:line="240" w:lineRule="auto"/>
+              <w:rPr>
+                <w:rFonts w:ascii="Times New Roman" w:eastAsia="Times New Roman" w:hAnsi="Times New Roman" w:cs="Times New Roman"/>
+                <w:sz w:val="24"/>
+                <w:szCs w:val="24"/>
+                <w:lang w:bidi="ar-SA"/>
+              </w:rPr>
+            </w:pPr>
+            <w:r>
+              <w:rPr>
+                <w:rFonts w:ascii="Times New Roman" w:eastAsia="Times New Roman" w:hAnsi="Times New Roman" w:cs="Times New Roman"/>
+                <w:sz w:val="24"/>
+                <w:szCs w:val="24"/>
+                <w:lang w:bidi="ar-SA"/>
+              </w:rPr>
+              <w:t>AI &amp; Machine Learning Seminar</w:t>
+            </w:r>
+          </w:p>
+        </w:tc>
+        <w:tc>
+          <w:tcPr>
+            <w:tcW w:w="0" w:type="auto"/>
+            <w:vAlign w:val="center"/>
+            <w:hideMark/>
+          </w:tcPr>
+          <w:p>
+            <w:pPr>
+              <w:spacing w:after="0" w:line="240" w:lineRule="auto"/>
+              <w:rPr>
+                <w:rFonts w:ascii="Times New Roman" w:eastAsia="Times New Roman" w:hAnsi="Times New Roman" w:cs="Times New Roman"/>
+                <w:sz w:val="24"/>
+                <w:szCs w:val="24"/>
+                <w:lang w:bidi="ar-SA"/>
+              </w:rPr>
+            </w:pPr>
+            <w:r>
+              <w:rPr>
+                <w:rFonts w:ascii="Times New Roman" w:eastAsia="Times New Roman" w:hAnsi="Times New Roman" w:cs="Times New Roman"/>
+                <w:sz w:val="24"/>
+                <w:szCs w:val="24"/>
+                <w:lang w:bidi="ar-SA"/>
+              </w:rPr>
+              <w:t>2026-04-06 10:30:00</w:t>
+            </w:r>
+          </w:p>
+        </w:tc>
+        <w:tc>
+          <w:tcPr>
+            <w:tcW w:w="0" w:type="auto"/>
+            <w:vAlign w:val="center"/>
+            <w:hideMark/>
+          </w:tcPr>
+          <w:p>
+            <w:pPr>
+              <w:spacing w:after="0" w:line="240" w:lineRule="auto"/>
+              <w:rPr>
+                <w:rFonts w:ascii="Times New Roman" w:eastAsia="Times New Roman" w:hAnsi="Times New Roman" w:cs="Times New Roman"/>
+                <w:sz w:val="24"/>
+                <w:szCs w:val="24"/>
+                <w:lang w:bidi="ar-SA"/>
+              </w:rPr>
+            </w:pPr>
+            <w:r>
+              <w:rPr>
+                <w:rFonts w:ascii="Times New Roman" w:eastAsia="Times New Roman" w:hAnsi="Times New Roman" w:cs="Times New Roman"/>
+                <w:sz w:val="24"/>
+                <w:szCs w:val="24"/>
+                <w:lang w:bidi="ar-SA"/>
+              </w:rPr>
+              <w:t>250</w:t>
+            </w:r>
+          </w:p>
+        </w:tc>
+        <w:tc>
+          <w:tcPr>
+            <w:tcW w:w="0" w:type="auto"/>
+            <w:vAlign w:val="center"/>
+            <w:hideMark/>
+          </w:tcPr>
+          <w:p>
+            <w:pPr>
+              <w:spacing w:after="0" w:line="240" w:lineRule="auto"/>
+              <w:rPr>
+                <w:rFonts w:ascii="Times New Roman" w:eastAsia="Times New Roman" w:hAnsi="Times New Roman" w:cs="Times New Roman"/>
+                <w:sz w:val="24"/>
+                <w:szCs w:val="24"/>
+                <w:lang w:bidi="ar-SA"/>
+              </w:rPr>
+            </w:pPr>
+            <w:r>
+              <w:rPr>
+                <w:rFonts w:ascii="Times New Roman" w:eastAsia="Times New Roman" w:hAnsi="Times New Roman" w:cs="Times New Roman"/>
+                <w:sz w:val="24"/>
+                <w:szCs w:val="24"/>
+                <w:lang w:bidi="ar-SA"/>
+              </w:rPr>
+              <w:t>Tech Auditorium</w:t>
+            </w:r>
+          </w:p>
+        </w:tc>
+        <w:tc>
+          <w:tcPr>
+            <w:tcW w:w="0" w:type="auto"/>
+            <w:vAlign w:val="center"/>
+            <w:hideMark/>
+          </w:tcPr>
+          <w:p>
+            <w:pPr>
+              <w:spacing w:after="0" w:line="240" w:lineRule="auto"/>
+              <w:rPr>
+                <w:rFonts w:ascii="Times New Roman" w:eastAsia="Times New Roman" w:hAnsi="Times New Roman" w:cs="Times New Roman"/>
+                <w:sz w:val="24"/>
+                <w:szCs w:val="24"/>
+                <w:lang w:bidi="ar-SA"/>
+              </w:rPr>
+            </w:pPr>
+            <w:proofErr w:type="spellStart"/>
+            <w:r>
+              <w:rPr>
+                <w:rFonts w:ascii="Times New Roman" w:eastAsia="Times New Roman" w:hAnsi="Times New Roman" w:cs="Times New Roman"/>
+                <w:sz w:val="24"/>
+                <w:szCs w:val="24"/>
+                <w:lang w:bidi="ar-SA"/>
+              </w:rPr>
+              <w:t>Ahmedabad</w:t>
+            </w:r>
+            <w:proofErr w:type="spellEnd"/>
+          </w:p>
+        </w:tc>
+        <w:tc>
+          <w:tcPr>
+            <w:tcW w:w="0" w:type="auto"/>
+            <w:vAlign w:val="center"/>
+            <w:hideMark/>
+          </w:tcPr>
+          <w:p>
+            <w:pPr>
+              <w:spacing w:after="0" w:line="240" w:lineRule="auto"/>
+              <w:rPr>
+                <w:rFonts w:ascii="Times New Roman" w:eastAsia="Times New Roman" w:hAnsi="Times New Roman" w:cs="Times New Roman"/>
+                <w:sz w:val="24"/>
+                <w:szCs w:val="24"/>
+                <w:lang w:bidi="ar-SA"/>
+              </w:rPr>
+            </w:pPr>
+            <w:r>
+              <w:rPr>
+                <w:rFonts w:ascii="Times New Roman" w:eastAsia="Times New Roman" w:hAnsi="Times New Roman" w:cs="Times New Roman"/>
+                <w:sz w:val="24"/>
+                <w:szCs w:val="24"/>
+                <w:lang w:bidi="ar-SA"/>
+              </w:rPr>
+              <w:t>ai.jpg</w:t>
+            </w:r>
+          </w:p>
+        </w:tc>
+        <w:tc>
+          <w:tcPr>
+            <w:tcW w:w="0" w:type="auto"/>
+            <w:vAlign w:val="center"/>
+            <w:hideMark/>
+          </w:tcPr>
+          <w:p>
+            <w:pPr>
+              <w:spacing w:after="0" w:line="240" w:lineRule="auto"/>
+              <w:rPr>
+                <w:rFonts w:ascii="Times New Roman" w:eastAsia="Times New Roman" w:hAnsi="Times New Roman" w:cs="Times New Roman"/>
+                <w:sz w:val="24"/>
+                <w:szCs w:val="24"/>
+                <w:lang w:bidi="ar-SA"/>
+              </w:rPr>
+            </w:pPr>
+            <w:r>
+              <w:rPr>
+                <w:rFonts w:ascii="Times New Roman" w:eastAsia="Times New Roman" w:hAnsi="Times New Roman" w:cs="Times New Roman"/>
+                <w:sz w:val="24"/>
+                <w:szCs w:val="24"/>
+                <w:lang w:bidi="ar-SA"/>
+              </w:rPr>
+              <w:t>Paid</w:t>
+            </w:r>
+          </w:p>
+        </w:tc>
+        <w:tc>
+          <w:tcPr>
+            <w:tcW w:w="0" w:type="auto"/>
+            <w:vAlign w:val="center"/>
+            <w:hideMark/>
+          </w:tcPr>
+          <w:p>
+            <w:pPr>
+              <w:spacing w:after="0" w:line="240" w:lineRule="auto"/>
+              <w:rPr>
+                <w:rFonts w:ascii="Times New Roman" w:eastAsia="Times New Roman" w:hAnsi="Times New Roman" w:cs="Times New Roman"/>
+                <w:sz w:val="24"/>
+                <w:szCs w:val="24"/>
+                <w:lang w:bidi="ar-SA"/>
+              </w:rPr>
+            </w:pPr>
+            <w:r>
+              <w:rPr>
+                <w:rFonts w:ascii="Times New Roman" w:eastAsia="Times New Roman" w:hAnsi="Times New Roman" w:cs="Times New Roman"/>
+                <w:sz w:val="24"/>
+                <w:szCs w:val="24"/>
+                <w:lang w:bidi="ar-SA"/>
+              </w:rPr>
+              <w:t>Experts discuss real-world AI applications and future trends.</w:t>
+            </w:r>
+          </w:p>
+        </w:tc>
+        <w:tc>
+          <w:tcPr>
+            <w:tcW w:w="0" w:type="auto"/>
+            <w:vAlign w:val="center"/>
+            <w:hideMark/>
+          </w:tcPr>
+          <w:p>
+            <w:pPr>
+              <w:spacing w:after="0" w:line="240" w:lineRule="auto"/>
+              <w:rPr>
+                <w:rFonts w:ascii="Times New Roman" w:eastAsia="Times New Roman" w:hAnsi="Times New Roman" w:cs="Times New Roman"/>
+                <w:sz w:val="24"/>
+                <w:szCs w:val="24"/>
+                <w:lang w:bidi="ar-SA"/>
+              </w:rPr>
+            </w:pPr>
+            <w:r>
+              <w:rPr>
+                <w:rFonts w:ascii="Times New Roman" w:eastAsia="Times New Roman" w:hAnsi="Times New Roman" w:cs="Times New Roman"/>
+                <w:sz w:val="24"/>
+                <w:szCs w:val="24"/>
+                <w:lang w:bidi="ar-SA"/>
+              </w:rPr>
+              <w:t>120</w:t>
+            </w:r>
+          </w:p>
+        </w:tc>
+        <w:tc>
+          <w:tcPr>
+            <w:tcW w:w="0" w:type="auto"/>
+            <w:vAlign w:val="center"/>
+            <w:hideMark/>
+          </w:tcPr>
+          <w:p>
+            <w:pPr>
+              <w:spacing w:after="0" w:line="240" w:lineRule="auto"/>
+              <w:rPr>
+                <w:rFonts w:ascii="Times New Roman" w:eastAsia="Times New Roman" w:hAnsi="Times New Roman" w:cs="Times New Roman"/>
+                <w:sz w:val="24"/>
+                <w:szCs w:val="24"/>
+                <w:lang w:bidi="ar-SA"/>
+              </w:rPr>
+            </w:pPr>
+            <w:r>
+              <w:rPr>
+                <w:rFonts w:ascii="Times New Roman" w:eastAsia="Times New Roman" w:hAnsi="Times New Roman" w:cs="Times New Roman"/>
+                <w:sz w:val="24"/>
+                <w:szCs w:val="24"/>
+                <w:lang w:bidi="ar-SA"/>
+              </w:rPr>
+              <w:t>150</w:t>
+            </w:r>
+          </w:p>
+        </w:tc>
+      </w:tr>
+      <w:tr>
+        <w:trPr>
+          <w:tblCellSpacing w:w="15" w:type="dxa"/>
+        </w:trPr>
+        <w:tc>
+          <w:tcPr>
+            <w:tcW w:w="0" w:type="auto"/>
+            <w:vAlign w:val="center"/>
+            <w:hideMark/>
+          </w:tcPr>
+          <w:p>
+            <w:pPr>
+              <w:spacing w:after="0" w:line="240" w:lineRule="auto"/>
+              <w:rPr>
+                <w:rFonts w:ascii="Times New Roman" w:eastAsia="Times New Roman" w:hAnsi="Times New Roman" w:cs="Times New Roman"/>
+                <w:sz w:val="24"/>
+                <w:szCs w:val="24"/>
+                <w:lang w:bidi="ar-SA"/>
+              </w:rPr>
+            </w:pPr>
+            <w:proofErr w:type="spellStart"/>
+            <w:r>
+              <w:rPr>
+                <w:rFonts w:ascii="Times New Roman" w:eastAsia="Times New Roman" w:hAnsi="Times New Roman" w:cs="Times New Roman"/>
+                <w:sz w:val="24"/>
+                <w:szCs w:val="24"/>
+                <w:lang w:bidi="ar-SA"/>
+              </w:rPr>
+              <w:t>Hackathon</w:t>
+            </w:r>
+            <w:proofErr w:type="spellEnd"/>
+            <w:r>
+              <w:rPr>
+                <w:rFonts w:ascii="Times New Roman" w:eastAsia="Times New Roman" w:hAnsi="Times New Roman" w:cs="Times New Roman"/>
+                <w:sz w:val="24"/>
+                <w:szCs w:val="24"/>
+                <w:lang w:bidi="ar-SA"/>
+              </w:rPr>
+              <w:t xml:space="preserve"> 24 Hours</w:t>
+            </w:r>
+          </w:p>
+        </w:tc>
+        <w:tc>
+          <w:tcPr>
+            <w:tcW w:w="0" w:type="auto"/>
+            <w:vAlign w:val="center"/>
+            <w:hideMark/>
+          </w:tcPr>
+          <w:p>
+            <w:pPr>
+              <w:spacing w:after="0" w:line="240" w:lineRule="auto"/>
+              <w:rPr>
+                <w:rFonts w:ascii="Times New Roman" w:eastAsia="Times New Roman" w:hAnsi="Times New Roman" w:cs="Times New Roman"/>
+                <w:sz w:val="24"/>
+                <w:szCs w:val="24"/>
+                <w:lang w:bidi="ar-SA"/>
+              </w:rPr>
+            </w:pPr>
+            <w:r>
+              <w:rPr>
+                <w:rFonts w:ascii="Times New Roman" w:eastAsia="Times New Roman" w:hAnsi="Times New Roman" w:cs="Times New Roman"/>
+                <w:sz w:val="24"/>
+                <w:szCs w:val="24"/>
+                <w:lang w:bidi="ar-SA"/>
+              </w:rPr>
+              <w:t>2026-04-19 09:00:00</w:t>
+            </w:r>
+          </w:p>
+        </w:tc>
+        <w:tc>
+          <w:tcPr>
+            <w:tcW w:w="0" w:type="auto"/>
+            <w:vAlign w:val="center"/>
+            <w:hideMark/>
+          </w:tcPr>
+          <w:p>
+            <w:pPr>
+              <w:spacing w:after="0" w:line="240" w:lineRule="auto"/>
+              <w:rPr>
+                <w:rFonts w:ascii="Times New Roman" w:eastAsia="Times New Roman" w:hAnsi="Times New Roman" w:cs="Times New Roman"/>
+                <w:sz w:val="24"/>
+                <w:szCs w:val="24"/>
+                <w:lang w:bidi="ar-SA"/>
+              </w:rPr>
+            </w:pPr>
+            <w:r>
+              <w:rPr>
+                <w:rFonts w:ascii="Times New Roman" w:eastAsia="Times New Roman" w:hAnsi="Times New Roman" w:cs="Times New Roman"/>
+                <w:sz w:val="24"/>
+                <w:szCs w:val="24"/>
+                <w:lang w:bidi="ar-SA"/>
+              </w:rPr>
+              <w:t>300</w:t>
+            </w:r>
+          </w:p>
+        </w:tc>
+        <w:tc>
+          <w:tcPr>
+            <w:tcW w:w="0" w:type="auto"/>
+            <w:vAlign w:val="center"/>
+            <w:hideMark/>
+          </w:tcPr>
+          <w:p>
+            <w:pPr>
+              <w:spacing w:after="0" w:line="240" w:lineRule="auto"/>
+              <w:rPr>
+                <w:rFonts w:ascii="Times New Roman" w:eastAsia="Times New Roman" w:hAnsi="Times New Roman" w:cs="Times New Roman"/>
+                <w:sz w:val="24"/>
+                <w:szCs w:val="24"/>
+                <w:lang w:bidi="ar-SA"/>
+              </w:rPr>
+            </w:pPr>
+            <w:r>
+              <w:rPr>
+                <w:rFonts w:ascii="Times New Roman" w:eastAsia="Times New Roman" w:hAnsi="Times New Roman" w:cs="Times New Roman"/>
+                <w:sz w:val="24"/>
+                <w:szCs w:val="24"/>
+                <w:lang w:bidi="ar-SA"/>
+              </w:rPr>
+              <w:t>Innovation Lab</w:t>
+            </w:r>
+          </w:p>
+        </w:tc>
+        <w:tc>
+          <w:tcPr>
+            <w:tcW w:w="0" w:type="auto"/>
+            <w:vAlign w:val="center"/>
+            <w:hideMark/>
+          </w:tcPr>
+          <w:p>
+            <w:pPr>
+              <w:spacing w:after="0" w:line="240" w:lineRule="auto"/>
+              <w:rPr>
+                <w:rFonts w:ascii="Times New Roman" w:eastAsia="Times New Roman" w:hAnsi="Times New Roman" w:cs="Times New Roman"/>
+                <w:sz w:val="24"/>
+                <w:szCs w:val="24"/>
+                <w:lang w:bidi="ar-SA"/>
+              </w:rPr>
+            </w:pPr>
+            <w:proofErr w:type="spellStart"/>
+            <w:r>
+              <w:rPr>
+                <w:rFonts w:ascii="Times New Roman" w:eastAsia="Times New Roman" w:hAnsi="Times New Roman" w:cs="Times New Roman"/>
+                <w:sz w:val="24"/>
+                <w:szCs w:val="24"/>
+                <w:lang w:bidi="ar-SA"/>
+              </w:rPr>
+              <w:t>Ahmedabad</w:t>
+            </w:r>
+            <w:proofErr w:type="spellEnd"/>
+          </w:p>
+        </w:tc>
+        <w:tc>
+          <w:tcPr>
+            <w:tcW w:w="0" w:type="auto"/>
+            <w:vAlign w:val="center"/>
+            <w:hideMark/>
+          </w:tcPr>
+          <w:p>
+            <w:pPr>
+              <w:spacing w:after="0" w:line="240" w:lineRule="auto"/>
+              <w:rPr>
+                <w:rFonts w:ascii="Times New Roman" w:eastAsia="Times New Roman" w:hAnsi="Times New Roman" w:cs="Times New Roman"/>
+                <w:sz w:val="24"/>
+                <w:szCs w:val="24"/>
+                <w:lang w:bidi="ar-SA"/>
+              </w:rPr>
+            </w:pPr>
+            <w:r>
+              <w:rPr>
+                <w:rFonts w:ascii="Times New Roman" w:eastAsia="Times New Roman" w:hAnsi="Times New Roman" w:cs="Times New Roman"/>
+                <w:sz w:val="24"/>
+                <w:szCs w:val="24"/>
+                <w:lang w:bidi="ar-SA"/>
+              </w:rPr>
+              <w:t>hackathon.jpg</w:t>
+            </w:r>
+          </w:p>
+        </w:tc>
+        <w:tc>
+          <w:tcPr>
+            <w:tcW w:w="0" w:type="auto"/>
+            <w:vAlign w:val="center"/>
+            <w:hideMark/>
+          </w:tcPr>
+          <w:p>
+            <w:pPr>
+              <w:spacing w:after="0" w:line="240" w:lineRule="auto"/>
+              <w:rPr>
+                <w:rFonts w:ascii="Times New Roman" w:eastAsia="Times New Roman" w:hAnsi="Times New Roman" w:cs="Times New Roman"/>
+                <w:sz w:val="24"/>
+                <w:szCs w:val="24"/>
+                <w:lang w:bidi="ar-SA"/>
+              </w:rPr>
+            </w:pPr>
+            <w:r>
+              <w:rPr>
+                <w:rFonts w:ascii="Times New Roman" w:eastAsia="Times New Roman" w:hAnsi="Times New Roman" w:cs="Times New Roman"/>
+                <w:sz w:val="24"/>
+                <w:szCs w:val="24"/>
+                <w:lang w:bidi="ar-SA"/>
+              </w:rPr>
+              <w:t>Paid</w:t>
+            </w:r>
+          </w:p>
+        </w:tc>
+        <w:tc>
+          <w:tcPr>
+            <w:tcW w:w="0" w:type="auto"/>
+            <w:vAlign w:val="center"/>
+            <w:hideMark/>
+          </w:tcPr>
+          <w:p>
+            <w:pPr>
+              <w:spacing w:after="0" w:line="240" w:lineRule="auto"/>
+              <w:rPr>
+                <w:rFonts w:ascii="Times New Roman" w:eastAsia="Times New Roman" w:hAnsi="Times New Roman" w:cs="Times New Roman"/>
+                <w:sz w:val="24"/>
+                <w:szCs w:val="24"/>
+                <w:lang w:bidi="ar-SA"/>
+              </w:rPr>
+            </w:pPr>
+            <w:r>
+              <w:rPr>
+                <w:rFonts w:ascii="Times New Roman" w:eastAsia="Times New Roman" w:hAnsi="Times New Roman" w:cs="Times New Roman"/>
+                <w:sz w:val="24"/>
+                <w:szCs w:val="24"/>
+                <w:lang w:bidi="ar-SA"/>
+              </w:rPr>
+              <w:t>24-hour coding competition to build innovative software solutions.</w:t>
+            </w:r>
+          </w:p>
+        </w:tc>
+        <w:tc>
+          <w:tcPr>
+            <w:tcW w:w="0" w:type="auto"/>
+            <w:vAlign w:val="center"/>
+            <w:hideMark/>
+          </w:tcPr>
+          <w:p>
+            <w:pPr>
+              <w:spacing w:after="0" w:line="240" w:lineRule="auto"/>
+              <w:rPr>
+                <w:rFonts w:ascii="Times New Roman" w:eastAsia="Times New Roman" w:hAnsi="Times New Roman" w:cs="Times New Roman"/>
+                <w:sz w:val="24"/>
+                <w:szCs w:val="24"/>
+                <w:lang w:bidi="ar-SA"/>
+              </w:rPr>
+            </w:pPr>
+            <w:r>
+              <w:rPr>
+                <w:rFonts w:ascii="Times New Roman" w:eastAsia="Times New Roman" w:hAnsi="Times New Roman" w:cs="Times New Roman"/>
+                <w:sz w:val="24"/>
+                <w:szCs w:val="24"/>
+                <w:lang w:bidi="ar-SA"/>
+              </w:rPr>
+              <w:t>100</w:t>
+            </w:r>
+          </w:p>
+        </w:tc>
+        <w:tc>
+          <w:tcPr>
+            <w:tcW w:w="0" w:type="auto"/>
+            <w:vAlign w:val="center"/>
+            <w:hideMark/>
+          </w:tcPr>
+          <w:p>
+            <w:pPr>
+              <w:spacing w:after="0" w:line="240" w:lineRule="auto"/>
+              <w:rPr>
+                <w:rFonts w:ascii="Times New Roman" w:eastAsia="Times New Roman" w:hAnsi="Times New Roman" w:cs="Times New Roman"/>
+                <w:sz w:val="24"/>
+                <w:szCs w:val="24"/>
+                <w:lang w:bidi="ar-SA"/>
+              </w:rPr>
+            </w:pPr>
+            <w:r>
+              <w:rPr>
+                <w:rFonts w:ascii="Times New Roman" w:eastAsia="Times New Roman" w:hAnsi="Times New Roman" w:cs="Times New Roman"/>
+                <w:sz w:val="24"/>
+                <w:szCs w:val="24"/>
+                <w:lang w:bidi="ar-SA"/>
+              </w:rPr>
+              <w:t>120</w:t>
+            </w:r>
+          </w:p>
+        </w:tc>
+      </w:tr>
+      <w:tr>
+        <w:trPr>
+          <w:tblCellSpacing w:w="15" w:type="dxa"/>
+        </w:trPr>
+        <w:tc>
+          <w:tcPr>
+            <w:tcW w:w="0" w:type="auto"/>
+            <w:vAlign w:val="center"/>
+            <w:hideMark/>
+          </w:tcPr>
+          <w:p>
+            <w:pPr>
+              <w:spacing w:after="0" w:line="240" w:lineRule="auto"/>
+              <w:rPr>
+                <w:rFonts w:ascii="Times New Roman" w:eastAsia="Times New Roman" w:hAnsi="Times New Roman" w:cs="Times New Roman"/>
+                <w:sz w:val="24"/>
+                <w:szCs w:val="24"/>
+                <w:lang w:bidi="ar-SA"/>
+              </w:rPr>
+            </w:pPr>
+            <w:r>
+              <w:rPr>
+                <w:rFonts w:ascii="Times New Roman" w:eastAsia="Times New Roman" w:hAnsi="Times New Roman" w:cs="Times New Roman"/>
+                <w:sz w:val="24"/>
+                <w:szCs w:val="24"/>
+                <w:lang w:bidi="ar-SA"/>
+              </w:rPr>
+              <w:t xml:space="preserve">Web Development </w:t>
+            </w:r>
+            <w:proofErr w:type="spellStart"/>
+            <w:r>
+              <w:rPr>
+                <w:rFonts w:ascii="Times New Roman" w:eastAsia="Times New Roman" w:hAnsi="Times New Roman" w:cs="Times New Roman"/>
+                <w:sz w:val="24"/>
+                <w:szCs w:val="24"/>
+                <w:lang w:bidi="ar-SA"/>
+              </w:rPr>
+              <w:t>Bootcamp</w:t>
+            </w:r>
+            <w:proofErr w:type="spellEnd"/>
+          </w:p>
+        </w:tc>
+        <w:tc>
+          <w:tcPr>
+            <w:tcW w:w="0" w:type="auto"/>
+            <w:vAlign w:val="center"/>
+            <w:hideMark/>
+          </w:tcPr>
+          <w:p>
+            <w:pPr>
+              <w:spacing w:after="0" w:line="240" w:lineRule="auto"/>
+              <w:rPr>
+                <w:rFonts w:ascii="Times New Roman" w:eastAsia="Times New Roman" w:hAnsi="Times New Roman" w:cs="Times New Roman"/>
+                <w:sz w:val="24"/>
+                <w:szCs w:val="24"/>
+                <w:lang w:bidi="ar-SA"/>
+              </w:rPr>
+            </w:pPr>
+            <w:r>
+              <w:rPr>
+                <w:rFonts w:ascii="Times New Roman" w:eastAsia="Times New Roman" w:hAnsi="Times New Roman" w:cs="Times New Roman"/>
+                <w:sz w:val="24"/>
+                <w:szCs w:val="24"/>
+                <w:lang w:bidi="ar-SA"/>
+              </w:rPr>
+              <w:t>2026-04-26 11:00:00</w:t>
+            </w:r>
+          </w:p>
+        </w:tc>
+        <w:tc>
+          <w:tcPr>
+            <w:tcW w:w="0" w:type="auto"/>
+            <w:vAlign w:val="center"/>
+            <w:hideMark/>
+          </w:tcPr>
+          <w:p>
+            <w:pPr>
+              <w:spacing w:after="0" w:line="240" w:lineRule="auto"/>
+              <w:rPr>
+                <w:rFonts w:ascii="Times New Roman" w:eastAsia="Times New Roman" w:hAnsi="Times New Roman" w:cs="Times New Roman"/>
+                <w:sz w:val="24"/>
+                <w:szCs w:val="24"/>
+                <w:lang w:bidi="ar-SA"/>
+              </w:rPr>
+            </w:pPr>
+            <w:r>
+              <w:rPr>
+                <w:rFonts w:ascii="Times New Roman" w:eastAsia="Times New Roman" w:hAnsi="Times New Roman" w:cs="Times New Roman"/>
+                <w:sz w:val="24"/>
+                <w:szCs w:val="24"/>
+                <w:lang w:bidi="ar-SA"/>
+              </w:rPr>
+              <w:t>200</w:t>
+            </w:r>
+          </w:p>
+        </w:tc>
+        <w:tc>
+          <w:tcPr>
+            <w:tcW w:w="0" w:type="auto"/>
+            <w:vAlign w:val="center"/>
+            <w:hideMark/>
+          </w:tcPr>
+          <w:p>
+            <w:pPr>
+              <w:spacing w:after="0" w:line="240" w:lineRule="auto"/>
+              <w:rPr>
+                <w:rFonts w:ascii="Times New Roman" w:eastAsia="Times New Roman" w:hAnsi="Times New Roman" w:cs="Times New Roman"/>
+                <w:sz w:val="24"/>
+                <w:szCs w:val="24"/>
+                <w:lang w:bidi="ar-SA"/>
+              </w:rPr>
+            </w:pPr>
+            <w:r>
+              <w:rPr>
+                <w:rFonts w:ascii="Times New Roman" w:eastAsia="Times New Roman" w:hAnsi="Times New Roman" w:cs="Times New Roman"/>
+                <w:sz w:val="24"/>
+                <w:szCs w:val="24"/>
+                <w:lang w:bidi="ar-SA"/>
+              </w:rPr>
+              <w:t>Computer Lab 1</w:t>
+            </w:r>
+          </w:p>
+        </w:tc>
+        <w:tc>
+          <w:tcPr>
+            <w:tcW w:w="0" w:type="auto"/>
+            <w:vAlign w:val="center"/>
+            <w:hideMark/>
+          </w:tcPr>
+          <w:p>
+            <w:pPr>
+              <w:spacing w:after="0" w:line="240" w:lineRule="auto"/>
+              <w:rPr>
+                <w:rFonts w:ascii="Times New Roman" w:eastAsia="Times New Roman" w:hAnsi="Times New Roman" w:cs="Times New Roman"/>
+                <w:sz w:val="24"/>
+                <w:szCs w:val="24"/>
+                <w:lang w:bidi="ar-SA"/>
+              </w:rPr>
+            </w:pPr>
+            <w:proofErr w:type="spellStart"/>
+            <w:r>
+              <w:rPr>
+                <w:rFonts w:ascii="Times New Roman" w:eastAsia="Times New Roman" w:hAnsi="Times New Roman" w:cs="Times New Roman"/>
+                <w:sz w:val="24"/>
+                <w:szCs w:val="24"/>
+                <w:lang w:bidi="ar-SA"/>
+              </w:rPr>
+              <w:t>Ahmedabad</w:t>
+            </w:r>
+            <w:proofErr w:type="spellEnd"/>
+          </w:p>
+        </w:tc>
+        <w:tc>
+          <w:tcPr>
+            <w:tcW w:w="0" w:type="auto"/>
+            <w:vAlign w:val="center"/>
+            <w:hideMark/>
+          </w:tcPr>
+          <w:p>
+            <w:pPr>
+              <w:spacing w:after="0" w:line="240" w:lineRule="auto"/>
+              <w:rPr>
+                <w:rFonts w:ascii="Times New Roman" w:eastAsia="Times New Roman" w:hAnsi="Times New Roman" w:cs="Times New Roman"/>
+                <w:sz w:val="24"/>
+                <w:szCs w:val="24"/>
+                <w:lang w:bidi="ar-SA"/>
+              </w:rPr>
+            </w:pPr>
+            <w:r>
+              <w:rPr>
+                <w:rFonts w:ascii="Times New Roman" w:eastAsia="Times New Roman" w:hAnsi="Times New Roman" w:cs="Times New Roman"/>
+                <w:sz w:val="24"/>
+                <w:szCs w:val="24"/>
+                <w:lang w:bidi="ar-SA"/>
+              </w:rPr>
+              <w:t>webdev.jpg</w:t>
+            </w:r>
+          </w:p>
+        </w:tc>
+        <w:tc>
+          <w:tcPr>
+            <w:tcW w:w="0" w:type="auto"/>
+            <w:vAlign w:val="center"/>
+            <w:hideMark/>
+          </w:tcPr>
+          <w:p>
+            <w:pPr>
+              <w:spacing w:after="0" w:line="240" w:lineRule="auto"/>
+              <w:rPr>
+                <w:rFonts w:ascii="Times New Roman" w:eastAsia="Times New Roman" w:hAnsi="Times New Roman" w:cs="Times New Roman"/>
+                <w:sz w:val="24"/>
+                <w:szCs w:val="24"/>
+                <w:lang w:bidi="ar-SA"/>
+              </w:rPr>
+            </w:pPr>
+            <w:r>
+              <w:rPr>
+                <w:rFonts w:ascii="Times New Roman" w:eastAsia="Times New Roman" w:hAnsi="Times New Roman" w:cs="Times New Roman"/>
+                <w:sz w:val="24"/>
+                <w:szCs w:val="24"/>
+                <w:lang w:bidi="ar-SA"/>
+              </w:rPr>
+              <w:t>Paid</w:t>
+            </w:r>
+          </w:p>
+        </w:tc>
+        <w:tc>
+          <w:tcPr>
+            <w:tcW w:w="0" w:type="auto"/>
+            <w:vAlign w:val="center"/>
+            <w:hideMark/>
+          </w:tcPr>
+          <w:p>
+            <w:pPr>
+              <w:spacing w:after="0" w:line="240" w:lineRule="auto"/>
+              <w:rPr>
+                <w:rFonts w:ascii="Times New Roman" w:eastAsia="Times New Roman" w:hAnsi="Times New Roman" w:cs="Times New Roman"/>
+                <w:sz w:val="24"/>
+                <w:szCs w:val="24"/>
+                <w:lang w:bidi="ar-SA"/>
+              </w:rPr>
+            </w:pPr>
+            <w:r>
+              <w:rPr>
+                <w:rFonts w:ascii="Times New Roman" w:eastAsia="Times New Roman" w:hAnsi="Times New Roman" w:cs="Times New Roman"/>
+                <w:sz w:val="24"/>
+                <w:szCs w:val="24"/>
+                <w:lang w:bidi="ar-SA"/>
+              </w:rPr>
+              <w:t>Hands-on workshop covering HTML, CSS, JavaScript, and React basics.</w:t>
+            </w:r>
+          </w:p>
+        </w:tc>
+        <w:tc>
+          <w:tcPr>
+            <w:tcW w:w="0" w:type="auto"/>
+            <w:vAlign w:val="center"/>
+            <w:hideMark/>
+          </w:tcPr>
+          <w:p>
+            <w:pPr>
+              <w:spacing w:after="0" w:line="240" w:lineRule="auto"/>
+              <w:rPr>
+                <w:rFonts w:ascii="Times New Roman" w:eastAsia="Times New Roman" w:hAnsi="Times New Roman" w:cs="Times New Roman"/>
+                <w:sz w:val="24"/>
+                <w:szCs w:val="24"/>
+                <w:lang w:bidi="ar-SA"/>
+              </w:rPr>
+            </w:pPr>
+            <w:r>
+              <w:rPr>
+                <w:rFonts w:ascii="Times New Roman" w:eastAsia="Times New Roman" w:hAnsi="Times New Roman" w:cs="Times New Roman"/>
+                <w:sz w:val="24"/>
+                <w:szCs w:val="24"/>
+                <w:lang w:bidi="ar-SA"/>
+              </w:rPr>
+              <w:t>80</w:t>
+            </w:r>
+          </w:p>
+        </w:tc>
+        <w:tc>
+          <w:tcPr>
+            <w:tcW w:w="0" w:type="auto"/>
+            <w:vAlign w:val="center"/>
+            <w:hideMark/>
+          </w:tcPr>
+          <w:p>
+            <w:pPr>
+              <w:spacing w:after="0" w:line="240" w:lineRule="auto"/>
+              <w:rPr>
+                <w:rFonts w:ascii="Times New Roman" w:eastAsia="Times New Roman" w:hAnsi="Times New Roman" w:cs="Times New Roman"/>
+                <w:sz w:val="24"/>
+                <w:szCs w:val="24"/>
+                <w:lang w:bidi="ar-SA"/>
+              </w:rPr>
+            </w:pPr>
+            <w:r>
+              <w:rPr>
+                <w:rFonts w:ascii="Times New Roman" w:eastAsia="Times New Roman" w:hAnsi="Times New Roman" w:cs="Times New Roman"/>
+                <w:sz w:val="24"/>
+                <w:szCs w:val="24"/>
+                <w:lang w:bidi="ar-SA"/>
+              </w:rPr>
+              <w:t>100</w:t>
+            </w:r>
+          </w:p>
+        </w:tc>
+      </w:tr>
+      <w:tr>
+        <w:trPr>
+          <w:tblCellSpacing w:w="15" w:type="dxa"/>
+        </w:trPr>
+        <w:tc>
+          <w:tcPr>
+            <w:tcW w:w="0" w:type="auto"/>
+            <w:vAlign w:val="center"/>
+            <w:hideMark/>
+          </w:tcPr>
+          <w:p>
+            <w:pPr>
+              <w:spacing w:after="0" w:line="240" w:lineRule="auto"/>
+              <w:rPr>
+                <w:rFonts w:ascii="Times New Roman" w:eastAsia="Times New Roman" w:hAnsi="Times New Roman" w:cs="Times New Roman"/>
+                <w:sz w:val="24"/>
+                <w:szCs w:val="24"/>
+                <w:lang w:bidi="ar-SA"/>
+              </w:rPr>
+            </w:pPr>
+            <w:proofErr w:type="spellStart"/>
+            <w:r>
+              <w:rPr>
+                <w:rFonts w:ascii="Times New Roman" w:eastAsia="Times New Roman" w:hAnsi="Times New Roman" w:cs="Times New Roman"/>
+                <w:sz w:val="24"/>
+                <w:szCs w:val="24"/>
+                <w:lang w:bidi="ar-SA"/>
+              </w:rPr>
+              <w:lastRenderedPageBreak/>
+              <w:t>Cybersecurity</w:t>
+            </w:r>
+            <w:proofErr w:type="spellEnd"/>
+            <w:r>
+              <w:rPr>
+                <w:rFonts w:ascii="Times New Roman" w:eastAsia="Times New Roman" w:hAnsi="Times New Roman" w:cs="Times New Roman"/>
+                <w:sz w:val="24"/>
+                <w:szCs w:val="24"/>
+                <w:lang w:bidi="ar-SA"/>
+              </w:rPr>
+              <w:t xml:space="preserve"> Awareness</w:t>
+            </w:r>
+          </w:p>
+        </w:tc>
+        <w:tc>
+          <w:tcPr>
+            <w:tcW w:w="0" w:type="auto"/>
+            <w:vAlign w:val="center"/>
+            <w:hideMark/>
+          </w:tcPr>
+          <w:p>
+            <w:pPr>
+              <w:spacing w:after="0" w:line="240" w:lineRule="auto"/>
+              <w:rPr>
+                <w:rFonts w:ascii="Times New Roman" w:eastAsia="Times New Roman" w:hAnsi="Times New Roman" w:cs="Times New Roman"/>
+                <w:sz w:val="24"/>
+                <w:szCs w:val="24"/>
+                <w:lang w:bidi="ar-SA"/>
+              </w:rPr>
+            </w:pPr>
+            <w:r>
+              <w:rPr>
+                <w:rFonts w:ascii="Times New Roman" w:eastAsia="Times New Roman" w:hAnsi="Times New Roman" w:cs="Times New Roman"/>
+                <w:sz w:val="24"/>
+                <w:szCs w:val="24"/>
+                <w:lang w:bidi="ar-SA"/>
+              </w:rPr>
+              <w:t>2026-05-03 15:00:00</w:t>
+            </w:r>
+          </w:p>
+        </w:tc>
+        <w:tc>
+          <w:tcPr>
+            <w:tcW w:w="0" w:type="auto"/>
+            <w:vAlign w:val="center"/>
+            <w:hideMark/>
+          </w:tcPr>
+          <w:p>
+            <w:pPr>
+              <w:spacing w:after="0" w:line="240" w:lineRule="auto"/>
+              <w:rPr>
+                <w:rFonts w:ascii="Times New Roman" w:eastAsia="Times New Roman" w:hAnsi="Times New Roman" w:cs="Times New Roman"/>
+                <w:sz w:val="24"/>
+                <w:szCs w:val="24"/>
+                <w:lang w:bidi="ar-SA"/>
+              </w:rPr>
+            </w:pPr>
+            <w:r>
+              <w:rPr>
+                <w:rFonts w:ascii="Times New Roman" w:eastAsia="Times New Roman" w:hAnsi="Times New Roman" w:cs="Times New Roman"/>
+                <w:sz w:val="24"/>
+                <w:szCs w:val="24"/>
+                <w:lang w:bidi="ar-SA"/>
+              </w:rPr>
+              <w:t>0</w:t>
+            </w:r>
+          </w:p>
+        </w:tc>
+        <w:tc>
+          <w:tcPr>
+            <w:tcW w:w="0" w:type="auto"/>
+            <w:vAlign w:val="center"/>
+            <w:hideMark/>
+          </w:tcPr>
+          <w:p>
+            <w:pPr>
+              <w:spacing w:after="0" w:line="240" w:lineRule="auto"/>
+              <w:rPr>
+                <w:rFonts w:ascii="Times New Roman" w:eastAsia="Times New Roman" w:hAnsi="Times New Roman" w:cs="Times New Roman"/>
+                <w:sz w:val="24"/>
+                <w:szCs w:val="24"/>
+                <w:lang w:bidi="ar-SA"/>
+              </w:rPr>
+            </w:pPr>
+            <w:r>
+              <w:rPr>
+                <w:rFonts w:ascii="Times New Roman" w:eastAsia="Times New Roman" w:hAnsi="Times New Roman" w:cs="Times New Roman"/>
+                <w:sz w:val="24"/>
+                <w:szCs w:val="24"/>
+                <w:lang w:bidi="ar-SA"/>
+              </w:rPr>
+              <w:t>Seminar Hall B</w:t>
+            </w:r>
+          </w:p>
+        </w:tc>
+        <w:tc>
+          <w:tcPr>
+            <w:tcW w:w="0" w:type="auto"/>
+            <w:vAlign w:val="center"/>
+            <w:hideMark/>
+          </w:tcPr>
+          <w:p>
+            <w:pPr>
+              <w:spacing w:after="0" w:line="240" w:lineRule="auto"/>
+              <w:rPr>
+                <w:rFonts w:ascii="Times New Roman" w:eastAsia="Times New Roman" w:hAnsi="Times New Roman" w:cs="Times New Roman"/>
+                <w:sz w:val="24"/>
+                <w:szCs w:val="24"/>
+                <w:lang w:bidi="ar-SA"/>
+              </w:rPr>
+            </w:pPr>
+            <w:proofErr w:type="spellStart"/>
+            <w:r>
+              <w:rPr>
+                <w:rFonts w:ascii="Times New Roman" w:eastAsia="Times New Roman" w:hAnsi="Times New Roman" w:cs="Times New Roman"/>
+                <w:sz w:val="24"/>
+                <w:szCs w:val="24"/>
+                <w:lang w:bidi="ar-SA"/>
+              </w:rPr>
+              <w:t>Ahmedabad</w:t>
+            </w:r>
+            <w:proofErr w:type="spellEnd"/>
+          </w:p>
+        </w:tc>
+        <w:tc>
+          <w:tcPr>
+            <w:tcW w:w="0" w:type="auto"/>
+            <w:vAlign w:val="center"/>
+            <w:hideMark/>
+          </w:tcPr>
+          <w:p>
+            <w:pPr>
+              <w:spacing w:after="0" w:line="240" w:lineRule="auto"/>
+              <w:rPr>
+                <w:rFonts w:ascii="Times New Roman" w:eastAsia="Times New Roman" w:hAnsi="Times New Roman" w:cs="Times New Roman"/>
+                <w:sz w:val="24"/>
+                <w:szCs w:val="24"/>
+                <w:lang w:bidi="ar-SA"/>
+              </w:rPr>
+            </w:pPr>
+            <w:r>
+              <w:rPr>
+                <w:rFonts w:ascii="Times New Roman" w:eastAsia="Times New Roman" w:hAnsi="Times New Roman" w:cs="Times New Roman"/>
+                <w:sz w:val="24"/>
+                <w:szCs w:val="24"/>
+                <w:lang w:bidi="ar-SA"/>
+              </w:rPr>
+              <w:t>cybersecurity.jpg</w:t>
+            </w:r>
+          </w:p>
+        </w:tc>
+        <w:tc>
+          <w:tcPr>
+            <w:tcW w:w="0" w:type="auto"/>
+            <w:vAlign w:val="center"/>
+            <w:hideMark/>
+          </w:tcPr>
+          <w:p>
+            <w:pPr>
+              <w:spacing w:after="0" w:line="240" w:lineRule="auto"/>
+              <w:rPr>
+                <w:rFonts w:ascii="Times New Roman" w:eastAsia="Times New Roman" w:hAnsi="Times New Roman" w:cs="Times New Roman"/>
+                <w:sz w:val="24"/>
+                <w:szCs w:val="24"/>
+                <w:lang w:bidi="ar-SA"/>
+              </w:rPr>
+            </w:pPr>
+            <w:r>
+              <w:rPr>
+                <w:rFonts w:ascii="Times New Roman" w:eastAsia="Times New Roman" w:hAnsi="Times New Roman" w:cs="Times New Roman"/>
+                <w:sz w:val="24"/>
+                <w:szCs w:val="24"/>
+                <w:lang w:bidi="ar-SA"/>
+              </w:rPr>
+              <w:t>Free</w:t>
+            </w:r>
+          </w:p>
+        </w:tc>
+        <w:tc>
+          <w:tcPr>
+            <w:tcW w:w="0" w:type="auto"/>
+            <w:vAlign w:val="center"/>
+            <w:hideMark/>
+          </w:tcPr>
+          <w:p>
+            <w:pPr>
+              <w:spacing w:after="0" w:line="240" w:lineRule="auto"/>
+              <w:rPr>
+                <w:rFonts w:ascii="Times New Roman" w:eastAsia="Times New Roman" w:hAnsi="Times New Roman" w:cs="Times New Roman"/>
+                <w:sz w:val="24"/>
+                <w:szCs w:val="24"/>
+                <w:lang w:bidi="ar-SA"/>
+              </w:rPr>
+            </w:pPr>
+            <w:r>
+              <w:rPr>
+                <w:rFonts w:ascii="Times New Roman" w:eastAsia="Times New Roman" w:hAnsi="Times New Roman" w:cs="Times New Roman"/>
+                <w:sz w:val="24"/>
+                <w:szCs w:val="24"/>
+                <w:lang w:bidi="ar-SA"/>
+              </w:rPr>
+              <w:t>Learn how to protect systems from cyber threats and attacks.</w:t>
+            </w:r>
+          </w:p>
+        </w:tc>
+        <w:tc>
+          <w:tcPr>
+            <w:tcW w:w="0" w:type="auto"/>
+            <w:vAlign w:val="center"/>
+            <w:hideMark/>
+          </w:tcPr>
+          <w:p>
+            <w:pPr>
+              <w:spacing w:after="0" w:line="240" w:lineRule="auto"/>
+              <w:rPr>
+                <w:rFonts w:ascii="Times New Roman" w:eastAsia="Times New Roman" w:hAnsi="Times New Roman" w:cs="Times New Roman"/>
+                <w:sz w:val="24"/>
+                <w:szCs w:val="24"/>
+                <w:lang w:bidi="ar-SA"/>
+              </w:rPr>
+            </w:pPr>
+            <w:r>
+              <w:rPr>
+                <w:rFonts w:ascii="Times New Roman" w:eastAsia="Times New Roman" w:hAnsi="Times New Roman" w:cs="Times New Roman"/>
+                <w:sz w:val="24"/>
+                <w:szCs w:val="24"/>
+                <w:lang w:bidi="ar-SA"/>
+              </w:rPr>
+              <w:t>140</w:t>
+            </w:r>
+          </w:p>
+        </w:tc>
+        <w:tc>
+          <w:tcPr>
+            <w:tcW w:w="0" w:type="auto"/>
+            <w:vAlign w:val="center"/>
+            <w:hideMark/>
+          </w:tcPr>
+          <w:p>
+            <w:pPr>
+              <w:spacing w:after="0" w:line="240" w:lineRule="auto"/>
+              <w:rPr>
+                <w:rFonts w:ascii="Times New Roman" w:eastAsia="Times New Roman" w:hAnsi="Times New Roman" w:cs="Times New Roman"/>
+                <w:sz w:val="24"/>
+                <w:szCs w:val="24"/>
+                <w:lang w:bidi="ar-SA"/>
+              </w:rPr>
+            </w:pPr>
+            <w:r>
+              <w:rPr>
+                <w:rFonts w:ascii="Times New Roman" w:eastAsia="Times New Roman" w:hAnsi="Times New Roman" w:cs="Times New Roman"/>
+                <w:sz w:val="24"/>
+                <w:szCs w:val="24"/>
+                <w:lang w:bidi="ar-SA"/>
+              </w:rPr>
+              <w:t>160</w:t>
+            </w:r>
+          </w:p>
+        </w:tc>
+      </w:tr>
+      <w:tr>
+        <w:trPr>
+          <w:tblCellSpacing w:w="15" w:type="dxa"/>
+        </w:trPr>
+        <w:tc>
+          <w:tcPr>
+            <w:tcW w:w="0" w:type="auto"/>
+            <w:vAlign w:val="center"/>
+            <w:hideMark/>
+          </w:tcPr>
+          <w:p>
+            <w:pPr>
+              <w:spacing w:after="0" w:line="240" w:lineRule="auto"/>
+              <w:rPr>
+                <w:rFonts w:ascii="Times New Roman" w:eastAsia="Times New Roman" w:hAnsi="Times New Roman" w:cs="Times New Roman"/>
+                <w:sz w:val="24"/>
+                <w:szCs w:val="24"/>
+                <w:lang w:bidi="ar-SA"/>
+              </w:rPr>
+            </w:pPr>
+            <w:r>
+              <w:rPr>
+                <w:rFonts w:ascii="Times New Roman" w:eastAsia="Times New Roman" w:hAnsi="Times New Roman" w:cs="Times New Roman"/>
+                <w:sz w:val="24"/>
+                <w:szCs w:val="24"/>
+                <w:lang w:bidi="ar-SA"/>
+              </w:rPr>
+              <w:t>Cloud Computing Workshop</w:t>
+            </w:r>
+          </w:p>
+        </w:tc>
+        <w:tc>
+          <w:tcPr>
+            <w:tcW w:w="0" w:type="auto"/>
+            <w:vAlign w:val="center"/>
+            <w:hideMark/>
+          </w:tcPr>
+          <w:p>
+            <w:pPr>
+              <w:spacing w:after="0" w:line="240" w:lineRule="auto"/>
+              <w:rPr>
+                <w:rFonts w:ascii="Times New Roman" w:eastAsia="Times New Roman" w:hAnsi="Times New Roman" w:cs="Times New Roman"/>
+                <w:sz w:val="24"/>
+                <w:szCs w:val="24"/>
+                <w:lang w:bidi="ar-SA"/>
+              </w:rPr>
+            </w:pPr>
+            <w:r>
+              <w:rPr>
+                <w:rFonts w:ascii="Times New Roman" w:eastAsia="Times New Roman" w:hAnsi="Times New Roman" w:cs="Times New Roman"/>
+                <w:sz w:val="24"/>
+                <w:szCs w:val="24"/>
+                <w:lang w:bidi="ar-SA"/>
+              </w:rPr>
+              <w:t>2026-05-10 12:00:00</w:t>
+            </w:r>
+          </w:p>
+        </w:tc>
+        <w:tc>
+          <w:tcPr>
+            <w:tcW w:w="0" w:type="auto"/>
+            <w:vAlign w:val="center"/>
+            <w:hideMark/>
+          </w:tcPr>
+          <w:p>
+            <w:pPr>
+              <w:spacing w:after="0" w:line="240" w:lineRule="auto"/>
+              <w:rPr>
+                <w:rFonts w:ascii="Times New Roman" w:eastAsia="Times New Roman" w:hAnsi="Times New Roman" w:cs="Times New Roman"/>
+                <w:sz w:val="24"/>
+                <w:szCs w:val="24"/>
+                <w:lang w:bidi="ar-SA"/>
+              </w:rPr>
+            </w:pPr>
+            <w:r>
+              <w:rPr>
+                <w:rFonts w:ascii="Times New Roman" w:eastAsia="Times New Roman" w:hAnsi="Times New Roman" w:cs="Times New Roman"/>
+                <w:sz w:val="24"/>
+                <w:szCs w:val="24"/>
+                <w:lang w:bidi="ar-SA"/>
+              </w:rPr>
+              <w:t>250</w:t>
+            </w:r>
+          </w:p>
+        </w:tc>
+        <w:tc>
+          <w:tcPr>
+            <w:tcW w:w="0" w:type="auto"/>
+            <w:vAlign w:val="center"/>
+            <w:hideMark/>
+          </w:tcPr>
+          <w:p>
+            <w:pPr>
+              <w:spacing w:after="0" w:line="240" w:lineRule="auto"/>
+              <w:rPr>
+                <w:rFonts w:ascii="Times New Roman" w:eastAsia="Times New Roman" w:hAnsi="Times New Roman" w:cs="Times New Roman"/>
+                <w:sz w:val="24"/>
+                <w:szCs w:val="24"/>
+                <w:lang w:bidi="ar-SA"/>
+              </w:rPr>
+            </w:pPr>
+            <w:r>
+              <w:rPr>
+                <w:rFonts w:ascii="Times New Roman" w:eastAsia="Times New Roman" w:hAnsi="Times New Roman" w:cs="Times New Roman"/>
+                <w:sz w:val="24"/>
+                <w:szCs w:val="24"/>
+                <w:lang w:bidi="ar-SA"/>
+              </w:rPr>
+              <w:t>IT Training Center</w:t>
+            </w:r>
+          </w:p>
+        </w:tc>
+        <w:tc>
+          <w:tcPr>
+            <w:tcW w:w="0" w:type="auto"/>
+            <w:vAlign w:val="center"/>
+            <w:hideMark/>
+          </w:tcPr>
+          <w:p>
+            <w:pPr>
+              <w:spacing w:after="0" w:line="240" w:lineRule="auto"/>
+              <w:rPr>
+                <w:rFonts w:ascii="Times New Roman" w:eastAsia="Times New Roman" w:hAnsi="Times New Roman" w:cs="Times New Roman"/>
+                <w:sz w:val="24"/>
+                <w:szCs w:val="24"/>
+                <w:lang w:bidi="ar-SA"/>
+              </w:rPr>
+            </w:pPr>
+            <w:proofErr w:type="spellStart"/>
+            <w:r>
+              <w:rPr>
+                <w:rFonts w:ascii="Times New Roman" w:eastAsia="Times New Roman" w:hAnsi="Times New Roman" w:cs="Times New Roman"/>
+                <w:sz w:val="24"/>
+                <w:szCs w:val="24"/>
+                <w:lang w:bidi="ar-SA"/>
+              </w:rPr>
+              <w:t>Ahmedabad</w:t>
+            </w:r>
+            <w:proofErr w:type="spellEnd"/>
+          </w:p>
+        </w:tc>
+        <w:tc>
+          <w:tcPr>
+            <w:tcW w:w="0" w:type="auto"/>
+            <w:vAlign w:val="center"/>
+            <w:hideMark/>
+          </w:tcPr>
+          <w:p>
+            <w:pPr>
+              <w:spacing w:after="0" w:line="240" w:lineRule="auto"/>
+              <w:rPr>
+                <w:rFonts w:ascii="Times New Roman" w:eastAsia="Times New Roman" w:hAnsi="Times New Roman" w:cs="Times New Roman"/>
+                <w:sz w:val="24"/>
+                <w:szCs w:val="24"/>
+                <w:lang w:bidi="ar-SA"/>
+              </w:rPr>
+            </w:pPr>
+            <w:r>
+              <w:rPr>
+                <w:rFonts w:ascii="Times New Roman" w:eastAsia="Times New Roman" w:hAnsi="Times New Roman" w:cs="Times New Roman"/>
+                <w:sz w:val="24"/>
+                <w:szCs w:val="24"/>
+                <w:lang w:bidi="ar-SA"/>
+              </w:rPr>
+              <w:t>cloud.jpg</w:t>
+            </w:r>
+          </w:p>
+        </w:tc>
+        <w:tc>
+          <w:tcPr>
+            <w:tcW w:w="0" w:type="auto"/>
+            <w:vAlign w:val="center"/>
+            <w:hideMark/>
+          </w:tcPr>
+          <w:p>
+            <w:pPr>
+              <w:spacing w:after="0" w:line="240" w:lineRule="auto"/>
+              <w:rPr>
+                <w:rFonts w:ascii="Times New Roman" w:eastAsia="Times New Roman" w:hAnsi="Times New Roman" w:cs="Times New Roman"/>
+                <w:sz w:val="24"/>
+                <w:szCs w:val="24"/>
+                <w:lang w:bidi="ar-SA"/>
+              </w:rPr>
+            </w:pPr>
+            <w:r>
+              <w:rPr>
+                <w:rFonts w:ascii="Times New Roman" w:eastAsia="Times New Roman" w:hAnsi="Times New Roman" w:cs="Times New Roman"/>
+                <w:sz w:val="24"/>
+                <w:szCs w:val="24"/>
+                <w:lang w:bidi="ar-SA"/>
+              </w:rPr>
+              <w:t>Paid</w:t>
+            </w:r>
+          </w:p>
+        </w:tc>
+        <w:tc>
+          <w:tcPr>
+            <w:tcW w:w="0" w:type="auto"/>
+            <w:vAlign w:val="center"/>
+            <w:hideMark/>
+          </w:tcPr>
+          <w:p>
+            <w:pPr>
+              <w:spacing w:after="0" w:line="240" w:lineRule="auto"/>
+              <w:rPr>
+                <w:rFonts w:ascii="Times New Roman" w:eastAsia="Times New Roman" w:hAnsi="Times New Roman" w:cs="Times New Roman"/>
+                <w:sz w:val="24"/>
+                <w:szCs w:val="24"/>
+                <w:lang w:bidi="ar-SA"/>
+              </w:rPr>
+            </w:pPr>
+            <w:r>
+              <w:rPr>
+                <w:rFonts w:ascii="Times New Roman" w:eastAsia="Times New Roman" w:hAnsi="Times New Roman" w:cs="Times New Roman"/>
+                <w:sz w:val="24"/>
+                <w:szCs w:val="24"/>
+                <w:lang w:bidi="ar-SA"/>
+              </w:rPr>
+              <w:t>Introduction to cloud services like AWS and deployment practices.</w:t>
+            </w:r>
+          </w:p>
+        </w:tc>
+        <w:tc>
+          <w:tcPr>
+            <w:tcW w:w="0" w:type="auto"/>
+            <w:vAlign w:val="center"/>
+            <w:hideMark/>
+          </w:tcPr>
+          <w:p>
+            <w:pPr>
+              <w:spacing w:after="0" w:line="240" w:lineRule="auto"/>
+              <w:rPr>
+                <w:rFonts w:ascii="Times New Roman" w:eastAsia="Times New Roman" w:hAnsi="Times New Roman" w:cs="Times New Roman"/>
+                <w:sz w:val="24"/>
+                <w:szCs w:val="24"/>
+                <w:lang w:bidi="ar-SA"/>
+              </w:rPr>
+            </w:pPr>
+            <w:r>
+              <w:rPr>
+                <w:rFonts w:ascii="Times New Roman" w:eastAsia="Times New Roman" w:hAnsi="Times New Roman" w:cs="Times New Roman"/>
+                <w:sz w:val="24"/>
+                <w:szCs w:val="24"/>
+                <w:lang w:bidi="ar-SA"/>
+              </w:rPr>
+              <w:t>75</w:t>
+            </w:r>
+          </w:p>
+        </w:tc>
+        <w:tc>
+          <w:tcPr>
+            <w:tcW w:w="0" w:type="auto"/>
+            <w:vAlign w:val="center"/>
+            <w:hideMark/>
+          </w:tcPr>
+          <w:p>
+            <w:pPr>
+              <w:spacing w:after="0" w:line="240" w:lineRule="auto"/>
+              <w:rPr>
+                <w:rFonts w:ascii="Times New Roman" w:eastAsia="Times New Roman" w:hAnsi="Times New Roman" w:cs="Times New Roman"/>
+                <w:sz w:val="24"/>
+                <w:szCs w:val="24"/>
+                <w:lang w:bidi="ar-SA"/>
+              </w:rPr>
+            </w:pPr>
+            <w:r>
+              <w:rPr>
+                <w:rFonts w:ascii="Times New Roman" w:eastAsia="Times New Roman" w:hAnsi="Times New Roman" w:cs="Times New Roman"/>
+                <w:sz w:val="24"/>
+                <w:szCs w:val="24"/>
+                <w:lang w:bidi="ar-SA"/>
+              </w:rPr>
+              <w:t>90</w:t>
+            </w:r>
+          </w:p>
+        </w:tc>
+      </w:tr>
+    </w:tbl>
+    <w:p>
+      <w:pPr>
+        <w:spacing w:after="0" w:line="240" w:lineRule="auto"/>
+        <w:rPr>
+          <w:rFonts w:ascii="Times New Roman" w:eastAsia="Times New Roman" w:hAnsi="Times New Roman" w:cs="Times New Roman"/>
+          <w:sz w:val="24"/>
+          <w:szCs w:val="24"/>
+          <w:lang w:bidi="ar-SA"/>
+        </w:rPr>
+      </w:pPr>
+      <w:r>
+        <w:rPr>
+          <w:rFonts w:ascii="Times New Roman" w:eastAsia="Times New Roman" w:hAnsi="Times New Roman" w:cs="Times New Roman"/>
+          <w:sz w:val="24"/>
+          <w:szCs w:val="24"/>
+          <w:lang w:bidi="ar-SA"/>
+        </w:rPr>
+        <w:pict>
+          <v:rect id="_x0000_i1028" style="width:0;height:1.5pt" o:hralign="center" o:hrstd="t" o:hr="t" fillcolor="#a0a0a0" stroked="f"/>
+        </w:pict>
+      </w:r>
+    </w:p>
+    <w:p>
+      <w:pPr>
+        <w:pBdr>
+          <w:top w:val="single" w:sz="6" w:space="1" w:color="auto"/>
+        </w:pBdr>
+        <w:spacing w:after="0" w:line="240" w:lineRule="auto"/>
+        <w:jc w:val="center"/>
+        <w:rPr>
+          <w:rFonts w:ascii="Arial" w:eastAsia="Times New Roman" w:hAnsi="Arial" w:cs="Arial"/>
+          <w:vanish/>
+          <w:sz w:val="16"/>
+          <w:szCs w:val="16"/>
+          <w:lang w:bidi="ar-SA"/>
+        </w:rPr>
+      </w:pPr>
+      <w:r>
+        <w:rPr>
+          <w:rFonts w:ascii="Arial" w:eastAsia="Times New Roman" w:hAnsi="Arial" w:cs="Arial"/>
+          <w:vanish/>
+          <w:sz w:val="16"/>
+          <w:szCs w:val="16"/>
+          <w:lang w:bidi="ar-SA"/>
+        </w:rPr>
+        <w:t>Bottom of Form</w:t>
+      </w:r>
+    </w:p>
     <w:p>
       <w:pPr>
         <w:rPr>
@@ -5577,6 +13151,155 @@
     </w:lvl>
   </w:abstractNum>
   <w:abstractNum w:abstractNumId="2">
+    <w:nsid w:val="36B62527"/>
+    <w:multiLevelType w:val="multilevel"/>
+    <w:tmpl w:val="E19A5838"/>
+    <w:lvl w:ilvl="0">
+      <w:start w:val="1"/>
+      <w:numFmt w:val="bullet"/>
+      <w:lvlText w:val=""/>
+      <w:lvlJc w:val="left"/>
+      <w:pPr>
+        <w:tabs>
+          <w:tab w:val="num" w:pos="720"/>
+        </w:tabs>
+        <w:ind w:left="720" w:hanging="360"/>
+      </w:pPr>
+      <w:rPr>
+        <w:rFonts w:ascii="Symbol" w:hAnsi="Symbol" w:hint="default"/>
+        <w:sz w:val="20"/>
+      </w:rPr>
+    </w:lvl>
+    <w:lvl w:ilvl="1" w:tentative="1">
+      <w:start w:val="1"/>
+      <w:numFmt w:val="bullet"/>
+      <w:lvlText w:val="o"/>
+      <w:lvlJc w:val="left"/>
+      <w:pPr>
+        <w:tabs>
+          <w:tab w:val="num" w:pos="1440"/>
+        </w:tabs>
+        <w:ind w:left="1440" w:hanging="360"/>
+      </w:pPr>
+      <w:rPr>
+        <w:rFonts w:ascii="Courier New" w:hAnsi="Courier New" w:hint="default"/>
+        <w:sz w:val="20"/>
+      </w:rPr>
+    </w:lvl>
+    <w:lvl w:ilvl="2" w:tentative="1">
+      <w:start w:val="1"/>
+      <w:numFmt w:val="bullet"/>
+      <w:lvlText w:val=""/>
+      <w:lvlJc w:val="left"/>
+      <w:pPr>
+        <w:tabs>
+          <w:tab w:val="num" w:pos="2160"/>
+        </w:tabs>
+        <w:ind w:left="2160" w:hanging="360"/>
+      </w:pPr>
+      <w:rPr>
+        <w:rFonts w:ascii="Wingdings" w:hAnsi="Wingdings" w:hint="default"/>
+        <w:sz w:val="20"/>
+      </w:rPr>
+    </w:lvl>
+    <w:lvl w:ilvl="3" w:tentative="1">
+      <w:start w:val="1"/>
+      <w:numFmt w:val="bullet"/>
+      <w:lvlText w:val=""/>
+      <w:lvlJc w:val="left"/>
+      <w:pPr>
+        <w:tabs>
+          <w:tab w:val="num" w:pos="2880"/>
+        </w:tabs>
+        <w:ind w:left="2880" w:hanging="360"/>
+      </w:pPr>
+      <w:rPr>
+        <w:rFonts w:ascii="Wingdings" w:hAnsi="Wingdings" w:hint="default"/>
+        <w:sz w:val="20"/>
+      </w:rPr>
+    </w:lvl>
+    <w:lvl w:ilvl="4" w:tentative="1">
+      <w:start w:val="1"/>
+      <w:numFmt w:val="bullet"/>
+      <w:lvlText w:val=""/>
+      <w:lvlJc w:val="left"/>
+      <w:pPr>
+        <w:tabs>
+          <w:tab w:val="num" w:pos="3600"/>
+        </w:tabs>
+        <w:ind w:left="3600" w:hanging="360"/>
+      </w:pPr>
+      <w:rPr>
+        <w:rFonts w:ascii="Wingdings" w:hAnsi="Wingdings" w:hint="default"/>
+        <w:sz w:val="20"/>
+      </w:rPr>
+    </w:lvl>
+    <w:lvl w:ilvl="5" w:tentative="1">
+      <w:start w:val="1"/>
+      <w:numFmt w:val="bullet"/>
+      <w:lvlText w:val=""/>
+      <w:lvlJc w:val="left"/>
+      <w:pPr>
+        <w:tabs>
+          <w:tab w:val="num" w:pos="4320"/>
+        </w:tabs>
+        <w:ind w:left="4320" w:hanging="360"/>
+      </w:pPr>
+      <w:rPr>
+        <w:rFonts w:ascii="Wingdings" w:hAnsi="Wingdings" w:hint="default"/>
+        <w:sz w:val="20"/>
+      </w:rPr>
+    </w:lvl>
+    <w:lvl w:ilvl="6" w:tentative="1">
+      <w:start w:val="1"/>
+      <w:numFmt w:val="bullet"/>
+      <w:lvlText w:val=""/>
+      <w:lvlJc w:val="left"/>
+      <w:pPr>
+        <w:tabs>
+          <w:tab w:val="num" w:pos="5040"/>
+        </w:tabs>
+        <w:ind w:left="5040" w:hanging="360"/>
+      </w:pPr>
+      <w:rPr>
+        <w:rFonts w:ascii="Wingdings" w:hAnsi="Wingdings" w:hint="default"/>
+        <w:sz w:val="20"/>
+      </w:rPr>
+    </w:lvl>
+    <w:lvl w:ilvl="7" w:tentative="1">
+      <w:start w:val="1"/>
+      <w:numFmt w:val="bullet"/>
+      <w:lvlText w:val=""/>
+      <w:lvlJc w:val="left"/>
+      <w:pPr>
+        <w:tabs>
+          <w:tab w:val="num" w:pos="5760"/>
+        </w:tabs>
+        <w:ind w:left="5760" w:hanging="360"/>
+      </w:pPr>
+      <w:rPr>
+        <w:rFonts w:ascii="Wingdings" w:hAnsi="Wingdings" w:hint="default"/>
+        <w:sz w:val="20"/>
+      </w:rPr>
+    </w:lvl>
+    <w:lvl w:ilvl="8" w:tentative="1">
+      <w:start w:val="1"/>
+      <w:numFmt w:val="bullet"/>
+      <w:lvlText w:val=""/>
+      <w:lvlJc w:val="left"/>
+      <w:pPr>
+        <w:tabs>
+          <w:tab w:val="num" w:pos="6480"/>
+        </w:tabs>
+        <w:ind w:left="6480" w:hanging="360"/>
+      </w:pPr>
+      <w:rPr>
+        <w:rFonts w:ascii="Wingdings" w:hAnsi="Wingdings" w:hint="default"/>
+        <w:sz w:val="20"/>
+      </w:rPr>
+    </w:lvl>
+  </w:abstractNum>
+  <w:abstractNum w:abstractNumId="3">
     <w:nsid w:val="3FDA4BDC"/>
     <w:multiLevelType w:val="hybridMultilevel"/>
     <w:tmpl w:val="05CA557C"/>
@@ -5689,7 +13412,7 @@
       </w:rPr>
     </w:lvl>
   </w:abstractNum>
-  <w:abstractNum w:abstractNumId="3">
+  <w:abstractNum w:abstractNumId="4">
     <w:nsid w:val="731B211F"/>
     <w:multiLevelType w:val="hybridMultilevel"/>
     <w:tmpl w:val="C0D2E51A"/>
@@ -5802,17 +13525,172 @@
       </w:rPr>
     </w:lvl>
   </w:abstractNum>
+  <w:abstractNum w:abstractNumId="5">
+    <w:nsid w:val="73A41B87"/>
+    <w:multiLevelType w:val="multilevel"/>
+    <w:tmpl w:val="897246E4"/>
+    <w:lvl w:ilvl="0">
+      <w:start w:val="1"/>
+      <w:numFmt w:val="bullet"/>
+      <w:lvlText w:val=""/>
+      <w:lvlJc w:val="left"/>
+      <w:pPr>
+        <w:tabs>
+          <w:tab w:val="num" w:pos="720"/>
+        </w:tabs>
+        <w:ind w:left="720" w:hanging="360"/>
+      </w:pPr>
+      <w:rPr>
+        <w:rFonts w:ascii="Symbol" w:hAnsi="Symbol" w:hint="default"/>
+        <w:sz w:val="20"/>
+      </w:rPr>
+    </w:lvl>
+    <w:lvl w:ilvl="1" w:tentative="1">
+      <w:start w:val="1"/>
+      <w:numFmt w:val="bullet"/>
+      <w:lvlText w:val="o"/>
+      <w:lvlJc w:val="left"/>
+      <w:pPr>
+        <w:tabs>
+          <w:tab w:val="num" w:pos="1440"/>
+        </w:tabs>
+        <w:ind w:left="1440" w:hanging="360"/>
+      </w:pPr>
+      <w:rPr>
+        <w:rFonts w:ascii="Courier New" w:hAnsi="Courier New" w:hint="default"/>
+        <w:sz w:val="20"/>
+      </w:rPr>
+    </w:lvl>
+    <w:lvl w:ilvl="2" w:tentative="1">
+      <w:start w:val="1"/>
+      <w:numFmt w:val="bullet"/>
+      <w:lvlText w:val=""/>
+      <w:lvlJc w:val="left"/>
+      <w:pPr>
+        <w:tabs>
+          <w:tab w:val="num" w:pos="2160"/>
+        </w:tabs>
+        <w:ind w:left="2160" w:hanging="360"/>
+      </w:pPr>
+      <w:rPr>
+        <w:rFonts w:ascii="Wingdings" w:hAnsi="Wingdings" w:hint="default"/>
+        <w:sz w:val="20"/>
+      </w:rPr>
+    </w:lvl>
+    <w:lvl w:ilvl="3" w:tentative="1">
+      <w:start w:val="1"/>
+      <w:numFmt w:val="bullet"/>
+      <w:lvlText w:val=""/>
+      <w:lvlJc w:val="left"/>
+      <w:pPr>
+        <w:tabs>
+          <w:tab w:val="num" w:pos="2880"/>
+        </w:tabs>
+        <w:ind w:left="2880" w:hanging="360"/>
+      </w:pPr>
+      <w:rPr>
+        <w:rFonts w:ascii="Wingdings" w:hAnsi="Wingdings" w:hint="default"/>
+        <w:sz w:val="20"/>
+      </w:rPr>
+    </w:lvl>
+    <w:lvl w:ilvl="4" w:tentative="1">
+      <w:start w:val="1"/>
+      <w:numFmt w:val="bullet"/>
+      <w:lvlText w:val=""/>
+      <w:lvlJc w:val="left"/>
+      <w:pPr>
+        <w:tabs>
+          <w:tab w:val="num" w:pos="3600"/>
+        </w:tabs>
+        <w:ind w:left="3600" w:hanging="360"/>
+      </w:pPr>
+      <w:rPr>
+        <w:rFonts w:ascii="Wingdings" w:hAnsi="Wingdings" w:hint="default"/>
+        <w:sz w:val="20"/>
+      </w:rPr>
+    </w:lvl>
+    <w:lvl w:ilvl="5" w:tentative="1">
+      <w:start w:val="1"/>
+      <w:numFmt w:val="bullet"/>
+      <w:lvlText w:val=""/>
+      <w:lvlJc w:val="left"/>
+      <w:pPr>
+        <w:tabs>
+          <w:tab w:val="num" w:pos="4320"/>
+        </w:tabs>
+        <w:ind w:left="4320" w:hanging="360"/>
+      </w:pPr>
+      <w:rPr>
+        <w:rFonts w:ascii="Wingdings" w:hAnsi="Wingdings" w:hint="default"/>
+        <w:sz w:val="20"/>
+      </w:rPr>
+    </w:lvl>
+    <w:lvl w:ilvl="6" w:tentative="1">
+      <w:start w:val="1"/>
+      <w:numFmt w:val="bullet"/>
+      <w:lvlText w:val=""/>
+      <w:lvlJc w:val="left"/>
+      <w:pPr>
+        <w:tabs>
+          <w:tab w:val="num" w:pos="5040"/>
+        </w:tabs>
+        <w:ind w:left="5040" w:hanging="360"/>
+      </w:pPr>
+      <w:rPr>
+        <w:rFonts w:ascii="Wingdings" w:hAnsi="Wingdings" w:hint="default"/>
+        <w:sz w:val="20"/>
+      </w:rPr>
+    </w:lvl>
+    <w:lvl w:ilvl="7" w:tentative="1">
+      <w:start w:val="1"/>
+      <w:numFmt w:val="bullet"/>
+      <w:lvlText w:val=""/>
+      <w:lvlJc w:val="left"/>
+      <w:pPr>
+        <w:tabs>
+          <w:tab w:val="num" w:pos="5760"/>
+        </w:tabs>
+        <w:ind w:left="5760" w:hanging="360"/>
+      </w:pPr>
+      <w:rPr>
+        <w:rFonts w:ascii="Wingdings" w:hAnsi="Wingdings" w:hint="default"/>
+        <w:sz w:val="20"/>
+      </w:rPr>
+    </w:lvl>
+    <w:lvl w:ilvl="8" w:tentative="1">
+      <w:start w:val="1"/>
+      <w:numFmt w:val="bullet"/>
+      <w:lvlText w:val=""/>
+      <w:lvlJc w:val="left"/>
+      <w:pPr>
+        <w:tabs>
+          <w:tab w:val="num" w:pos="6480"/>
+        </w:tabs>
+        <w:ind w:left="6480" w:hanging="360"/>
+      </w:pPr>
+      <w:rPr>
+        <w:rFonts w:ascii="Wingdings" w:hAnsi="Wingdings" w:hint="default"/>
+        <w:sz w:val="20"/>
+      </w:rPr>
+    </w:lvl>
+  </w:abstractNum>
   <w:num w:numId="1">
     <w:abstractNumId w:val="0"/>
   </w:num>
   <w:num w:numId="2">
-    <w:abstractNumId w:val="3"/>
+    <w:abstractNumId w:val="4"/>
   </w:num>
   <w:num w:numId="3">
     <w:abstractNumId w:val="1"/>
   </w:num>
   <w:num w:numId="4">
+    <w:abstractNumId w:val="3"/>
+  </w:num>
+  <w:num w:numId="5">
     <w:abstractNumId w:val="2"/>
+  </w:num>
+  <w:num w:numId="6">
+    <w:abstractNumId w:val="5"/>
   </w:num>
 </w:numbering>
 </file>
@@ -5978,6 +13856,27 @@
     <w:qFormat/>
     <w:rsid w:val="00EF21A1"/>
   </w:style>
+  <w:style w:type="paragraph" w:styleId="Heading1">
+    <w:name w:val="heading 1"/>
+    <w:basedOn w:val="Normal"/>
+    <w:link w:val="Heading1Char"/>
+    <w:uiPriority w:val="9"/>
+    <w:qFormat/>
+    <w:rsid w:val="00BE174C"/>
+    <w:pPr>
+      <w:spacing w:before="100" w:beforeAutospacing="1" w:after="100" w:afterAutospacing="1" w:line="240" w:lineRule="auto"/>
+      <w:outlineLvl w:val="0"/>
+    </w:pPr>
+    <w:rPr>
+      <w:rFonts w:ascii="Times New Roman" w:eastAsia="Times New Roman" w:hAnsi="Times New Roman" w:cs="Times New Roman"/>
+      <w:b/>
+      <w:bCs/>
+      <w:kern w:val="36"/>
+      <w:sz w:val="48"/>
+      <w:szCs w:val="48"/>
+      <w:lang w:bidi="ar-SA"/>
+    </w:rPr>
+  </w:style>
   <w:style w:type="character" w:default="1" w:styleId="DefaultParagraphFont">
     <w:name w:val="Default Paragraph Font"/>
     <w:uiPriority w:val="1"/>
@@ -6042,6 +13941,144 @@
       <w:ind w:left="720"/>
       <w:contextualSpacing/>
     </w:pPr>
+  </w:style>
+  <w:style w:type="character" w:customStyle="1" w:styleId="Heading1Char">
+    <w:name w:val="Heading 1 Char"/>
+    <w:basedOn w:val="DefaultParagraphFont"/>
+    <w:link w:val="Heading1"/>
+    <w:uiPriority w:val="9"/>
+    <w:rsid w:val="00BE174C"/>
+    <w:rPr>
+      <w:rFonts w:ascii="Times New Roman" w:eastAsia="Times New Roman" w:hAnsi="Times New Roman" w:cs="Times New Roman"/>
+      <w:b/>
+      <w:bCs/>
+      <w:kern w:val="36"/>
+      <w:sz w:val="48"/>
+      <w:szCs w:val="48"/>
+      <w:lang w:bidi="ar-SA"/>
+    </w:rPr>
+  </w:style>
+  <w:style w:type="paragraph" w:styleId="NormalWeb">
+    <w:name w:val="Normal (Web)"/>
+    <w:basedOn w:val="Normal"/>
+    <w:uiPriority w:val="99"/>
+    <w:semiHidden/>
+    <w:unhideWhenUsed/>
+    <w:rsid w:val="00BE174C"/>
+    <w:pPr>
+      <w:spacing w:before="100" w:beforeAutospacing="1" w:after="100" w:afterAutospacing="1" w:line="240" w:lineRule="auto"/>
+    </w:pPr>
+    <w:rPr>
+      <w:rFonts w:ascii="Times New Roman" w:eastAsia="Times New Roman" w:hAnsi="Times New Roman" w:cs="Times New Roman"/>
+      <w:sz w:val="24"/>
+      <w:szCs w:val="24"/>
+      <w:lang w:bidi="ar-SA"/>
+    </w:rPr>
+  </w:style>
+  <w:style w:type="character" w:styleId="Strong">
+    <w:name w:val="Strong"/>
+    <w:basedOn w:val="DefaultParagraphFont"/>
+    <w:uiPriority w:val="22"/>
+    <w:qFormat/>
+    <w:rsid w:val="00BE174C"/>
+    <w:rPr>
+      <w:b/>
+      <w:bCs/>
+    </w:rPr>
+  </w:style>
+  <w:style w:type="paragraph" w:styleId="z-TopofForm">
+    <w:name w:val="HTML Top of Form"/>
+    <w:basedOn w:val="Normal"/>
+    <w:next w:val="Normal"/>
+    <w:link w:val="z-TopofFormChar"/>
+    <w:hidden/>
+    <w:uiPriority w:val="99"/>
+    <w:semiHidden/>
+    <w:unhideWhenUsed/>
+    <w:rsid w:val="00BE174C"/>
+    <w:pPr>
+      <w:pBdr>
+        <w:bottom w:val="single" w:sz="6" w:space="1" w:color="auto"/>
+      </w:pBdr>
+      <w:spacing w:after="0" w:line="240" w:lineRule="auto"/>
+      <w:jc w:val="center"/>
+    </w:pPr>
+    <w:rPr>
+      <w:rFonts w:ascii="Arial" w:eastAsia="Times New Roman" w:hAnsi="Arial" w:cs="Arial"/>
+      <w:vanish/>
+      <w:sz w:val="16"/>
+      <w:szCs w:val="16"/>
+      <w:lang w:bidi="ar-SA"/>
+    </w:rPr>
+  </w:style>
+  <w:style w:type="character" w:customStyle="1" w:styleId="z-TopofFormChar">
+    <w:name w:val="z-Top of Form Char"/>
+    <w:basedOn w:val="DefaultParagraphFont"/>
+    <w:link w:val="z-TopofForm"/>
+    <w:uiPriority w:val="99"/>
+    <w:semiHidden/>
+    <w:rsid w:val="00BE174C"/>
+    <w:rPr>
+      <w:rFonts w:ascii="Arial" w:eastAsia="Times New Roman" w:hAnsi="Arial" w:cs="Arial"/>
+      <w:vanish/>
+      <w:sz w:val="16"/>
+      <w:szCs w:val="16"/>
+      <w:lang w:bidi="ar-SA"/>
+    </w:rPr>
+  </w:style>
+  <w:style w:type="paragraph" w:customStyle="1" w:styleId="placeholder">
+    <w:name w:val="placeholder"/>
+    <w:basedOn w:val="Normal"/>
+    <w:rsid w:val="00BE174C"/>
+    <w:pPr>
+      <w:spacing w:before="100" w:beforeAutospacing="1" w:after="100" w:afterAutospacing="1" w:line="240" w:lineRule="auto"/>
+    </w:pPr>
+    <w:rPr>
+      <w:rFonts w:ascii="Times New Roman" w:eastAsia="Times New Roman" w:hAnsi="Times New Roman" w:cs="Times New Roman"/>
+      <w:sz w:val="24"/>
+      <w:szCs w:val="24"/>
+      <w:lang w:bidi="ar-SA"/>
+    </w:rPr>
+  </w:style>
+  <w:style w:type="paragraph" w:styleId="z-BottomofForm">
+    <w:name w:val="HTML Bottom of Form"/>
+    <w:basedOn w:val="Normal"/>
+    <w:next w:val="Normal"/>
+    <w:link w:val="z-BottomofFormChar"/>
+    <w:hidden/>
+    <w:uiPriority w:val="99"/>
+    <w:semiHidden/>
+    <w:unhideWhenUsed/>
+    <w:rsid w:val="00BE174C"/>
+    <w:pPr>
+      <w:pBdr>
+        <w:top w:val="single" w:sz="6" w:space="1" w:color="auto"/>
+      </w:pBdr>
+      <w:spacing w:after="0" w:line="240" w:lineRule="auto"/>
+      <w:jc w:val="center"/>
+    </w:pPr>
+    <w:rPr>
+      <w:rFonts w:ascii="Arial" w:eastAsia="Times New Roman" w:hAnsi="Arial" w:cs="Arial"/>
+      <w:vanish/>
+      <w:sz w:val="16"/>
+      <w:szCs w:val="16"/>
+      <w:lang w:bidi="ar-SA"/>
+    </w:rPr>
+  </w:style>
+  <w:style w:type="character" w:customStyle="1" w:styleId="z-BottomofFormChar">
+    <w:name w:val="z-Bottom of Form Char"/>
+    <w:basedOn w:val="DefaultParagraphFont"/>
+    <w:link w:val="z-BottomofForm"/>
+    <w:uiPriority w:val="99"/>
+    <w:semiHidden/>
+    <w:rsid w:val="00BE174C"/>
+    <w:rPr>
+      <w:rFonts w:ascii="Arial" w:eastAsia="Times New Roman" w:hAnsi="Arial" w:cs="Arial"/>
+      <w:vanish/>
+      <w:sz w:val="16"/>
+      <w:szCs w:val="16"/>
+      <w:lang w:bidi="ar-SA"/>
+    </w:rPr>
   </w:style>
 </w:styles>
 </file>
